--- a/assets/najih-driss-cv-en-long.docx
+++ b/assets/najih-driss-cv-en-long.docx
@@ -2,10 +2,6 @@
 <file path=word/document.xml><?xml version="1.0" encoding="utf-8"?>
 <w:document xmlns:a="http://schemas.openxmlformats.org/drawingml/2006/main" xmlns:cdr="http://schemas.openxmlformats.org/drawingml/2006/chartDrawing" xmlns:o="urn:schemas-microsoft-com:office:office" xmlns:pic="http://schemas.openxmlformats.org/drawingml/2006/picture" xmlns:r="http://schemas.openxmlformats.org/officeDocument/2006/relationships" xmlns:v="urn:schemas-microsoft-com:vml" xmlns:ve="http://schemas.openxmlformats.org/markup-compatibility/2006" xmlns:vt="http://schemas.openxmlformats.org/officeDocument/2006/docPropsVTypes" xmlns:w="http://schemas.openxmlformats.org/wordprocessingml/2006/main" xmlns:w10="urn:schemas-microsoft-com:office:word" xmlns:wp="http://schemas.openxmlformats.org/drawingml/2006/wordprocessingDrawing" xmlns:wne="http://schemas.microsoft.com/office/word/2006/wordml">
   <w:body>
-    <w:sectPr>
-      <w:pgSz w:w="11906" w:h="16838" w:orient="portrait"/>
-      <w:pgMar w:top="907" w:right="1020" w:bottom="1020" w:left="1020" w:header="undefined" w:footer="undefined" w:gutter="undefined"/>
-    </w:sectPr>
     <w:p>
       <w:pPr>
         <w:spacing w:lineRule="auto"/>
@@ -34,9 +30,9 @@
       </w:pPr>
       <w:r>
         <w:rPr>
+          <w:b/>
+          <w:color w:val="0969da"/>
           <w:sz w:val="24"/>
-          <w:color w:val="0969da"/>
-          <w:b/>
         </w:rPr>
         <w:t xml:space="preserve">Senior Software Engineer – AI-Driven Apps</w:t>
       </w:r>
@@ -55,9 +51,9 @@
       <w:hyperlink r:id="rId6">
         <w:r>
           <w:rPr>
+            <w:rStyle w:val="Hyperlink"/>
             <w:color w:val="57606a"/>
             <w:sz w:val="19"/>
-            <w:rStyle w:val="Hyperlink"/>
           </w:rPr>
           <w:t xml:space="preserve">najih.driss73@gmail.com</w:t>
         </w:r>
@@ -86,9 +82,9 @@
       <w:hyperlink r:id="rId7">
         <w:r>
           <w:rPr>
+            <w:rStyle w:val="Hyperlink"/>
             <w:color w:val="57606a"/>
             <w:sz w:val="19"/>
-            <w:rStyle w:val="Hyperlink"/>
           </w:rPr>
           <w:t xml:space="preserve">https://www.linkedin.com/in/najih-driss/</w:t>
         </w:r>
@@ -110,9 +106,9 @@
       <w:hyperlink r:id="rId8">
         <w:r>
           <w:rPr>
+            <w:rStyle w:val="Hyperlink"/>
             <w:color w:val="57606a"/>
             <w:sz w:val="19"/>
-            <w:rStyle w:val="Hyperlink"/>
           </w:rPr>
           <w:t xml:space="preserve">https://github.com/kouji-dev</w:t>
         </w:r>
@@ -134,9 +130,9 @@
       <w:hyperlink r:id="rId9">
         <w:r>
           <w:rPr>
+            <w:rStyle w:val="Hyperlink"/>
             <w:color w:val="57606a"/>
             <w:sz w:val="19"/>
-            <w:rStyle w:val="Hyperlink"/>
           </w:rPr>
           <w:t xml:space="preserve">https://www.kouji.dev</w:t>
         </w:r>
@@ -158,9 +154,9 @@
       <w:hyperlink r:id="rId10">
         <w:r>
           <w:rPr>
+            <w:rStyle w:val="Hyperlink"/>
             <w:color w:val="57606a"/>
             <w:sz w:val="19"/>
-            <w:rStyle w:val="Hyperlink"/>
           </w:rPr>
           <w:t xml:space="preserve">https://calendar.app.google/KTPtgPtkgrbJUEjm7</w:t>
         </w:r>
@@ -191,8 +187,8 @@
       </w:r>
       <w:r>
         <w:rPr>
-          <w:sz w:val="21"/>
-          <w:b/>
+          <w:b/>
+          <w:sz w:val="21"/>
         </w:rPr>
         <w:t xml:space="preserve">7+ years of experience</w:t>
       </w:r>
@@ -215,8 +211,8 @@
       </w:r>
       <w:r>
         <w:rPr>
-          <w:sz w:val="21"/>
-          <w:b/>
+          <w:b/>
+          <w:sz w:val="21"/>
         </w:rPr>
         <w:t xml:space="preserve">complex frontend frameworks, backend systems, and platform-level development</w:t>
       </w:r>
@@ -228,8 +224,8 @@
       </w:r>
       <w:r>
         <w:rPr>
-          <w:sz w:val="21"/>
-          <w:b/>
+          <w:b/>
+          <w:sz w:val="21"/>
         </w:rPr>
         <w:t xml:space="preserve">shared frameworks, low-code-like systems, and enterprise tooling</w:t>
       </w:r>
@@ -252,8 +248,8 @@
       </w:r>
       <w:r>
         <w:rPr>
-          <w:sz w:val="21"/>
-          <w:b/>
+          <w:b/>
+          <w:sz w:val="21"/>
         </w:rPr>
         <w:t xml:space="preserve">AI-driven application design</w:t>
       </w:r>
@@ -265,8 +261,8 @@
       </w:r>
       <w:r>
         <w:rPr>
-          <w:sz w:val="21"/>
-          <w:b/>
+          <w:b/>
+          <w:sz w:val="21"/>
         </w:rPr>
         <w:t xml:space="preserve">backend systems prepared for AI integration</w:t>
       </w:r>
@@ -278,8 +274,8 @@
       </w:r>
       <w:r>
         <w:rPr>
-          <w:sz w:val="21"/>
-          <w:b/>
+          <w:b/>
+          <w:sz w:val="21"/>
         </w:rPr>
         <w:t xml:space="preserve">Python and LLM APIs in personal and proof-of-concept contexts</w:t>
       </w:r>
@@ -411,8 +407,8 @@
       </w:pPr>
       <w:r>
         <w:rPr>
-          <w:sz w:val="21"/>
-          <w:b/>
+          <w:b/>
+          <w:sz w:val="21"/>
         </w:rPr>
         <w:t xml:space="preserve">Languages:</w:t>
       </w:r>
@@ -429,8 +425,8 @@
       </w:pPr>
       <w:r>
         <w:rPr>
-          <w:sz w:val="21"/>
-          <w:b/>
+          <w:b/>
+          <w:sz w:val="21"/>
         </w:rPr>
         <w:t xml:space="preserve">Front-End:</w:t>
       </w:r>
@@ -447,8 +443,8 @@
       </w:pPr>
       <w:r>
         <w:rPr>
-          <w:sz w:val="21"/>
-          <w:b/>
+          <w:b/>
+          <w:sz w:val="21"/>
         </w:rPr>
         <w:t xml:space="preserve">Back-End:</w:t>
       </w:r>
@@ -465,8 +461,8 @@
       </w:pPr>
       <w:r>
         <w:rPr>
-          <w:sz w:val="21"/>
-          <w:b/>
+          <w:b/>
+          <w:sz w:val="21"/>
         </w:rPr>
         <w:t xml:space="preserve">APIs:</w:t>
       </w:r>
@@ -483,8 +479,8 @@
       </w:pPr>
       <w:r>
         <w:rPr>
-          <w:sz w:val="21"/>
-          <w:b/>
+          <w:b/>
+          <w:sz w:val="21"/>
         </w:rPr>
         <w:t xml:space="preserve">Databases:</w:t>
       </w:r>
@@ -501,8 +497,8 @@
       </w:pPr>
       <w:r>
         <w:rPr>
-          <w:sz w:val="21"/>
-          <w:b/>
+          <w:b/>
+          <w:sz w:val="21"/>
         </w:rPr>
         <w:t xml:space="preserve">Messaging:</w:t>
       </w:r>
@@ -519,8 +515,8 @@
       </w:pPr>
       <w:r>
         <w:rPr>
-          <w:sz w:val="21"/>
-          <w:b/>
+          <w:b/>
+          <w:sz w:val="21"/>
         </w:rPr>
         <w:t xml:space="preserve">Security:</w:t>
       </w:r>
@@ -537,8 +533,8 @@
       </w:pPr>
       <w:r>
         <w:rPr>
-          <w:sz w:val="21"/>
-          <w:b/>
+          <w:b/>
+          <w:sz w:val="21"/>
         </w:rPr>
         <w:t xml:space="preserve">Cloud:</w:t>
       </w:r>
@@ -555,8 +551,8 @@
       </w:pPr>
       <w:r>
         <w:rPr>
-          <w:sz w:val="21"/>
-          <w:b/>
+          <w:b/>
+          <w:sz w:val="21"/>
         </w:rPr>
         <w:t xml:space="preserve">DevOps:</w:t>
       </w:r>
@@ -573,8 +569,8 @@
       </w:pPr>
       <w:r>
         <w:rPr>
-          <w:sz w:val="21"/>
-          <w:b/>
+          <w:b/>
+          <w:sz w:val="21"/>
         </w:rPr>
         <w:t xml:space="preserve">Testing:</w:t>
       </w:r>
@@ -591,8 +587,8 @@
       </w:pPr>
       <w:r>
         <w:rPr>
-          <w:sz w:val="21"/>
-          <w:b/>
+          <w:b/>
+          <w:sz w:val="21"/>
         </w:rPr>
         <w:t xml:space="preserve">Tools &amp; Practices:</w:t>
       </w:r>
@@ -647,15 +643,15 @@
       </w:pPr>
       <w:r>
         <w:rPr>
-          <w:sz w:val="21"/>
-          <w:b/>
+          <w:b/>
+          <w:sz w:val="21"/>
         </w:rPr>
         <w:t xml:space="preserve">Project context:</w:t>
       </w:r>
       <w:r>
         <w:rPr>
-          <w:sz w:val="21"/>
-          <w:b/>
+          <w:b/>
+          <w:sz w:val="21"/>
         </w:rPr>
         <w:t xml:space="preserve">Preesm Portal</w:t>
       </w:r>
@@ -667,8 +663,8 @@
       </w:r>
       <w:r>
         <w:rPr>
-          <w:sz w:val="21"/>
-          <w:b/>
+          <w:b/>
+          <w:sz w:val="21"/>
         </w:rPr>
         <w:t xml:space="preserve">multi-tenant</w:t>
       </w:r>
@@ -685,8 +681,8 @@
       </w:pPr>
       <w:r>
         <w:rPr>
-          <w:sz w:val="21"/>
-          <w:b/>
+          <w:b/>
+          <w:sz w:val="21"/>
         </w:rPr>
         <w:t xml:space="preserve">Responsibilities:</w:t>
       </w:r>
@@ -1027,8 +1023,8 @@
       </w:pPr>
       <w:r>
         <w:rPr>
-          <w:sz w:val="21"/>
-          <w:b/>
+          <w:b/>
+          <w:sz w:val="21"/>
         </w:rPr>
         <w:t xml:space="preserve">Achievements &amp; Impact:</w:t>
       </w:r>
@@ -1121,16 +1117,16 @@
       </w:pPr>
       <w:r>
         <w:rPr>
+          <w:b/>
           <w:sz w:val="19"/>
-          <w:b/>
         </w:rPr>
         <w:t xml:space="preserve">Technical Environment:</w:t>
       </w:r>
       <w:r>
         <w:rPr>
+          <w:rFonts w:ascii="Consolas" w:hAnsi="Consolas"/>
+          <w:color w:val="444444"/>
           <w:sz w:val="19"/>
-          <w:color w:val="444444"/>
-          <w:rFonts w:ascii="Consolas" w:hAnsi="Consolas"/>
         </w:rPr>
         <w:t xml:space="preserve"> Angular 22 (zoneless, signals), TypeScript, Tailwind CSS 4, Hono, Node.js, BetterAuth (passkeys, TOTP), PostgreSQL 17, Drizzle ORM, Zod, pdf-lib, nodemailer, S3-compatible storage, Playwright, Vitest, Docker, GitHub Actions, Render, OVH, Caddy, pgBackRest</w:t>
       </w:r>
@@ -1166,8 +1162,8 @@
       </w:pPr>
       <w:r>
         <w:rPr>
-          <w:sz w:val="21"/>
-          <w:b/>
+          <w:b/>
+          <w:sz w:val="21"/>
         </w:rPr>
         <w:t xml:space="preserve">Project context:</w:t>
       </w:r>
@@ -1179,8 +1175,8 @@
       </w:r>
       <w:r>
         <w:rPr>
-          <w:sz w:val="21"/>
-          <w:b/>
+          <w:b/>
+          <w:sz w:val="21"/>
         </w:rPr>
         <w:t xml:space="preserve">Maestro framework</w:t>
       </w:r>
@@ -1983,8 +1979,8 @@
       </w:pPr>
       <w:r>
         <w:rPr>
-          <w:sz w:val="21"/>
-          <w:b/>
+          <w:b/>
+          <w:sz w:val="21"/>
         </w:rPr>
         <w:t xml:space="preserve">Technical Challenges:</w:t>
       </w:r>
@@ -2064,16 +2060,16 @@
       </w:pPr>
       <w:r>
         <w:rPr>
+          <w:b/>
           <w:sz w:val="19"/>
-          <w:b/>
         </w:rPr>
         <w:t xml:space="preserve">Technical Environment:</w:t>
       </w:r>
       <w:r>
         <w:rPr>
+          <w:rFonts w:ascii="Consolas" w:hAnsi="Consolas"/>
+          <w:color w:val="444444"/>
           <w:sz w:val="19"/>
-          <w:color w:val="444444"/>
-          <w:rFonts w:ascii="Consolas" w:hAnsi="Consolas"/>
         </w:rPr>
         <w:t xml:space="preserve"> Angular, TypeScript, Node.js, Electron, SQLite, PowerShell, Java 8/11/21, Spring Boot, Quarkus, Keycloak, Oracle DB, MongoDB, Karma, Jest, JaCoCo, Cypress, Playwright, Webpack, Jenkins, GitLab CI, Claude, Codex, Agile Scrum</w:t>
       </w:r>
@@ -2109,8 +2105,8 @@
       </w:pPr>
       <w:r>
         <w:rPr>
-          <w:sz w:val="21"/>
-          <w:b/>
+          <w:b/>
+          <w:sz w:val="21"/>
         </w:rPr>
         <w:t xml:space="preserve">Project context:</w:t>
       </w:r>
@@ -2140,8 +2136,8 @@
       </w:pPr>
       <w:r>
         <w:rPr>
-          <w:sz w:val="21"/>
-          <w:b/>
+          <w:b/>
+          <w:sz w:val="21"/>
         </w:rPr>
         <w:t xml:space="preserve">Project context:</w:t>
       </w:r>
@@ -2153,8 +2149,8 @@
       </w:r>
       <w:r>
         <w:rPr>
-          <w:sz w:val="21"/>
-          <w:b/>
+          <w:b/>
+          <w:sz w:val="21"/>
         </w:rPr>
         <w:t xml:space="preserve">Know Your Customer (KYC)</w:t>
       </w:r>
@@ -2171,8 +2167,8 @@
       </w:pPr>
       <w:r>
         <w:rPr>
-          <w:sz w:val="21"/>
-          <w:b/>
+          <w:b/>
+          <w:sz w:val="21"/>
         </w:rPr>
         <w:t xml:space="preserve">Responsibilities:</w:t>
       </w:r>
@@ -2334,8 +2330,8 @@
       </w:pPr>
       <w:r>
         <w:rPr>
-          <w:sz w:val="21"/>
-          <w:b/>
+          <w:b/>
+          <w:sz w:val="21"/>
         </w:rPr>
         <w:t xml:space="preserve">Technical Challenges:</w:t>
       </w:r>
@@ -2369,16 +2365,16 @@
       </w:pPr>
       <w:r>
         <w:rPr>
+          <w:b/>
           <w:sz w:val="19"/>
-          <w:b/>
         </w:rPr>
         <w:t xml:space="preserve">Technical Environment:</w:t>
       </w:r>
       <w:r>
         <w:rPr>
+          <w:rFonts w:ascii="Consolas" w:hAnsi="Consolas"/>
+          <w:color w:val="444444"/>
           <w:sz w:val="19"/>
-          <w:color w:val="444444"/>
-          <w:rFonts w:ascii="Consolas" w:hAnsi="Consolas"/>
         </w:rPr>
         <w:t xml:space="preserve"> Java 17, Spring Boot, Spring Security, OAuth2, PostgreSQL, Quartz, Flyway, JaCoCo, Docker, Kubernetes, RabbitMQ, Jenkins</w:t>
       </w:r>
@@ -2402,15 +2398,15 @@
       </w:pPr>
       <w:r>
         <w:rPr>
-          <w:sz w:val="21"/>
-          <w:b/>
+          <w:b/>
+          <w:sz w:val="21"/>
         </w:rPr>
         <w:t xml:space="preserve">Project context:</w:t>
       </w:r>
       <w:r>
         <w:rPr>
-          <w:sz w:val="21"/>
-          <w:b/>
+          <w:b/>
+          <w:sz w:val="21"/>
         </w:rPr>
         <w:t xml:space="preserve">CLASS</w:t>
       </w:r>
@@ -2422,8 +2418,8 @@
       </w:r>
       <w:r>
         <w:rPr>
-          <w:sz w:val="21"/>
-          <w:b/>
+          <w:b/>
+          <w:sz w:val="21"/>
         </w:rPr>
         <w:t xml:space="preserve">global CRM / Opportunity Manager</w:t>
       </w:r>
@@ -2435,8 +2431,8 @@
       </w:r>
       <w:r>
         <w:rPr>
-          <w:sz w:val="21"/>
-          <w:b/>
+          <w:b/>
+          <w:sz w:val="21"/>
         </w:rPr>
         <w:t xml:space="preserve">Power Apps / Teams</w:t>
       </w:r>
@@ -2453,8 +2449,8 @@
       </w:pPr>
       <w:r>
         <w:rPr>
-          <w:sz w:val="21"/>
-          <w:b/>
+          <w:b/>
+          <w:sz w:val="21"/>
         </w:rPr>
         <w:t xml:space="preserve">Responsibilities:</w:t>
       </w:r>
@@ -2622,8 +2618,8 @@
       </w:pPr>
       <w:r>
         <w:rPr>
-          <w:sz w:val="21"/>
-          <w:b/>
+          <w:b/>
+          <w:sz w:val="21"/>
         </w:rPr>
         <w:t xml:space="preserve">Technical Challenges:</w:t>
       </w:r>
@@ -2663,16 +2659,16 @@
       </w:pPr>
       <w:r>
         <w:rPr>
+          <w:b/>
           <w:sz w:val="19"/>
-          <w:b/>
         </w:rPr>
         <w:t xml:space="preserve">Technical Environment:</w:t>
       </w:r>
       <w:r>
         <w:rPr>
+          <w:rFonts w:ascii="Consolas" w:hAnsi="Consolas"/>
+          <w:color w:val="444444"/>
           <w:sz w:val="19"/>
-          <w:color w:val="444444"/>
-          <w:rFonts w:ascii="Consolas" w:hAnsi="Consolas"/>
         </w:rPr>
         <w:t xml:space="preserve"> React, TypeScript, Ant Design, Java 11, Spring Boot, Spring Security, Spring Batch, Azure (AD, App Services, CDN, Front Door, Blob Storage, PostgreSQL), GitLab CI/CD</w:t>
       </w:r>
@@ -2696,15 +2692,15 @@
       </w:pPr>
       <w:r>
         <w:rPr>
-          <w:sz w:val="21"/>
-          <w:b/>
+          <w:b/>
+          <w:sz w:val="21"/>
         </w:rPr>
         <w:t xml:space="preserve">Project context:</w:t>
       </w:r>
       <w:r>
         <w:rPr>
-          <w:sz w:val="21"/>
-          <w:b/>
+          <w:b/>
+          <w:sz w:val="21"/>
         </w:rPr>
         <w:t xml:space="preserve">gloody.co</w:t>
       </w:r>
@@ -2716,8 +2712,8 @@
       </w:r>
       <w:r>
         <w:rPr>
-          <w:sz w:val="21"/>
-          <w:b/>
+          <w:b/>
+          <w:sz w:val="21"/>
         </w:rPr>
         <w:t xml:space="preserve">multi-tenant HR &amp; business management SaaS</w:t>
       </w:r>
@@ -2734,8 +2730,8 @@
       </w:pPr>
       <w:r>
         <w:rPr>
-          <w:sz w:val="21"/>
-          <w:b/>
+          <w:b/>
+          <w:sz w:val="21"/>
         </w:rPr>
         <w:t xml:space="preserve">Responsibilities:</w:t>
       </w:r>
@@ -2891,8 +2887,8 @@
       </w:pPr>
       <w:r>
         <w:rPr>
-          <w:sz w:val="21"/>
-          <w:b/>
+          <w:b/>
+          <w:sz w:val="21"/>
         </w:rPr>
         <w:t xml:space="preserve">Technical Challenges:</w:t>
       </w:r>
@@ -2926,16 +2922,16 @@
       </w:pPr>
       <w:r>
         <w:rPr>
+          <w:b/>
           <w:sz w:val="19"/>
-          <w:b/>
         </w:rPr>
         <w:t xml:space="preserve">Technical Environment:</w:t>
       </w:r>
       <w:r>
         <w:rPr>
+          <w:rFonts w:ascii="Consolas" w:hAnsi="Consolas"/>
+          <w:color w:val="444444"/>
           <w:sz w:val="19"/>
-          <w:color w:val="444444"/>
-          <w:rFonts w:ascii="Consolas" w:hAnsi="Consolas"/>
         </w:rPr>
         <w:t xml:space="preserve"> React, TypeScript, Ant Design, SCSS, Java, Spring Boot, REST APIs, AWS</w:t>
       </w:r>
@@ -2971,15 +2967,15 @@
       </w:pPr>
       <w:r>
         <w:rPr>
-          <w:sz w:val="21"/>
-          <w:b/>
+          <w:b/>
+          <w:sz w:val="21"/>
         </w:rPr>
         <w:t xml:space="preserve">Project context:</w:t>
       </w:r>
       <w:r>
         <w:rPr>
-          <w:sz w:val="21"/>
-          <w:b/>
+          <w:b/>
+          <w:sz w:val="21"/>
         </w:rPr>
         <w:t xml:space="preserve">RiskReveal</w:t>
       </w:r>
@@ -2991,8 +2987,8 @@
       </w:r>
       <w:r>
         <w:rPr>
-          <w:sz w:val="21"/>
-          <w:b/>
+          <w:b/>
+          <w:sz w:val="21"/>
         </w:rPr>
         <w:t xml:space="preserve">heavy data-processing application</w:t>
       </w:r>
@@ -3004,8 +3000,8 @@
       </w:r>
       <w:r>
         <w:rPr>
-          <w:sz w:val="21"/>
-          <w:b/>
+          <w:b/>
+          <w:sz w:val="21"/>
         </w:rPr>
         <w:t xml:space="preserve">natural-catastrophe risk assessment</w:t>
       </w:r>
@@ -3017,8 +3013,8 @@
       </w:r>
       <w:r>
         <w:rPr>
-          <w:sz w:val="21"/>
-          <w:b/>
+          <w:b/>
+          <w:sz w:val="21"/>
         </w:rPr>
         <w:t xml:space="preserve">ELT — Event Loss Tables</w:t>
       </w:r>
@@ -3035,8 +3031,8 @@
       </w:pPr>
       <w:r>
         <w:rPr>
-          <w:sz w:val="21"/>
-          <w:b/>
+          <w:b/>
+          <w:sz w:val="21"/>
         </w:rPr>
         <w:t xml:space="preserve">Responsibilities:</w:t>
       </w:r>
@@ -3174,8 +3170,8 @@
       </w:pPr>
       <w:r>
         <w:rPr>
-          <w:sz w:val="21"/>
-          <w:b/>
+          <w:b/>
+          <w:sz w:val="21"/>
         </w:rPr>
         <w:t xml:space="preserve">Achievements &amp; Impact:</w:t>
       </w:r>
@@ -3318,16 +3314,16 @@
       </w:pPr>
       <w:r>
         <w:rPr>
+          <w:b/>
           <w:sz w:val="19"/>
-          <w:b/>
         </w:rPr>
         <w:t xml:space="preserve">Technical Environment:</w:t>
       </w:r>
       <w:r>
         <w:rPr>
+          <w:rFonts w:ascii="Consolas" w:hAnsi="Consolas"/>
+          <w:color w:val="444444"/>
           <w:sz w:val="19"/>
-          <w:color w:val="444444"/>
-          <w:rFonts w:ascii="Consolas" w:hAnsi="Consolas"/>
         </w:rPr>
         <w:t xml:space="preserve"> Java 8, Spring Boot, Spring Batch, Spring Security, Angular 12, Ant Design, AG Grid, WebSockets, Azure AD, Keycloak, SQL Server, Azure DevOps, Jenkins</w:t>
       </w:r>
@@ -3363,8 +3359,8 @@
       </w:pPr>
       <w:r>
         <w:rPr>
-          <w:sz w:val="21"/>
-          <w:b/>
+          <w:b/>
+          <w:sz w:val="21"/>
         </w:rPr>
         <w:t xml:space="preserve">Project context:</w:t>
       </w:r>
@@ -3459,9 +3455,9 @@
       </w:pPr>
       <w:r>
         <w:rPr>
+          <w:b/>
           <w:color w:val="57606a"/>
           <w:sz w:val="20"/>
-          <w:b/>
         </w:rPr>
         <w:t xml:space="preserve">Role:</w:t>
       </w:r>
@@ -3474,9 +3470,9 @@
       </w:r>
       <w:r>
         <w:rPr>
+          <w:b/>
           <w:color w:val="57606a"/>
           <w:sz w:val="20"/>
-          <w:b/>
         </w:rPr>
         <w:t xml:space="preserve">Type:</w:t>
       </w:r>
@@ -3504,9 +3500,9 @@
       <w:hyperlink r:id="rId11">
         <w:r>
           <w:rPr>
+            <w:rStyle w:val="Hyperlink"/>
             <w:color w:val="57606a"/>
             <w:sz w:val="20"/>
-            <w:rStyle w:val="Hyperlink"/>
           </w:rPr>
           <w:t xml:space="preserve">https://github.com/kouji-dev/orrery-releases</w:t>
         </w:r>
@@ -3518,8 +3514,8 @@
       </w:pPr>
       <w:r>
         <w:rPr>
-          <w:sz w:val="21"/>
-          <w:b/>
+          <w:b/>
+          <w:sz w:val="21"/>
         </w:rPr>
         <w:t xml:space="preserve">Project context:</w:t>
       </w:r>
@@ -3531,8 +3527,8 @@
       </w:r>
       <w:r>
         <w:rPr>
-          <w:sz w:val="21"/>
-          <w:b/>
+          <w:b/>
+          <w:sz w:val="21"/>
         </w:rPr>
         <w:t xml:space="preserve">multi-agent git orchestrator IDE</w:t>
       </w:r>
@@ -3544,8 +3540,8 @@
       </w:r>
       <w:r>
         <w:rPr>
-          <w:sz w:val="21"/>
-          <w:b/>
+          <w:b/>
+          <w:sz w:val="21"/>
         </w:rPr>
         <w:t xml:space="preserve">Tauri (Rust) and Angular 20</w:t>
       </w:r>
@@ -3557,8 +3553,8 @@
       </w:r>
       <w:r>
         <w:rPr>
-          <w:sz w:val="21"/>
-          <w:b/>
+          <w:b/>
+          <w:sz w:val="21"/>
         </w:rPr>
         <w:t xml:space="preserve">spawn multiple AI coding agents</w:t>
       </w:r>
@@ -3570,8 +3566,8 @@
       </w:r>
       <w:r>
         <w:rPr>
-          <w:sz w:val="21"/>
-          <w:b/>
+          <w:b/>
+          <w:sz w:val="21"/>
         </w:rPr>
         <w:t xml:space="preserve">git worktree, branch, terminal and conversation</w:t>
       </w:r>
@@ -3888,16 +3884,16 @@
       </w:pPr>
       <w:r>
         <w:rPr>
+          <w:b/>
           <w:sz w:val="19"/>
-          <w:b/>
         </w:rPr>
         <w:t xml:space="preserve">Technical Environment:</w:t>
       </w:r>
       <w:r>
         <w:rPr>
+          <w:rFonts w:ascii="Consolas" w:hAnsi="Consolas"/>
+          <w:color w:val="444444"/>
           <w:sz w:val="19"/>
-          <w:color w:val="444444"/>
-          <w:rFonts w:ascii="Consolas" w:hAnsi="Consolas"/>
         </w:rPr>
         <w:t xml:space="preserve"> Tauri 2, Rust, Angular 20, TypeScript, CodeMirror 6, Lexical, RxJS, Vitest, Playwright, GitHub Actions</w:t>
       </w:r>
@@ -3921,9 +3917,9 @@
       </w:pPr>
       <w:r>
         <w:rPr>
+          <w:b/>
           <w:color w:val="57606a"/>
           <w:sz w:val="20"/>
-          <w:b/>
         </w:rPr>
         <w:t xml:space="preserve">Role:</w:t>
       </w:r>
@@ -3936,9 +3932,9 @@
       </w:r>
       <w:r>
         <w:rPr>
+          <w:b/>
           <w:color w:val="57606a"/>
           <w:sz w:val="20"/>
-          <w:b/>
         </w:rPr>
         <w:t xml:space="preserve">Type:</w:t>
       </w:r>
@@ -3966,9 +3962,9 @@
       <w:hyperlink r:id="rId12">
         <w:r>
           <w:rPr>
+            <w:rStyle w:val="Hyperlink"/>
             <w:color w:val="57606a"/>
             <w:sz w:val="20"/>
-            <w:rStyle w:val="Hyperlink"/>
           </w:rPr>
           <w:t xml:space="preserve">https://github.com/kouji-dev/vortex</w:t>
         </w:r>
@@ -3980,8 +3976,8 @@
       </w:pPr>
       <w:r>
         <w:rPr>
-          <w:sz w:val="21"/>
-          <w:b/>
+          <w:b/>
+          <w:sz w:val="21"/>
         </w:rPr>
         <w:t xml:space="preserve">Project context:</w:t>
       </w:r>
@@ -3993,8 +3989,8 @@
       </w:r>
       <w:r>
         <w:rPr>
-          <w:sz w:val="21"/>
-          <w:b/>
+          <w:b/>
+          <w:sz w:val="21"/>
         </w:rPr>
         <w:t xml:space="preserve">multi-tenant (SaaS) or self-hostable, OpenAI/Anthropic-compatible LLM gateway</w:t>
       </w:r>
@@ -4339,16 +4335,16 @@
       </w:pPr>
       <w:r>
         <w:rPr>
+          <w:b/>
           <w:sz w:val="19"/>
-          <w:b/>
         </w:rPr>
         <w:t xml:space="preserve">Technical Environment:</w:t>
       </w:r>
       <w:r>
         <w:rPr>
+          <w:rFonts w:ascii="Consolas" w:hAnsi="Consolas"/>
+          <w:color w:val="444444"/>
           <w:sz w:val="19"/>
-          <w:color w:val="444444"/>
-          <w:rFonts w:ascii="Consolas" w:hAnsi="Consolas"/>
         </w:rPr>
         <w:t xml:space="preserve"> Angular 22 (zoneless), TypeScript, Hono, Node.js, PostgreSQL, Drizzle ORM (RLS), Redis, Zod, Stripe, @kouji-ui, Angular SSR, Playwright, Docker, pnpm, Render</w:t>
       </w:r>
@@ -4372,9 +4368,9 @@
       </w:pPr>
       <w:r>
         <w:rPr>
+          <w:b/>
           <w:color w:val="57606a"/>
           <w:sz w:val="20"/>
-          <w:b/>
         </w:rPr>
         <w:t xml:space="preserve">Role:</w:t>
       </w:r>
@@ -4387,9 +4383,9 @@
       </w:r>
       <w:r>
         <w:rPr>
+          <w:b/>
           <w:color w:val="57606a"/>
           <w:sz w:val="20"/>
-          <w:b/>
         </w:rPr>
         <w:t xml:space="preserve">Type:</w:t>
       </w:r>
@@ -4417,9 +4413,9 @@
       <w:hyperlink r:id="rId13">
         <w:r>
           <w:rPr>
+            <w:rStyle w:val="Hyperlink"/>
             <w:color w:val="57606a"/>
             <w:sz w:val="20"/>
-            <w:rStyle w:val="Hyperlink"/>
           </w:rPr>
           <w:t xml:space="preserve">https://github.com/kouji-dev/kouji-ui</w:t>
         </w:r>
@@ -4431,8 +4427,8 @@
       </w:pPr>
       <w:r>
         <w:rPr>
-          <w:sz w:val="21"/>
-          <w:b/>
+          <w:b/>
+          <w:sz w:val="21"/>
         </w:rPr>
         <w:t xml:space="preserve">Project context:</w:t>
       </w:r>
@@ -4444,8 +4440,8 @@
       </w:r>
       <w:r>
         <w:rPr>
-          <w:sz w:val="21"/>
-          <w:b/>
+          <w:b/>
+          <w:sz w:val="21"/>
         </w:rPr>
         <w:t xml:space="preserve">Angular 21</w:t>
       </w:r>
@@ -4457,8 +4453,8 @@
       </w:r>
       <w:r>
         <w:rPr>
-          <w:sz w:val="21"/>
-          <w:b/>
+          <w:b/>
+          <w:sz w:val="21"/>
         </w:rPr>
         <w:t xml:space="preserve">60+ accessible, themable UI primitives</w:t>
       </w:r>
@@ -4470,8 +4466,8 @@
       </w:r>
       <w:r>
         <w:rPr>
-          <w:sz w:val="21"/>
           <w:i/>
+          <w:sz w:val="21"/>
         </w:rPr>
         <w:t xml:space="preserve">frontend platform engineering</w:t>
       </w:r>
@@ -4736,16 +4732,16 @@
       </w:pPr>
       <w:r>
         <w:rPr>
+          <w:b/>
           <w:sz w:val="19"/>
-          <w:b/>
         </w:rPr>
         <w:t xml:space="preserve">Technical Environment:</w:t>
       </w:r>
       <w:r>
         <w:rPr>
+          <w:rFonts w:ascii="Consolas" w:hAnsi="Consolas"/>
+          <w:color w:val="444444"/>
           <w:sz w:val="19"/>
-          <w:color w:val="444444"/>
-          <w:rFonts w:ascii="Consolas" w:hAnsi="Consolas"/>
         </w:rPr>
         <w:t xml:space="preserve"> Angular 21, TypeScript, Angular CLI, pnpm workspaces, Turborepo, Vitest, Playwright, axe-core, ESLint, Prettier, Husky, Changesets, Tailwind CSS, GitHub Actions</w:t>
       </w:r>
@@ -4769,9 +4765,9 @@
       </w:pPr>
       <w:r>
         <w:rPr>
+          <w:b/>
           <w:color w:val="57606a"/>
           <w:sz w:val="20"/>
-          <w:b/>
         </w:rPr>
         <w:t xml:space="preserve">Role:</w:t>
       </w:r>
@@ -4784,9 +4780,9 @@
       </w:r>
       <w:r>
         <w:rPr>
+          <w:b/>
           <w:color w:val="57606a"/>
           <w:sz w:val="20"/>
-          <w:b/>
         </w:rPr>
         <w:t xml:space="preserve">Type:</w:t>
       </w:r>
@@ -4814,9 +4810,9 @@
       <w:hyperlink r:id="rId14">
         <w:r>
           <w:rPr>
+            <w:rStyle w:val="Hyperlink"/>
             <w:color w:val="57606a"/>
             <w:sz w:val="20"/>
-            <w:rStyle w:val="Hyperlink"/>
           </w:rPr>
           <w:t xml:space="preserve">https://github.com/kouji-dev/pages</w:t>
         </w:r>
@@ -4828,8 +4824,8 @@
       </w:pPr>
       <w:r>
         <w:rPr>
-          <w:sz w:val="21"/>
-          <w:b/>
+          <w:b/>
+          <w:sz w:val="21"/>
         </w:rPr>
         <w:t xml:space="preserve">Project context:</w:t>
       </w:r>
@@ -4841,8 +4837,8 @@
       </w:r>
       <w:r>
         <w:rPr>
-          <w:sz w:val="21"/>
-          <w:b/>
+          <w:b/>
+          <w:sz w:val="21"/>
         </w:rPr>
         <w:t xml:space="preserve">replace the traditional Jira + Confluence stack</w:t>
       </w:r>
@@ -4854,8 +4850,8 @@
       </w:r>
       <w:r>
         <w:rPr>
-          <w:sz w:val="21"/>
-          <w:b/>
+          <w:b/>
+          <w:sz w:val="21"/>
         </w:rPr>
         <w:t xml:space="preserve">issue tracking, sprint management, and technical documentation</w:t>
       </w:r>
@@ -4867,8 +4863,8 @@
       </w:r>
       <w:r>
         <w:rPr>
-          <w:sz w:val="21"/>
-          <w:b/>
+          <w:b/>
+          <w:sz w:val="21"/>
         </w:rPr>
         <w:t xml:space="preserve">AI-enhanced workflows</w:t>
       </w:r>
@@ -5086,16 +5082,16 @@
       </w:pPr>
       <w:r>
         <w:rPr>
+          <w:b/>
           <w:sz w:val="19"/>
-          <w:b/>
         </w:rPr>
         <w:t xml:space="preserve">Technical Environment:</w:t>
       </w:r>
       <w:r>
         <w:rPr>
+          <w:rFonts w:ascii="Consolas" w:hAnsi="Consolas"/>
+          <w:color w:val="444444"/>
           <w:sz w:val="19"/>
-          <w:color w:val="444444"/>
-          <w:rFonts w:ascii="Consolas" w:hAnsi="Consolas"/>
         </w:rPr>
         <w:t xml:space="preserve"> Angular 21, TypeScript 5.7+, Python 3.12, FastAPI, PostgreSQL 17, Redis 8, SQLAlchemy 2.0, Lexical, Tailwind CSS 4, Docker, Docker Compose, Poetry, pnpm, WebSockets, JWT, Pydantic, Alembic, Git, GitHub Actions</w:t>
       </w:r>
@@ -5119,9 +5115,9 @@
       </w:pPr>
       <w:r>
         <w:rPr>
+          <w:b/>
           <w:color w:val="57606a"/>
           <w:sz w:val="20"/>
-          <w:b/>
         </w:rPr>
         <w:t xml:space="preserve">Role:</w:t>
       </w:r>
@@ -5134,9 +5130,9 @@
       </w:r>
       <w:r>
         <w:rPr>
+          <w:b/>
           <w:color w:val="57606a"/>
           <w:sz w:val="20"/>
-          <w:b/>
         </w:rPr>
         <w:t xml:space="preserve">Type:</w:t>
       </w:r>
@@ -5164,9 +5160,9 @@
       <w:hyperlink r:id="rId15">
         <w:r>
           <w:rPr>
+            <w:rStyle w:val="Hyperlink"/>
             <w:color w:val="57606a"/>
             <w:sz w:val="20"/>
-            <w:rStyle w:val="Hyperlink"/>
           </w:rPr>
           <w:t xml:space="preserve">https://github.com/kouji-dev/GamerGG</w:t>
         </w:r>
@@ -5178,8 +5174,8 @@
       </w:pPr>
       <w:r>
         <w:rPr>
-          <w:sz w:val="21"/>
-          <w:b/>
+          <w:b/>
+          <w:sz w:val="21"/>
         </w:rPr>
         <w:t xml:space="preserve">Project context:</w:t>
       </w:r>
@@ -5191,8 +5187,8 @@
       </w:r>
       <w:r>
         <w:rPr>
-          <w:sz w:val="21"/>
-          <w:b/>
+          <w:b/>
+          <w:sz w:val="21"/>
         </w:rPr>
         <w:t xml:space="preserve">full-stack gaming service marketplace</w:t>
       </w:r>
@@ -5204,8 +5200,8 @@
       </w:r>
       <w:r>
         <w:rPr>
-          <w:sz w:val="21"/>
-          <w:b/>
+          <w:b/>
+          <w:sz w:val="21"/>
         </w:rPr>
         <w:t xml:space="preserve">rank boosting, coaching services, and gaming packages</w:t>
       </w:r>
@@ -5217,8 +5213,8 @@
       </w:r>
       <w:r>
         <w:rPr>
-          <w:sz w:val="21"/>
-          <w:b/>
+          <w:b/>
+          <w:sz w:val="21"/>
         </w:rPr>
         <w:t xml:space="preserve">Discord</w:t>
       </w:r>
@@ -5479,16 +5475,16 @@
       </w:pPr>
       <w:r>
         <w:rPr>
+          <w:b/>
           <w:sz w:val="19"/>
-          <w:b/>
         </w:rPr>
         <w:t xml:space="preserve">Technical Environment:</w:t>
       </w:r>
       <w:r>
         <w:rPr>
+          <w:rFonts w:ascii="Consolas" w:hAnsi="Consolas"/>
+          <w:color w:val="444444"/>
           <w:sz w:val="19"/>
-          <w:color w:val="444444"/>
-          <w:rFonts w:ascii="Consolas" w:hAnsi="Consolas"/>
         </w:rPr>
         <w:t xml:space="preserve"> Next.js 13, React 18, TypeScript, Prisma, PostgreSQL, NextAuth.js, Tailwind CSS, Turborepo, Yarn Workspaces, OAuth, Discord API, Git, GitHub Actions</w:t>
       </w:r>
@@ -5512,9 +5508,9 @@
       </w:pPr>
       <w:r>
         <w:rPr>
+          <w:b/>
           <w:color w:val="57606a"/>
           <w:sz w:val="20"/>
-          <w:b/>
         </w:rPr>
         <w:t xml:space="preserve">Role:</w:t>
       </w:r>
@@ -5527,9 +5523,9 @@
       </w:r>
       <w:r>
         <w:rPr>
+          <w:b/>
           <w:color w:val="57606a"/>
           <w:sz w:val="20"/>
-          <w:b/>
         </w:rPr>
         <w:t xml:space="preserve">Type:</w:t>
       </w:r>
@@ -5547,8 +5543,8 @@
       </w:pPr>
       <w:r>
         <w:rPr>
-          <w:sz w:val="21"/>
-          <w:b/>
+          <w:b/>
+          <w:sz w:val="21"/>
         </w:rPr>
         <w:t xml:space="preserve">Project context:</w:t>
       </w:r>
@@ -5560,8 +5556,8 @@
       </w:r>
       <w:r>
         <w:rPr>
-          <w:sz w:val="21"/>
-          <w:b/>
+          <w:b/>
+          <w:sz w:val="21"/>
         </w:rPr>
         <w:t xml:space="preserve">comprehensive project management platform</w:t>
       </w:r>
@@ -5573,8 +5569,8 @@
       </w:r>
       <w:r>
         <w:rPr>
-          <w:sz w:val="21"/>
-          <w:b/>
+          <w:b/>
+          <w:sz w:val="21"/>
         </w:rPr>
         <w:t xml:space="preserve">cross-functional production tracking</w:t>
       </w:r>
@@ -5586,8 +5582,8 @@
       </w:r>
       <w:r>
         <w:rPr>
-          <w:sz w:val="21"/>
-          <w:b/>
+          <w:b/>
+          <w:sz w:val="21"/>
         </w:rPr>
         <w:t xml:space="preserve">portfolios, files, missions, and tasks</w:t>
       </w:r>
@@ -5865,16 +5861,16 @@
       </w:pPr>
       <w:r>
         <w:rPr>
+          <w:b/>
           <w:sz w:val="19"/>
-          <w:b/>
         </w:rPr>
         <w:t xml:space="preserve">Technical Environment:</w:t>
       </w:r>
       <w:r>
         <w:rPr>
+          <w:rFonts w:ascii="Consolas" w:hAnsi="Consolas"/>
+          <w:color w:val="444444"/>
           <w:sz w:val="19"/>
-          <w:color w:val="444444"/>
-          <w:rFonts w:ascii="Consolas" w:hAnsi="Consolas"/>
         </w:rPr>
         <w:t xml:space="preserve"> Angular 21, TypeScript, Express.js, Prisma, PostgreSQL, JWT, Passport.js, TanStack Table, Luxon, Tailwind CSS, Docker, pnpm</w:t>
       </w:r>
@@ -5898,9 +5894,9 @@
       </w:pPr>
       <w:r>
         <w:rPr>
+          <w:b/>
           <w:color w:val="57606a"/>
           <w:sz w:val="20"/>
-          <w:b/>
         </w:rPr>
         <w:t xml:space="preserve">Role:</w:t>
       </w:r>
@@ -5913,9 +5909,9 @@
       </w:r>
       <w:r>
         <w:rPr>
+          <w:b/>
           <w:color w:val="57606a"/>
           <w:sz w:val="20"/>
-          <w:b/>
         </w:rPr>
         <w:t xml:space="preserve">Type:</w:t>
       </w:r>
@@ -5943,9 +5939,9 @@
       <w:hyperlink r:id="rId16">
         <w:r>
           <w:rPr>
+            <w:rStyle w:val="Hyperlink"/>
             <w:color w:val="57606a"/>
             <w:sz w:val="20"/>
-            <w:rStyle w:val="Hyperlink"/>
           </w:rPr>
           <w:t xml:space="preserve">https://www.figma.com/community/plugin/1361309122482309141/chartify</w:t>
         </w:r>
@@ -5957,8 +5953,8 @@
       </w:pPr>
       <w:r>
         <w:rPr>
-          <w:sz w:val="21"/>
-          <w:b/>
+          <w:b/>
+          <w:sz w:val="21"/>
         </w:rPr>
         <w:t xml:space="preserve">Project context:</w:t>
       </w:r>
@@ -5970,8 +5966,8 @@
       </w:r>
       <w:r>
         <w:rPr>
-          <w:sz w:val="21"/>
-          <w:b/>
+          <w:b/>
+          <w:sz w:val="21"/>
         </w:rPr>
         <w:t xml:space="preserve">Figma community plugin</w:t>
       </w:r>
@@ -6103,16 +6099,16 @@
       </w:pPr>
       <w:r>
         <w:rPr>
+          <w:b/>
           <w:sz w:val="19"/>
-          <w:b/>
         </w:rPr>
         <w:t xml:space="preserve">Technical Environment:</w:t>
       </w:r>
       <w:r>
         <w:rPr>
+          <w:rFonts w:ascii="Consolas" w:hAnsi="Consolas"/>
+          <w:color w:val="444444"/>
           <w:sz w:val="19"/>
-          <w:color w:val="444444"/>
-          <w:rFonts w:ascii="Consolas" w:hAnsi="Consolas"/>
         </w:rPr>
         <w:t xml:space="preserve"> Angular, TypeScript, Taiga UI, Figma Plugin API, Figma Community</w:t>
       </w:r>
@@ -6136,8 +6132,8 @@
       </w:pPr>
       <w:r>
         <w:rPr>
-          <w:sz w:val="21"/>
-          <w:b/>
+          <w:b/>
+          <w:sz w:val="21"/>
         </w:rPr>
         <w:t xml:space="preserve">State Engineering Diploma in Computer Science</w:t>
       </w:r>
@@ -6167,8 +6163,8 @@
       </w:pPr>
       <w:r>
         <w:rPr>
-          <w:sz w:val="21"/>
-          <w:b/>
+          <w:b/>
+          <w:sz w:val="21"/>
         </w:rPr>
         <w:t xml:space="preserve">Arabic</w:t>
       </w:r>
@@ -6185,8 +6181,8 @@
       </w:pPr>
       <w:r>
         <w:rPr>
-          <w:sz w:val="21"/>
-          <w:b/>
+          <w:b/>
+          <w:sz w:val="21"/>
         </w:rPr>
         <w:t xml:space="preserve">French</w:t>
       </w:r>
@@ -6203,8 +6199,8 @@
       </w:pPr>
       <w:r>
         <w:rPr>
-          <w:sz w:val="21"/>
-          <w:b/>
+          <w:b/>
+          <w:sz w:val="21"/>
         </w:rPr>
         <w:t xml:space="preserve">English</w:t>
       </w:r>
@@ -6215,6 +6211,10 @@
         <w:t xml:space="preserve"> — Professional</w:t>
       </w:r>
     </w:p>
+    <w:sectPr>
+      <w:pgSz w:w="11906" w:h="16838" w:orient="portrait"/>
+      <w:pgMar w:top="907" w:right="1020" w:bottom="1020" w:left="1020" w:header="720" w:footer="720" w:gutter="0"/>
+    </w:sectPr>
   </w:body>
 </w:document>
 </file>

--- a/assets/najih-driss-cv-en-long.docx
+++ b/assets/najih-driss-cv-en-long.docx
@@ -190,7 +190,7 @@
           <w:b/>
           <w:sz w:val="21"/>
         </w:rPr>
-        <w:t xml:space="preserve">7+ years of experience</w:t>
+        <w:t xml:space="preserve">8 years of experience</w:t>
       </w:r>
       <w:r>
         <w:rPr>
@@ -634,7 +634,7 @@
           <w:color w:val="57606a"/>
           <w:sz w:val="20"/>
         </w:rPr>
-        <w:t xml:space="preserve">May 2026 – Present (4 months)</w:t>
+        <w:t xml:space="preserve">May 2026 – Present (5 months)</w:t>
       </w:r>
     </w:p>
     <w:p>
@@ -1128,7 +1128,7 @@
           <w:color w:val="444444"/>
           <w:sz w:val="19"/>
         </w:rPr>
-        <w:t xml:space="preserve"> Angular 22 (zoneless, signals), TypeScript, Tailwind CSS 4, Hono, Node.js, BetterAuth (passkeys, TOTP), PostgreSQL 17, Drizzle ORM, Zod, pdf-lib, nodemailer, S3-compatible storage, Playwright, Vitest, Docker, GitHub Actions, Render, OVH, Caddy, pgBackRest</w:t>
+        <w:t xml:space="preserve"> Angular 22 (zoneless, signals), kouji-ui, TypeScript, Tailwind CSS 4, Node.js, Hono, BetterAuth (passkeys, TOTP), Zod, pdf-lib, nodemailer, PostgreSQL 17, Drizzle ORM, S3-compatible storage, Vitest, Playwright, Docker, GitHub Actions, Render, OVH, Caddy, pgBackRest</w:t>
       </w:r>
     </w:p>
     <w:p>
@@ -1153,7 +1153,7 @@
           <w:color w:val="57606a"/>
           <w:sz w:val="20"/>
         </w:rPr>
-        <w:t xml:space="preserve">September 2023 – Present (3 years)</w:t>
+        <w:t xml:space="preserve">September 2023 – Present (3 years 1 month)</w:t>
       </w:r>
     </w:p>
     <w:p>
@@ -2071,7 +2071,7 @@
           <w:color w:val="444444"/>
           <w:sz w:val="19"/>
         </w:rPr>
-        <w:t xml:space="preserve"> Angular, TypeScript, Node.js, Electron, SQLite, PowerShell, Java 8/11/21, Spring Boot, Quarkus, Keycloak, Oracle DB, MongoDB, Karma, Jest, JaCoCo, Cypress, Playwright, Webpack, Jenkins, GitLab CI, Claude, Codex, Agile Scrum</w:t>
+        <w:t xml:space="preserve"> Angular, TypeScript, Electron, Node.js, Java 8/11/21, Spring Boot, Quarkus, Keycloak, Oracle DB, MongoDB, SQLite, Karma, Jest, Cypress, Playwright, JaCoCo, Webpack, PowerShell, Jenkins, GitLab CI, Claude, Codex, Agile Scrum</w:t>
       </w:r>
     </w:p>
     <w:p>
@@ -2376,7 +2376,7 @@
           <w:color w:val="444444"/>
           <w:sz w:val="19"/>
         </w:rPr>
-        <w:t xml:space="preserve"> Java 17, Spring Boot, Spring Security, OAuth2, PostgreSQL, Quartz, Flyway, JaCoCo, Docker, Kubernetes, RabbitMQ, Jenkins</w:t>
+        <w:t xml:space="preserve"> Java 17, Spring Boot, Spring Security, OAuth2, Quartz, RabbitMQ, PostgreSQL, Flyway, JaCoCo, Docker, Kubernetes, Jenkins</w:t>
       </w:r>
     </w:p>
     <w:p>
@@ -3325,7 +3325,7 @@
           <w:color w:val="444444"/>
           <w:sz w:val="19"/>
         </w:rPr>
-        <w:t xml:space="preserve"> Java 8, Spring Boot, Spring Batch, Spring Security, Angular 12, Ant Design, AG Grid, WebSockets, Azure AD, Keycloak, SQL Server, Azure DevOps, Jenkins</w:t>
+        <w:t xml:space="preserve"> Angular 12, Ant Design, AG Grid, WebSockets, Java 8, Spring Boot, Spring Batch, Spring Security, Keycloak, Azure AD, SQL Server, Azure DevOps, Jenkins</w:t>
       </w:r>
     </w:p>
     <w:p>
@@ -3895,7 +3895,7 @@
           <w:color w:val="444444"/>
           <w:sz w:val="19"/>
         </w:rPr>
-        <w:t xml:space="preserve"> Tauri 2, Rust, Angular 20, TypeScript, CodeMirror 6, Lexical, RxJS, Vitest, Playwright, GitHub Actions</w:t>
+        <w:t xml:space="preserve"> Angular 20, TypeScript, RxJS, CodeMirror 6, Lexical, Tauri 2, Rust, Vitest, Playwright, GitHub Actions</w:t>
       </w:r>
     </w:p>
     <w:p>
@@ -4346,7 +4346,7 @@
           <w:color w:val="444444"/>
           <w:sz w:val="19"/>
         </w:rPr>
-        <w:t xml:space="preserve"> Angular 22 (zoneless), TypeScript, Hono, Node.js, PostgreSQL, Drizzle ORM (RLS), Redis, Zod, Stripe, @kouji-ui, Angular SSR, Playwright, Docker, pnpm, Render</w:t>
+        <w:t xml:space="preserve"> Angular 22 (zoneless), Angular SSR, TypeScript, @kouji-ui, Node.js, Hono, Zod, Stripe, PostgreSQL, Drizzle ORM (RLS), Redis, Playwright, pnpm, Docker, Render</w:t>
       </w:r>
     </w:p>
     <w:p>
@@ -4743,7 +4743,7 @@
           <w:color w:val="444444"/>
           <w:sz w:val="19"/>
         </w:rPr>
-        <w:t xml:space="preserve"> Angular 21, TypeScript, Angular CLI, pnpm workspaces, Turborepo, Vitest, Playwright, axe-core, ESLint, Prettier, Husky, Changesets, Tailwind CSS, GitHub Actions</w:t>
+        <w:t xml:space="preserve"> Angular 21, TypeScript, Tailwind CSS, Vitest, Playwright, axe-core, ESLint, Prettier, Husky, Angular CLI, pnpm workspaces, Turborepo, Changesets, GitHub Actions</w:t>
       </w:r>
     </w:p>
     <w:p>
@@ -5093,7 +5093,7 @@
           <w:color w:val="444444"/>
           <w:sz w:val="19"/>
         </w:rPr>
-        <w:t xml:space="preserve"> Angular 21, TypeScript 5.7+, Python 3.12, FastAPI, PostgreSQL 17, Redis 8, SQLAlchemy 2.0, Lexical, Tailwind CSS 4, Docker, Docker Compose, Poetry, pnpm, WebSockets, JWT, Pydantic, Alembic, Git, GitHub Actions</w:t>
+        <w:t xml:space="preserve"> Angular 21, TypeScript 5.7+, Tailwind CSS 4, Lexical, WebSockets, Python 3.12, FastAPI, Pydantic, JWT, PostgreSQL 17, SQLAlchemy 2.0, Alembic, Redis 8, Poetry, pnpm, Git, Docker, Docker Compose, GitHub Actions</w:t>
       </w:r>
     </w:p>
     <w:p>
@@ -5486,7 +5486,7 @@
           <w:color w:val="444444"/>
           <w:sz w:val="19"/>
         </w:rPr>
-        <w:t xml:space="preserve"> Next.js 13, React 18, TypeScript, Prisma, PostgreSQL, NextAuth.js, Tailwind CSS, Turborepo, Yarn Workspaces, OAuth, Discord API, Git, GitHub Actions</w:t>
+        <w:t xml:space="preserve"> Next.js 13, React 18, TypeScript, Tailwind CSS, NextAuth.js, OAuth, Discord API, PostgreSQL, Prisma, Turborepo, Yarn Workspaces, Git, GitHub Actions</w:t>
       </w:r>
     </w:p>
     <w:p>
@@ -5872,7 +5872,7 @@
           <w:color w:val="444444"/>
           <w:sz w:val="19"/>
         </w:rPr>
-        <w:t xml:space="preserve"> Angular 21, TypeScript, Express.js, Prisma, PostgreSQL, JWT, Passport.js, TanStack Table, Luxon, Tailwind CSS, Docker, pnpm</w:t>
+        <w:t xml:space="preserve"> Angular 21, TypeScript, TanStack Table, Luxon, Tailwind CSS, Express.js, Passport.js, JWT, PostgreSQL, Prisma, pnpm, Docker</w:t>
       </w:r>
     </w:p>
     <w:p>

--- a/assets/najih-driss-cv-en-long.docx
+++ b/assets/najih-driss-cv-en-long.docx
@@ -634,7 +634,7 @@
           <w:color w:val="57606a"/>
           <w:sz w:val="20"/>
         </w:rPr>
-        <w:t xml:space="preserve">May 2026 – Present (5 months)</w:t>
+        <w:t xml:space="preserve">May 2026 – Present (6 months)</w:t>
       </w:r>
     </w:p>
     <w:p>
@@ -826,50 +826,60 @@
       </w:r>
       <w:r>
         <w:rPr/>
+        <w:t xml:space="preserve">, signed-counterpart storage, and a </w:t>
+      </w:r>
+      <w:r>
+        <w:rPr>
+          <w:b/>
+        </w:rPr>
+        <w:t xml:space="preserve">file hub</w:t>
+      </w:r>
+      <w:r>
+        <w:rPr/>
+        <w:t xml:space="preserve"> on </w:t>
+      </w:r>
+      <w:r>
+        <w:rPr>
+          <w:b/>
+        </w:rPr>
+        <w:t xml:space="preserve">Supabase</w:t>
+      </w:r>
+      <w:r>
+        <w:rPr/>
+        <w:t xml:space="preserve"> with presigned upload/download</w:t>
+      </w:r>
+    </w:p>
+    <w:p>
+      <w:pPr>
+        <w:numPr>
+          <w:ilvl w:val="0"/>
+          <w:numId w:val="2"/>
+        </w:numPr>
+        <w:spacing w:lineRule="auto"/>
+      </w:pPr>
+      <w:r>
+        <w:rPr/>
+        <w:t xml:space="preserve">Delivered </w:t>
+      </w:r>
+      <w:r>
+        <w:rPr>
+          <w:b/>
+        </w:rPr>
+        <w:t xml:space="preserve">transactional mailing</w:t>
+      </w:r>
+      <w:r>
+        <w:rPr/>
         <w:t xml:space="preserve"> with </w:t>
       </w:r>
       <w:r>
         <w:rPr>
           <w:b/>
         </w:rPr>
-        <w:t xml:space="preserve">pdf-lib</w:t>
-      </w:r>
-      <w:r>
-        <w:rPr/>
-        <w:t xml:space="preserve">, signed-counterpart storage, and a </w:t>
-      </w:r>
-      <w:r>
-        <w:rPr>
-          <w:b/>
-        </w:rPr>
-        <w:t xml:space="preserve">file hub</w:t>
-      </w:r>
-      <w:r>
-        <w:rPr/>
-        <w:t xml:space="preserve"> on S3-compatible object storage with presigned upload/download</w:t>
-      </w:r>
-    </w:p>
-    <w:p>
-      <w:pPr>
-        <w:numPr>
-          <w:ilvl w:val="0"/>
-          <w:numId w:val="2"/>
-        </w:numPr>
-        <w:spacing w:lineRule="auto"/>
-      </w:pPr>
-      <w:r>
-        <w:rPr/>
-        <w:t xml:space="preserve">Delivered </w:t>
-      </w:r>
-      <w:r>
-        <w:rPr>
-          <w:b/>
-        </w:rPr>
-        <w:t xml:space="preserve">transactional mailing</w:t>
-      </w:r>
-      <w:r>
-        <w:rPr/>
-        <w:t xml:space="preserve"> over SMTP and an admin panel where staff configure notification recipients per business trigger, without a code change</w:t>
+        <w:t xml:space="preserve">Brevo</w:t>
+      </w:r>
+      <w:r>
+        <w:rPr/>
+        <w:t xml:space="preserve"> and an admin panel where staff configure notification recipients per business trigger, without a code change</w:t>
       </w:r>
     </w:p>
     <w:p>
@@ -1128,7 +1138,7 @@
           <w:color w:val="444444"/>
           <w:sz w:val="19"/>
         </w:rPr>
-        <w:t xml:space="preserve"> Angular 22 (zoneless, signals), kouji-ui, TypeScript, Tailwind CSS 4, Node.js, Hono, BetterAuth (passkeys, TOTP), Zod, pdf-lib, nodemailer, PostgreSQL 17, Drizzle ORM, S3-compatible storage, Vitest, Playwright, Docker, GitHub Actions, Render, OVH, Caddy, pgBackRest</w:t>
+        <w:t xml:space="preserve"> Angular 22 (zoneless, signals), kouji-ui, TypeScript, Tailwind CSS 4, Node.js, Hono, BetterAuth (passkeys, TOTP), Zod, Brevo, PostgreSQL 17, Drizzle ORM, Supabase, Vitest, Playwright, Docker, GitHub Actions, Render, OVH, Caddy, pgBackRest</w:t>
       </w:r>
     </w:p>
     <w:p>
@@ -1153,7 +1163,7 @@
           <w:color w:val="57606a"/>
           <w:sz w:val="20"/>
         </w:rPr>
-        <w:t xml:space="preserve">September 2023 – Present (3 years 1 month)</w:t>
+        <w:t xml:space="preserve">September 2023 – Present (3 years 2 months)</w:t>
       </w:r>
     </w:p>
     <w:p>
@@ -1816,6 +1826,114 @@
       <w:r>
         <w:rPr/>
         <w:t xml:space="preserve"> for developers to bootstrap model access, credentials, MCP configuration and skill bundles, bringing consistency to how AI tooling is adopted across teams</w:t>
+      </w:r>
+    </w:p>
+    <w:p>
+      <w:pPr>
+        <w:numPr>
+          <w:ilvl w:val="0"/>
+          <w:numId w:val="6"/>
+        </w:numPr>
+        <w:spacing w:lineRule="auto"/>
+      </w:pPr>
+      <w:r>
+        <w:rPr/>
+        <w:t xml:space="preserve">Built </w:t>
+      </w:r>
+      <w:r>
+        <w:rPr>
+          <w:b/>
+        </w:rPr>
+        <w:t xml:space="preserve">xHarness</w:t>
+      </w:r>
+      <w:r>
+        <w:rPr/>
+        <w:t xml:space="preserve">, a benchmarking platform comparing </w:t>
+      </w:r>
+      <w:r>
+        <w:rPr>
+          <w:b/>
+        </w:rPr>
+        <w:t xml:space="preserve">coding agents</w:t>
+      </w:r>
+      <w:r>
+        <w:rPr/>
+        <w:t xml:space="preserve"> (Claude Code, Codex, OpenCode) across model tiers (Opus, Sonnet, GPT Sol, GPT Terra) on the public </w:t>
+      </w:r>
+      <w:r>
+        <w:rPr>
+          <w:b/>
+        </w:rPr>
+        <w:t xml:space="preserve">SWE-bench</w:t>
+      </w:r>
+      <w:r>
+        <w:rPr/>
+        <w:t xml:space="preserve"> framework, orchestrating parallel runs in </w:t>
+      </w:r>
+      <w:r>
+        <w:rPr>
+          <w:b/>
+        </w:rPr>
+        <w:t xml:space="preserve">Docker</w:t>
+      </w:r>
+      <w:r>
+        <w:rPr/>
+        <w:t xml:space="preserve"> with a </w:t>
+      </w:r>
+      <w:r>
+        <w:rPr>
+          <w:b/>
+        </w:rPr>
+        <w:t xml:space="preserve">cost and usage dashboard</w:t>
+      </w:r>
+    </w:p>
+    <w:p>
+      <w:pPr>
+        <w:numPr>
+          <w:ilvl w:val="0"/>
+          <w:numId w:val="6"/>
+        </w:numPr>
+        <w:spacing w:lineRule="auto"/>
+      </w:pPr>
+      <w:r>
+        <w:rPr/>
+        <w:t xml:space="preserve">Built </w:t>
+      </w:r>
+      <w:r>
+        <w:rPr>
+          <w:b/>
+        </w:rPr>
+        <w:t xml:space="preserve">xShifu</w:t>
+      </w:r>
+      <w:r>
+        <w:rPr/>
+        <w:t xml:space="preserve">, a </w:t>
+      </w:r>
+      <w:r>
+        <w:rPr>
+          <w:b/>
+        </w:rPr>
+        <w:t xml:space="preserve">session analytics tool</w:t>
+      </w:r>
+      <w:r>
+        <w:rPr/>
+        <w:t xml:space="preserve"> that analyses developers' local </w:t>
+      </w:r>
+      <w:r>
+        <w:rPr>
+          <w:b/>
+        </w:rPr>
+        <w:t xml:space="preserve">Claude Code and Codex sessions</w:t>
+      </w:r>
+      <w:r>
+        <w:rPr/>
+        <w:t xml:space="preserve"> to surface how they use coding agents, flag wasteful habits and give </w:t>
+      </w:r>
+      <w:r>
+        <w:rPr>
+          <w:b/>
+        </w:rPr>
+        <w:t xml:space="preserve">actionable recommendations to cut token consumption</w:t>
       </w:r>
     </w:p>
     <w:p>
@@ -3543,7 +3661,7 @@
           <w:b/>
           <w:sz w:val="21"/>
         </w:rPr>
-        <w:t xml:space="preserve">Tauri (Rust) and Angular 20</w:t>
+        <w:t xml:space="preserve">Tauri (Rust) and Angular 22</w:t>
       </w:r>
       <w:r>
         <w:rPr>
@@ -3604,7 +3722,7 @@
         <w:rPr>
           <w:b/>
         </w:rPr>
-        <w:t xml:space="preserve">Angular 20</w:t>
+        <w:t xml:space="preserve">Angular 22</w:t>
       </w:r>
       <w:r>
         <w:rPr/>
@@ -3895,7 +4013,7 @@
           <w:color w:val="444444"/>
           <w:sz w:val="19"/>
         </w:rPr>
-        <w:t xml:space="preserve"> Angular 20, TypeScript, RxJS, CodeMirror 6, Lexical, Tauri 2, Rust, Vitest, Playwright, GitHub Actions</w:t>
+        <w:t xml:space="preserve"> Angular 22, TypeScript, RxJS, CodeMirror 6, Lexical, Tauri 2, Rust, Vitest, Playwright, GitHub Actions</w:t>
       </w:r>
     </w:p>
     <w:p>
@@ -4443,7 +4561,7 @@
           <w:b/>
           <w:sz w:val="21"/>
         </w:rPr>
-        <w:t xml:space="preserve">Angular 21</w:t>
+        <w:t xml:space="preserve">Angular 22</w:t>
       </w:r>
       <w:r>
         <w:rPr>
@@ -4547,7 +4665,7 @@
         <w:rPr>
           <w:b/>
         </w:rPr>
-        <w:t xml:space="preserve">60+ standalone Angular 21 components</w:t>
+        <w:t xml:space="preserve">60+ standalone Angular 22 components</w:t>
       </w:r>
       <w:r>
         <w:rPr/>
@@ -4743,7 +4861,7 @@
           <w:color w:val="444444"/>
           <w:sz w:val="19"/>
         </w:rPr>
-        <w:t xml:space="preserve"> Angular 21, TypeScript, Tailwind CSS, Vitest, Playwright, axe-core, ESLint, Prettier, Husky, Angular CLI, pnpm workspaces, Turborepo, Changesets, GitHub Actions</w:t>
+        <w:t xml:space="preserve"> Angular 22, TypeScript, Tailwind CSS, Vitest, Playwright, axe-core, ESLint, Prettier, Husky, Angular CLI, pnpm workspaces, Turborepo, Changesets, GitHub Actions</w:t>
       </w:r>
     </w:p>
     <w:p>

--- a/assets/najih-driss-cv-en-long.docx
+++ b/assets/najih-driss-cv-en-long.docx
@@ -622,7 +622,7 @@
           <w:color w:val="0d1117"/>
           <w:sz w:val="22"/>
         </w:rPr>
-        <w:t xml:space="preserve">Preesm Group — Full Stack Developer (Angular / Node.js)</w:t>
+        <w:t xml:space="preserve">TotalEnergies — Senior Full Stack AI Developer (TypeScript / Python)</w:t>
       </w:r>
     </w:p>
     <w:p>
@@ -634,7 +634,7 @@
           <w:color w:val="57606a"/>
           <w:sz w:val="20"/>
         </w:rPr>
-        <w:t xml:space="preserve">May 2026 – Present (6 months)</w:t>
+        <w:t xml:space="preserve">November 2026 – Present (1 month)</w:t>
       </w:r>
     </w:p>
     <w:p>
@@ -653,38 +653,13 @@
           <w:b/>
           <w:sz w:val="21"/>
         </w:rPr>
-        <w:t xml:space="preserve">Preesm Portal</w:t>
-      </w:r>
-      <w:r>
-        <w:rPr>
-          <w:sz w:val="21"/>
-        </w:rPr>
-        <w:t xml:space="preserve"> (preesm-group.com) — a </w:t>
-      </w:r>
-      <w:r>
-        <w:rPr>
-          <w:b/>
-          <w:sz w:val="21"/>
-        </w:rPr>
-        <w:t xml:space="preserve">multi-tenant</w:t>
-      </w:r>
-      <w:r>
-        <w:rPr>
-          <w:sz w:val="21"/>
-        </w:rPr>
-        <w:t xml:space="preserve"> B2B SaaS platform digitising the complete franchisee lifecycle of French franchise networks, each network isolated as its own tenant and used daily by headquarters staff, franchisors and franchisees. Sole engineer on the product, working directly with the client from requirements through to production operations.</w:t>
-      </w:r>
-    </w:p>
-    <w:p>
-      <w:pPr>
-        <w:spacing w:lineRule="auto"/>
-      </w:pPr>
-      <w:r>
-        <w:rPr>
-          <w:b/>
-          <w:sz w:val="21"/>
-        </w:rPr>
-        <w:t xml:space="preserve">Responsibilities:</w:t>
+        <w:t xml:space="preserve">TotalEnergies Digital Factory</w:t>
+      </w:r>
+      <w:r>
+        <w:rPr>
+          <w:sz w:val="21"/>
+        </w:rPr>
+        <w:t xml:space="preserve"> — the group's in-house unit building digital products used across the company.</w:t>
       </w:r>
     </w:p>
     <w:p>
@@ -697,57 +672,23 @@
       </w:pPr>
       <w:r>
         <w:rPr/>
-        <w:t xml:space="preserve">Designed the </w:t>
-      </w:r>
-      <w:r>
-        <w:rPr>
-          <w:b/>
-        </w:rPr>
-        <w:t xml:space="preserve">multi-tenant architecture</w:t>
-      </w:r>
-      <w:r>
-        <w:rPr/>
-        <w:t xml:space="preserve">: an </w:t>
-      </w:r>
-      <w:r>
-        <w:rPr>
-          <w:b/>
-        </w:rPr>
-        <w:t xml:space="preserve">Angular 22</w:t>
-      </w:r>
-      <w:r>
-        <w:rPr/>
-        <w:t xml:space="preserve"> SPA (zoneless, signals) and a </w:t>
-      </w:r>
-      <w:r>
-        <w:rPr>
-          <w:b/>
-        </w:rPr>
-        <w:t xml:space="preserve">Hono/Node.js</w:t>
-      </w:r>
-      <w:r>
-        <w:rPr/>
-        <w:t xml:space="preserve"> API in a pnpm monorepo, sharing one typed contract package (</w:t>
-      </w:r>
-      <w:r>
-        <w:rPr>
-          <w:b/>
-        </w:rPr>
-        <w:t xml:space="preserve">Drizzle</w:t>
-      </w:r>
-      <w:r>
-        <w:rPr/>
-        <w:t xml:space="preserve"> schema + </w:t>
-      </w:r>
-      <w:r>
-        <w:rPr>
-          <w:b/>
-        </w:rPr>
-        <w:t xml:space="preserve">Zod</w:t>
-      </w:r>
-      <w:r>
-        <w:rPr/>
-        <w:t xml:space="preserve"> DTOs)</w:t>
+        <w:t xml:space="preserve">Full stack development of </w:t>
+      </w:r>
+      <w:r>
+        <w:rPr>
+          <w:b/>
+        </w:rPr>
+        <w:t xml:space="preserve">AI-powered applications</w:t>
+      </w:r>
+      <w:r>
+        <w:rPr/>
+        <w:t xml:space="preserve">, across </w:t>
+      </w:r>
+      <w:r>
+        <w:rPr>
+          <w:b/>
+        </w:rPr>
+        <w:t xml:space="preserve">back end and front end</w:t>
       </w:r>
     </w:p>
     <w:p>
@@ -760,365 +701,23 @@
       </w:pPr>
       <w:r>
         <w:rPr/>
-        <w:t xml:space="preserve">Built the </w:t>
-      </w:r>
-      <w:r>
-        <w:rPr>
-          <w:b/>
-        </w:rPr>
-        <w:t xml:space="preserve">onboarding engine</w:t>
-      </w:r>
-      <w:r>
-        <w:rPr/>
-        <w:t xml:space="preserve"> — declarative step catalog, dependency-based unlocking and a server-enforced status state machine with automatic progress tracking</w:t>
-      </w:r>
-    </w:p>
-    <w:p>
-      <w:pPr>
-        <w:numPr>
-          <w:ilvl w:val="0"/>
-          <w:numId w:val="2"/>
-        </w:numPr>
-        <w:spacing w:lineRule="auto"/>
-      </w:pPr>
-      <w:r>
-        <w:rPr/>
-        <w:t xml:space="preserve">Developed the </w:t>
-      </w:r>
-      <w:r>
-        <w:rPr>
-          <w:b/>
-        </w:rPr>
-        <w:t xml:space="preserve">franchisee portfolio back-office</w:t>
-      </w:r>
-      <w:r>
-        <w:rPr/>
-        <w:t xml:space="preserve"> (search, filters, archiving, </w:t>
-      </w:r>
-      <w:r>
-        <w:rPr>
-          <w:b/>
-        </w:rPr>
-        <w:t xml:space="preserve">tenant scoping</w:t>
-      </w:r>
-      <w:r>
-        <w:rPr/>
-        <w:t xml:space="preserve"> via a network selector) and the franchisee-facing space built on the same engine</w:t>
-      </w:r>
-    </w:p>
-    <w:p>
-      <w:pPr>
-        <w:numPr>
-          <w:ilvl w:val="0"/>
-          <w:numId w:val="2"/>
-        </w:numPr>
-        <w:spacing w:lineRule="auto"/>
-      </w:pPr>
-      <w:r>
-        <w:rPr/>
-        <w:t xml:space="preserve">Implemented </w:t>
-      </w:r>
-      <w:r>
-        <w:rPr>
-          <w:b/>
-        </w:rPr>
-        <w:t xml:space="preserve">server-side document generation</w:t>
-      </w:r>
-      <w:r>
-        <w:rPr/>
-        <w:t xml:space="preserve">, signed-counterpart storage, and a </w:t>
-      </w:r>
-      <w:r>
-        <w:rPr>
-          <w:b/>
-        </w:rPr>
-        <w:t xml:space="preserve">file hub</w:t>
-      </w:r>
-      <w:r>
-        <w:rPr/>
-        <w:t xml:space="preserve"> on </w:t>
-      </w:r>
-      <w:r>
-        <w:rPr>
-          <w:b/>
-        </w:rPr>
-        <w:t xml:space="preserve">Supabase</w:t>
-      </w:r>
-      <w:r>
-        <w:rPr/>
-        <w:t xml:space="preserve"> with presigned upload/download</w:t>
-      </w:r>
-    </w:p>
-    <w:p>
-      <w:pPr>
-        <w:numPr>
-          <w:ilvl w:val="0"/>
-          <w:numId w:val="2"/>
-        </w:numPr>
-        <w:spacing w:lineRule="auto"/>
-      </w:pPr>
-      <w:r>
-        <w:rPr/>
-        <w:t xml:space="preserve">Delivered </w:t>
-      </w:r>
-      <w:r>
-        <w:rPr>
-          <w:b/>
-        </w:rPr>
-        <w:t xml:space="preserve">transactional mailing</w:t>
-      </w:r>
-      <w:r>
-        <w:rPr/>
-        <w:t xml:space="preserve"> with </w:t>
-      </w:r>
-      <w:r>
-        <w:rPr>
-          <w:b/>
-        </w:rPr>
-        <w:t xml:space="preserve">Brevo</w:t>
-      </w:r>
-      <w:r>
-        <w:rPr/>
-        <w:t xml:space="preserve"> and an admin panel where staff configure notification recipients per business trigger, without a code change</w:t>
-      </w:r>
-    </w:p>
-    <w:p>
-      <w:pPr>
-        <w:numPr>
-          <w:ilvl w:val="0"/>
-          <w:numId w:val="2"/>
-        </w:numPr>
-        <w:spacing w:lineRule="auto"/>
-      </w:pPr>
-      <w:r>
-        <w:rPr/>
-        <w:t xml:space="preserve">Secured the platform with </w:t>
-      </w:r>
-      <w:r>
-        <w:rPr>
-          <w:b/>
-        </w:rPr>
-        <w:t xml:space="preserve">BetterAuth</w:t>
-      </w:r>
-      <w:r>
-        <w:rPr/>
-        <w:t xml:space="preserve"> (WebAuthn passkeys, mandatory </w:t>
-      </w:r>
-      <w:r>
-        <w:rPr>
-          <w:b/>
-        </w:rPr>
-        <w:t xml:space="preserve">TOTP MFA</w:t>
-      </w:r>
-      <w:r>
-        <w:rPr/>
-        <w:t xml:space="preserve">) and a </w:t>
-      </w:r>
-      <w:r>
-        <w:rPr>
-          <w:b/>
-        </w:rPr>
-        <w:t xml:space="preserve">deny-by-default RBAC</w:t>
-      </w:r>
-      <w:r>
-        <w:rPr/>
-        <w:t xml:space="preserve"> over a two-level tenant/team model, with every API query </w:t>
-      </w:r>
-      <w:r>
-        <w:rPr>
-          <w:b/>
-        </w:rPr>
-        <w:t xml:space="preserve">tenant-scoped</w:t>
-      </w:r>
-    </w:p>
-    <w:p>
-      <w:pPr>
-        <w:numPr>
-          <w:ilvl w:val="0"/>
-          <w:numId w:val="2"/>
-        </w:numPr>
-        <w:spacing w:lineRule="auto"/>
-      </w:pPr>
-      <w:r>
-        <w:rPr/>
-        <w:t xml:space="preserve">Set up </w:t>
-      </w:r>
-      <w:r>
-        <w:rPr>
-          <w:b/>
-        </w:rPr>
-        <w:t xml:space="preserve">CI/CD on GitHub Actions</w:t>
-      </w:r>
-      <w:r>
-        <w:rPr/>
-        <w:t xml:space="preserve"> — lint, build, </w:t>
-      </w:r>
-      <w:r>
-        <w:rPr>
-          <w:b/>
-        </w:rPr>
-        <w:t xml:space="preserve">Vitest</w:t>
-      </w:r>
-      <w:r>
-        <w:rPr/>
-        <w:t xml:space="preserve"> unit tests and a </w:t>
-      </w:r>
-      <w:r>
-        <w:rPr>
-          <w:b/>
-        </w:rPr>
-        <w:t xml:space="preserve">Playwright E2E</w:t>
-      </w:r>
-      <w:r>
-        <w:rPr/>
-        <w:t xml:space="preserve"> suite run against a real PostgreSQL container — with Docker images published to GHCR</w:t>
-      </w:r>
-    </w:p>
-    <w:p>
-      <w:pPr>
-        <w:numPr>
-          <w:ilvl w:val="0"/>
-          <w:numId w:val="2"/>
-        </w:numPr>
-        <w:spacing w:lineRule="auto"/>
-      </w:pPr>
-      <w:r>
-        <w:rPr/>
-        <w:t xml:space="preserve">Operate production on an </w:t>
-      </w:r>
-      <w:r>
-        <w:rPr>
-          <w:b/>
-        </w:rPr>
-        <w:t xml:space="preserve">OVH VPS</w:t>
-      </w:r>
-      <w:r>
-        <w:rPr/>
-        <w:t xml:space="preserve"> behind </w:t>
-      </w:r>
-      <w:r>
-        <w:rPr>
-          <w:b/>
-        </w:rPr>
-        <w:t xml:space="preserve">Caddy</w:t>
-      </w:r>
-      <w:r>
-        <w:rPr/>
-        <w:t xml:space="preserve"> TLS: idempotent migrations, encrypted </w:t>
-      </w:r>
-      <w:r>
-        <w:rPr>
-          <w:b/>
-        </w:rPr>
-        <w:t xml:space="preserve">pgBackRest</w:t>
-      </w:r>
-      <w:r>
-        <w:rPr/>
-        <w:t xml:space="preserve"> backups with restore drills and </w:t>
-      </w:r>
-      <w:r>
-        <w:rPr>
-          <w:b/>
-        </w:rPr>
-        <w:t xml:space="preserve">SOPS/age</w:t>
-      </w:r>
-      <w:r>
-        <w:rPr/>
-        <w:t xml:space="preserve">-managed secrets</w:t>
-      </w:r>
-    </w:p>
-    <w:p>
-      <w:pPr>
-        <w:spacing w:lineRule="auto"/>
-      </w:pPr>
-      <w:r>
-        <w:rPr>
-          <w:b/>
-          <w:sz w:val="21"/>
-        </w:rPr>
-        <w:t xml:space="preserve">Achievements &amp; Impact:</w:t>
-      </w:r>
-    </w:p>
-    <w:p>
-      <w:pPr>
-        <w:numPr>
-          <w:ilvl w:val="0"/>
-          <w:numId w:val="3"/>
-        </w:numPr>
-        <w:spacing w:lineRule="auto"/>
-      </w:pPr>
-      <w:r>
-        <w:rPr/>
-        <w:t xml:space="preserve">Shipped the </w:t>
-      </w:r>
-      <w:r>
-        <w:rPr>
-          <w:b/>
-        </w:rPr>
-        <w:t xml:space="preserve">first production release within one month</w:t>
-      </w:r>
-      <w:r>
-        <w:rPr/>
-        <w:t xml:space="preserve"> and have delivered features continuously since, working directly with the client</w:t>
-      </w:r>
-    </w:p>
-    <w:p>
-      <w:pPr>
-        <w:numPr>
-          <w:ilvl w:val="0"/>
-          <w:numId w:val="3"/>
-        </w:numPr>
-        <w:spacing w:lineRule="auto"/>
-      </w:pPr>
-      <w:r>
-        <w:rPr/>
-        <w:t xml:space="preserve">Digitised the </w:t>
-      </w:r>
-      <w:r>
-        <w:rPr>
-          <w:b/>
-        </w:rPr>
-        <w:t xml:space="preserve">full franchisee lifecycle</w:t>
-      </w:r>
-      <w:r>
-        <w:rPr/>
-        <w:t xml:space="preserve">, replacing a manual document-and-e-mail process with a single traceable workflow</w:t>
-      </w:r>
-    </w:p>
-    <w:p>
-      <w:pPr>
-        <w:numPr>
-          <w:ilvl w:val="0"/>
-          <w:numId w:val="3"/>
-        </w:numPr>
-        <w:spacing w:lineRule="auto"/>
-      </w:pPr>
-      <w:r>
-        <w:rPr/>
-        <w:t xml:space="preserve">Eliminated API/frontend contract drift with the shared type package — a schema change now surfaces at compile time on both sides instead of in production</w:t>
-      </w:r>
-    </w:p>
-    <w:p>
-      <w:pPr>
-        <w:numPr>
-          <w:ilvl w:val="0"/>
-          <w:numId w:val="3"/>
-        </w:numPr>
-        <w:spacing w:lineRule="auto"/>
-      </w:pPr>
-      <w:r>
-        <w:rPr/>
-        <w:t xml:space="preserve">Turned the business process into </w:t>
-      </w:r>
-      <w:r>
-        <w:rPr>
-          <w:b/>
-        </w:rPr>
-        <w:t xml:space="preserve">configuration rather than code</w:t>
-      </w:r>
-      <w:r>
-        <w:rPr/>
-        <w:t xml:space="preserve">: new steps and notification recipients no longer require a release</w:t>
+        <w:t xml:space="preserve">Services and interfaces built mainly in </w:t>
+      </w:r>
+      <w:r>
+        <w:rPr>
+          <w:b/>
+        </w:rPr>
+        <w:t xml:space="preserve">TypeScript</w:t>
+      </w:r>
+      <w:r>
+        <w:rPr/>
+        <w:t xml:space="preserve"> and </w:t>
+      </w:r>
+      <w:r>
+        <w:rPr>
+          <w:b/>
+        </w:rPr>
+        <w:t xml:space="preserve">Python</w:t>
       </w:r>
     </w:p>
     <w:p>
@@ -1138,7 +737,7 @@
           <w:color w:val="444444"/>
           <w:sz w:val="19"/>
         </w:rPr>
-        <w:t xml:space="preserve"> Angular 22 (zoneless, signals), kouji-ui, TypeScript, Tailwind CSS 4, Node.js, Hono, BetterAuth (passkeys, TOTP), Zod, Brevo, PostgreSQL 17, Drizzle ORM, Supabase, Vitest, Playwright, Docker, GitHub Actions, Render, OVH, Caddy, pgBackRest</w:t>
+        <w:t xml:space="preserve"> TypeScript, Python, Angular, Node.js, Git, GitHub, GitHub Actions</w:t>
       </w:r>
     </w:p>
     <w:p>
@@ -1151,7 +750,7 @@
           <w:color w:val="0d1117"/>
           <w:sz w:val="22"/>
         </w:rPr>
-        <w:t xml:space="preserve">Amundi ITS — Senior Full Stack Developer (Angular / Java)</w:t>
+        <w:t xml:space="preserve">Preesm Group — Full Stack Developer (Angular / Node.js)</w:t>
       </w:r>
     </w:p>
     <w:p>
@@ -1163,7 +762,7 @@
           <w:color w:val="57606a"/>
           <w:sz w:val="20"/>
         </w:rPr>
-        <w:t xml:space="preserve">September 2023 – Present (3 years 2 months)</w:t>
+        <w:t xml:space="preserve">May 2026 – Present (6 months)</w:t>
       </w:r>
     </w:p>
     <w:p>
@@ -1179,35 +778,393 @@
       </w:r>
       <w:r>
         <w:rPr>
-          <w:sz w:val="21"/>
-        </w:rPr>
-        <w:t xml:space="preserve"> Amundi ITS develops shared platforms and frameworks used by multiple internal and client-facing applications. A major product is the </w:t>
-      </w:r>
-      <w:r>
-        <w:rPr>
-          <w:b/>
-          <w:sz w:val="21"/>
-        </w:rPr>
-        <w:t xml:space="preserve">Maestro framework</w:t>
-      </w:r>
-      <w:r>
-        <w:rPr>
-          <w:sz w:val="21"/>
-        </w:rPr>
-        <w:t xml:space="preserve">, an Angular-based solution enabling backend teams to rapidly integrate consistent, enterprise-grade user interfaces.</w:t>
-      </w:r>
-    </w:p>
-    <w:p>
-      <w:pPr>
-        <w:pStyle w:val="Heading4"/>
-        <w:spacing w:lineRule="auto"/>
-      </w:pPr>
-      <w:r>
-        <w:rPr>
-          <w:color w:val="0d1117"/>
-          <w:sz w:val="20"/>
-        </w:rPr>
-        <w:t xml:space="preserve">Framework Team</w:t>
+          <w:b/>
+          <w:sz w:val="21"/>
+        </w:rPr>
+        <w:t xml:space="preserve">Preesm Portal</w:t>
+      </w:r>
+      <w:r>
+        <w:rPr>
+          <w:sz w:val="21"/>
+        </w:rPr>
+        <w:t xml:space="preserve"> (preesm-group.com) — a </w:t>
+      </w:r>
+      <w:r>
+        <w:rPr>
+          <w:b/>
+          <w:sz w:val="21"/>
+        </w:rPr>
+        <w:t xml:space="preserve">multi-tenant</w:t>
+      </w:r>
+      <w:r>
+        <w:rPr>
+          <w:sz w:val="21"/>
+        </w:rPr>
+        <w:t xml:space="preserve"> B2B SaaS platform digitising the complete franchisee lifecycle of French franchise networks, each network isolated as its own tenant and used daily by headquarters staff, franchisors and franchisees. Sole engineer on the product, working directly with the client from requirements through to production operations.</w:t>
+      </w:r>
+    </w:p>
+    <w:p>
+      <w:pPr>
+        <w:spacing w:lineRule="auto"/>
+      </w:pPr>
+      <w:r>
+        <w:rPr>
+          <w:b/>
+          <w:sz w:val="21"/>
+        </w:rPr>
+        <w:t xml:space="preserve">Responsibilities:</w:t>
+      </w:r>
+    </w:p>
+    <w:p>
+      <w:pPr>
+        <w:numPr>
+          <w:ilvl w:val="0"/>
+          <w:numId w:val="3"/>
+        </w:numPr>
+        <w:spacing w:lineRule="auto"/>
+      </w:pPr>
+      <w:r>
+        <w:rPr/>
+        <w:t xml:space="preserve">Designed the </w:t>
+      </w:r>
+      <w:r>
+        <w:rPr>
+          <w:b/>
+        </w:rPr>
+        <w:t xml:space="preserve">multi-tenant architecture</w:t>
+      </w:r>
+      <w:r>
+        <w:rPr/>
+        <w:t xml:space="preserve">: an </w:t>
+      </w:r>
+      <w:r>
+        <w:rPr>
+          <w:b/>
+        </w:rPr>
+        <w:t xml:space="preserve">Angular 22</w:t>
+      </w:r>
+      <w:r>
+        <w:rPr/>
+        <w:t xml:space="preserve"> SPA (zoneless, signals) and a </w:t>
+      </w:r>
+      <w:r>
+        <w:rPr>
+          <w:b/>
+        </w:rPr>
+        <w:t xml:space="preserve">Hono/Node.js</w:t>
+      </w:r>
+      <w:r>
+        <w:rPr/>
+        <w:t xml:space="preserve"> API in a pnpm monorepo, sharing one typed contract package (</w:t>
+      </w:r>
+      <w:r>
+        <w:rPr>
+          <w:b/>
+        </w:rPr>
+        <w:t xml:space="preserve">Drizzle</w:t>
+      </w:r>
+      <w:r>
+        <w:rPr/>
+        <w:t xml:space="preserve"> schema + </w:t>
+      </w:r>
+      <w:r>
+        <w:rPr>
+          <w:b/>
+        </w:rPr>
+        <w:t xml:space="preserve">Zod</w:t>
+      </w:r>
+      <w:r>
+        <w:rPr/>
+        <w:t xml:space="preserve"> DTOs)</w:t>
+      </w:r>
+    </w:p>
+    <w:p>
+      <w:pPr>
+        <w:numPr>
+          <w:ilvl w:val="0"/>
+          <w:numId w:val="3"/>
+        </w:numPr>
+        <w:spacing w:lineRule="auto"/>
+      </w:pPr>
+      <w:r>
+        <w:rPr/>
+        <w:t xml:space="preserve">Built the </w:t>
+      </w:r>
+      <w:r>
+        <w:rPr>
+          <w:b/>
+        </w:rPr>
+        <w:t xml:space="preserve">onboarding engine</w:t>
+      </w:r>
+      <w:r>
+        <w:rPr/>
+        <w:t xml:space="preserve"> — declarative step catalog, dependency-based unlocking and a server-enforced status state machine with automatic progress tracking</w:t>
+      </w:r>
+    </w:p>
+    <w:p>
+      <w:pPr>
+        <w:numPr>
+          <w:ilvl w:val="0"/>
+          <w:numId w:val="3"/>
+        </w:numPr>
+        <w:spacing w:lineRule="auto"/>
+      </w:pPr>
+      <w:r>
+        <w:rPr/>
+        <w:t xml:space="preserve">Developed the </w:t>
+      </w:r>
+      <w:r>
+        <w:rPr>
+          <w:b/>
+        </w:rPr>
+        <w:t xml:space="preserve">franchisee portfolio back-office</w:t>
+      </w:r>
+      <w:r>
+        <w:rPr/>
+        <w:t xml:space="preserve"> (search, filters, archiving, </w:t>
+      </w:r>
+      <w:r>
+        <w:rPr>
+          <w:b/>
+        </w:rPr>
+        <w:t xml:space="preserve">tenant scoping</w:t>
+      </w:r>
+      <w:r>
+        <w:rPr/>
+        <w:t xml:space="preserve"> via a network selector) and the franchisee-facing space built on the same engine</w:t>
+      </w:r>
+    </w:p>
+    <w:p>
+      <w:pPr>
+        <w:numPr>
+          <w:ilvl w:val="0"/>
+          <w:numId w:val="3"/>
+        </w:numPr>
+        <w:spacing w:lineRule="auto"/>
+      </w:pPr>
+      <w:r>
+        <w:rPr/>
+        <w:t xml:space="preserve">Implemented </w:t>
+      </w:r>
+      <w:r>
+        <w:rPr>
+          <w:b/>
+        </w:rPr>
+        <w:t xml:space="preserve">server-side document generation</w:t>
+      </w:r>
+      <w:r>
+        <w:rPr/>
+        <w:t xml:space="preserve">, signed-counterpart storage, and a </w:t>
+      </w:r>
+      <w:r>
+        <w:rPr>
+          <w:b/>
+        </w:rPr>
+        <w:t xml:space="preserve">file hub</w:t>
+      </w:r>
+      <w:r>
+        <w:rPr/>
+        <w:t xml:space="preserve"> on </w:t>
+      </w:r>
+      <w:r>
+        <w:rPr>
+          <w:b/>
+        </w:rPr>
+        <w:t xml:space="preserve">Supabase</w:t>
+      </w:r>
+      <w:r>
+        <w:rPr/>
+        <w:t xml:space="preserve"> with presigned upload/download</w:t>
+      </w:r>
+    </w:p>
+    <w:p>
+      <w:pPr>
+        <w:numPr>
+          <w:ilvl w:val="0"/>
+          <w:numId w:val="3"/>
+        </w:numPr>
+        <w:spacing w:lineRule="auto"/>
+      </w:pPr>
+      <w:r>
+        <w:rPr/>
+        <w:t xml:space="preserve">Delivered </w:t>
+      </w:r>
+      <w:r>
+        <w:rPr>
+          <w:b/>
+        </w:rPr>
+        <w:t xml:space="preserve">transactional mailing</w:t>
+      </w:r>
+      <w:r>
+        <w:rPr/>
+        <w:t xml:space="preserve"> with </w:t>
+      </w:r>
+      <w:r>
+        <w:rPr>
+          <w:b/>
+        </w:rPr>
+        <w:t xml:space="preserve">Brevo</w:t>
+      </w:r>
+      <w:r>
+        <w:rPr/>
+        <w:t xml:space="preserve"> and an admin panel where staff configure notification recipients per business trigger, without a code change</w:t>
+      </w:r>
+    </w:p>
+    <w:p>
+      <w:pPr>
+        <w:numPr>
+          <w:ilvl w:val="0"/>
+          <w:numId w:val="3"/>
+        </w:numPr>
+        <w:spacing w:lineRule="auto"/>
+      </w:pPr>
+      <w:r>
+        <w:rPr/>
+        <w:t xml:space="preserve">Secured the platform with </w:t>
+      </w:r>
+      <w:r>
+        <w:rPr>
+          <w:b/>
+        </w:rPr>
+        <w:t xml:space="preserve">BetterAuth</w:t>
+      </w:r>
+      <w:r>
+        <w:rPr/>
+        <w:t xml:space="preserve"> (WebAuthn passkeys, mandatory </w:t>
+      </w:r>
+      <w:r>
+        <w:rPr>
+          <w:b/>
+        </w:rPr>
+        <w:t xml:space="preserve">TOTP MFA</w:t>
+      </w:r>
+      <w:r>
+        <w:rPr/>
+        <w:t xml:space="preserve">) and a </w:t>
+      </w:r>
+      <w:r>
+        <w:rPr>
+          <w:b/>
+        </w:rPr>
+        <w:t xml:space="preserve">deny-by-default RBAC</w:t>
+      </w:r>
+      <w:r>
+        <w:rPr/>
+        <w:t xml:space="preserve"> over a two-level tenant/team model, with every API query </w:t>
+      </w:r>
+      <w:r>
+        <w:rPr>
+          <w:b/>
+        </w:rPr>
+        <w:t xml:space="preserve">tenant-scoped</w:t>
+      </w:r>
+    </w:p>
+    <w:p>
+      <w:pPr>
+        <w:numPr>
+          <w:ilvl w:val="0"/>
+          <w:numId w:val="3"/>
+        </w:numPr>
+        <w:spacing w:lineRule="auto"/>
+      </w:pPr>
+      <w:r>
+        <w:rPr/>
+        <w:t xml:space="preserve">Set up </w:t>
+      </w:r>
+      <w:r>
+        <w:rPr>
+          <w:b/>
+        </w:rPr>
+        <w:t xml:space="preserve">CI/CD on GitHub Actions</w:t>
+      </w:r>
+      <w:r>
+        <w:rPr/>
+        <w:t xml:space="preserve"> — lint, build, </w:t>
+      </w:r>
+      <w:r>
+        <w:rPr>
+          <w:b/>
+        </w:rPr>
+        <w:t xml:space="preserve">Vitest</w:t>
+      </w:r>
+      <w:r>
+        <w:rPr/>
+        <w:t xml:space="preserve"> unit tests and a </w:t>
+      </w:r>
+      <w:r>
+        <w:rPr>
+          <w:b/>
+        </w:rPr>
+        <w:t xml:space="preserve">Playwright E2E</w:t>
+      </w:r>
+      <w:r>
+        <w:rPr/>
+        <w:t xml:space="preserve"> suite run against a real PostgreSQL container — with Docker images published to GHCR</w:t>
+      </w:r>
+    </w:p>
+    <w:p>
+      <w:pPr>
+        <w:numPr>
+          <w:ilvl w:val="0"/>
+          <w:numId w:val="3"/>
+        </w:numPr>
+        <w:spacing w:lineRule="auto"/>
+      </w:pPr>
+      <w:r>
+        <w:rPr/>
+        <w:t xml:space="preserve">Operate production on an </w:t>
+      </w:r>
+      <w:r>
+        <w:rPr>
+          <w:b/>
+        </w:rPr>
+        <w:t xml:space="preserve">OVH VPS</w:t>
+      </w:r>
+      <w:r>
+        <w:rPr/>
+        <w:t xml:space="preserve"> behind </w:t>
+      </w:r>
+      <w:r>
+        <w:rPr>
+          <w:b/>
+        </w:rPr>
+        <w:t xml:space="preserve">Caddy</w:t>
+      </w:r>
+      <w:r>
+        <w:rPr/>
+        <w:t xml:space="preserve"> TLS: idempotent migrations, encrypted </w:t>
+      </w:r>
+      <w:r>
+        <w:rPr>
+          <w:b/>
+        </w:rPr>
+        <w:t xml:space="preserve">pgBackRest</w:t>
+      </w:r>
+      <w:r>
+        <w:rPr/>
+        <w:t xml:space="preserve"> backups with restore drills and </w:t>
+      </w:r>
+      <w:r>
+        <w:rPr>
+          <w:b/>
+        </w:rPr>
+        <w:t xml:space="preserve">SOPS/age</w:t>
+      </w:r>
+      <w:r>
+        <w:rPr/>
+        <w:t xml:space="preserve">-managed secrets</w:t>
+      </w:r>
+    </w:p>
+    <w:p>
+      <w:pPr>
+        <w:spacing w:lineRule="auto"/>
+      </w:pPr>
+      <w:r>
+        <w:rPr>
+          <w:b/>
+          <w:sz w:val="21"/>
+        </w:rPr>
+        <w:t xml:space="preserve">Achievements &amp; Impact:</w:t>
       </w:r>
     </w:p>
     <w:p>
@@ -1220,17 +1177,17 @@
       </w:pPr>
       <w:r>
         <w:rPr/>
-        <w:t xml:space="preserve">Maintained and evolved the </w:t>
-      </w:r>
-      <w:r>
-        <w:rPr>
-          <w:b/>
-        </w:rPr>
-        <w:t xml:space="preserve">Maestro Angular framework</w:t>
-      </w:r>
-      <w:r>
-        <w:rPr/>
-        <w:t xml:space="preserve"> used by multiple internal and client-facing applications</w:t>
+        <w:t xml:space="preserve">Shipped the </w:t>
+      </w:r>
+      <w:r>
+        <w:rPr>
+          <w:b/>
+        </w:rPr>
+        <w:t xml:space="preserve">first production release within one month</w:t>
+      </w:r>
+      <w:r>
+        <w:rPr/>
+        <w:t xml:space="preserve"> and have delivered features continuously since, working directly with the client</w:t>
       </w:r>
     </w:p>
     <w:p>
@@ -1243,17 +1200,17 @@
       </w:pPr>
       <w:r>
         <w:rPr/>
-        <w:t xml:space="preserve">Actively participated in </w:t>
-      </w:r>
-      <w:r>
-        <w:rPr>
-          <w:b/>
-        </w:rPr>
-        <w:t xml:space="preserve">major Angular version migrations (15 → 18 → 20)</w:t>
-      </w:r>
-      <w:r>
-        <w:rPr/>
-        <w:t xml:space="preserve">, including component upgrades, dependency updates, and adoption of new framework capabilities (Signals, Standalone Components, etc.)</w:t>
+        <w:t xml:space="preserve">Digitised the </w:t>
+      </w:r>
+      <w:r>
+        <w:rPr>
+          <w:b/>
+        </w:rPr>
+        <w:t xml:space="preserve">full franchisee lifecycle</w:t>
+      </w:r>
+      <w:r>
+        <w:rPr/>
+        <w:t xml:space="preserve">, replacing a manual document-and-e-mail process with a single traceable workflow</w:t>
       </w:r>
     </w:p>
     <w:p>
@@ -1266,17 +1223,7 @@
       </w:pPr>
       <w:r>
         <w:rPr/>
-        <w:t xml:space="preserve">Designed and developed </w:t>
-      </w:r>
-      <w:r>
-        <w:rPr>
-          <w:b/>
-        </w:rPr>
-        <w:t xml:space="preserve">major reusable Angular components</w:t>
-      </w:r>
-      <w:r>
-        <w:rPr/>
-        <w:t xml:space="preserve"> integrated into the framework (forms, data grids, navigation, layouts, etc.)</w:t>
+        <w:t xml:space="preserve">Eliminated API/frontend contract drift with the shared type package — a schema change now surfaces at compile time on both sides instead of in production</w:t>
       </w:r>
     </w:p>
     <w:p>
@@ -1289,887 +1236,17 @@
       </w:pPr>
       <w:r>
         <w:rPr/>
-        <w:t xml:space="preserve">Co-designed the </w:t>
-      </w:r>
-      <w:r>
-        <w:rPr>
-          <w:b/>
-        </w:rPr>
-        <w:t xml:space="preserve">framework architecture</w:t>
-      </w:r>
-      <w:r>
-        <w:rPr/>
-        <w:t xml:space="preserve"> for compatibility with </w:t>
-      </w:r>
-      <w:r>
-        <w:rPr>
-          <w:b/>
-        </w:rPr>
-        <w:t xml:space="preserve">micro-frontend environments</w:t>
-      </w:r>
-      <w:r>
-        <w:rPr/>
-        <w:t xml:space="preserve">, enabling smoother integration into modular and distributed applications</w:t>
-      </w:r>
-    </w:p>
-    <w:p>
-      <w:pPr>
-        <w:numPr>
-          <w:ilvl w:val="0"/>
-          <w:numId w:val="4"/>
-        </w:numPr>
-        <w:spacing w:lineRule="auto"/>
-      </w:pPr>
-      <w:r>
-        <w:rPr/>
-        <w:t xml:space="preserve">Managed versioning and delivery of framework releases, ensuring stability for consuming teams</w:t>
-      </w:r>
-    </w:p>
-    <w:p>
-      <w:pPr>
-        <w:numPr>
-          <w:ilvl w:val="0"/>
-          <w:numId w:val="4"/>
-        </w:numPr>
-        <w:spacing w:lineRule="auto"/>
-      </w:pPr>
-      <w:r>
-        <w:rPr/>
-        <w:t xml:space="preserve">Ensured component quality, accessibility, and adherence to Angular best practices</w:t>
-      </w:r>
-    </w:p>
-    <w:p>
-      <w:pPr>
-        <w:numPr>
-          <w:ilvl w:val="0"/>
-          <w:numId w:val="4"/>
-        </w:numPr>
-        <w:spacing w:lineRule="auto"/>
-      </w:pPr>
-      <w:r>
-        <w:rPr/>
-        <w:t xml:space="preserve">Provided </w:t>
-      </w:r>
-      <w:r>
-        <w:rPr>
-          <w:b/>
-        </w:rPr>
-        <w:t xml:space="preserve">level 3 support</w:t>
-      </w:r>
-      <w:r>
-        <w:rPr/>
-        <w:t xml:space="preserve"> to application teams integrating the framework</w:t>
-      </w:r>
-    </w:p>
-    <w:p>
-      <w:pPr>
-        <w:numPr>
-          <w:ilvl w:val="0"/>
-          <w:numId w:val="4"/>
-        </w:numPr>
-        <w:spacing w:lineRule="auto"/>
-      </w:pPr>
-      <w:r>
-        <w:rPr/>
-        <w:t xml:space="preserve">Partnered with product owners and UX designers to translate business needs into scalable UI components</w:t>
-      </w:r>
-    </w:p>
-    <w:p>
-      <w:pPr>
-        <w:pStyle w:val="Heading4"/>
-        <w:spacing w:lineRule="auto"/>
-      </w:pPr>
-      <w:r>
-        <w:rPr>
-          <w:color w:val="0d1117"/>
-          <w:sz w:val="20"/>
-        </w:rPr>
-        <w:t xml:space="preserve">Lowcode Team</w:t>
-      </w:r>
-    </w:p>
-    <w:p>
-      <w:pPr>
-        <w:numPr>
-          <w:ilvl w:val="0"/>
-          <w:numId w:val="5"/>
-        </w:numPr>
-        <w:spacing w:lineRule="auto"/>
-      </w:pPr>
-      <w:r>
-        <w:rPr/>
-        <w:t xml:space="preserve">Delivered a </w:t>
-      </w:r>
-      <w:r>
-        <w:rPr>
-          <w:b/>
-        </w:rPr>
-        <w:t xml:space="preserve">drag &amp; drop, no-code interface</w:t>
-      </w:r>
-      <w:r>
-        <w:rPr/>
-        <w:t xml:space="preserve"> enabling teams to compose screens visually without writing code</w:t>
-      </w:r>
-    </w:p>
-    <w:p>
-      <w:pPr>
-        <w:numPr>
-          <w:ilvl w:val="0"/>
-          <w:numId w:val="5"/>
-        </w:numPr>
-        <w:spacing w:lineRule="auto"/>
-      </w:pPr>
-      <w:r>
-        <w:rPr/>
-        <w:t xml:space="preserve">Created the </w:t>
-      </w:r>
-      <w:r>
-        <w:rPr>
-          <w:b/>
-        </w:rPr>
-        <w:t xml:space="preserve">low-code library</w:t>
-      </w:r>
-      <w:r>
-        <w:rPr/>
-        <w:t xml:space="preserve"> powering the Web Designer — a </w:t>
-      </w:r>
-      <w:r>
-        <w:rPr>
-          <w:b/>
-        </w:rPr>
-        <w:t xml:space="preserve">descriptor-pattern engine</w:t>
-      </w:r>
-      <w:r>
-        <w:rPr/>
-        <w:t xml:space="preserve"> where screens, components and behaviors are defined declaratively via structured </w:t>
-      </w:r>
-      <w:r>
-        <w:rPr>
-          <w:b/>
-        </w:rPr>
-        <w:t xml:space="preserve">JSON</w:t>
-      </w:r>
-    </w:p>
-    <w:p>
-      <w:pPr>
-        <w:numPr>
-          <w:ilvl w:val="0"/>
-          <w:numId w:val="5"/>
-        </w:numPr>
-        <w:spacing w:lineRule="auto"/>
-      </w:pPr>
-      <w:r>
-        <w:rPr/>
-        <w:t xml:space="preserve">Redesigned a rigid declarative system into a </w:t>
-      </w:r>
-      <w:r>
-        <w:rPr>
-          <w:b/>
-        </w:rPr>
-        <w:t xml:space="preserve">more scalable and maintainable architecture</w:t>
-      </w:r>
-    </w:p>
-    <w:p>
-      <w:pPr>
-        <w:numPr>
-          <w:ilvl w:val="0"/>
-          <w:numId w:val="5"/>
-        </w:numPr>
-        <w:spacing w:lineRule="auto"/>
-      </w:pPr>
-      <w:r>
-        <w:rPr/>
-        <w:t xml:space="preserve">Maintained and evolved the low-code platform (bug fixes, refactoring, performance improvements, new features)</w:t>
-      </w:r>
-    </w:p>
-    <w:p>
-      <w:pPr>
-        <w:numPr>
-          <w:ilvl w:val="0"/>
-          <w:numId w:val="5"/>
-        </w:numPr>
-        <w:spacing w:lineRule="auto"/>
-      </w:pPr>
-      <w:r>
-        <w:rPr/>
-        <w:t xml:space="preserve">Led or supported the </w:t>
-      </w:r>
-      <w:r>
-        <w:rPr>
-          <w:b/>
-        </w:rPr>
-        <w:t xml:space="preserve">migration of three existing client applications</w:t>
-      </w:r>
-      <w:r>
-        <w:rPr/>
-        <w:t xml:space="preserve"> onto the low-code platform, acting as the platform-side referent for each team</w:t>
-      </w:r>
-    </w:p>
-    <w:p>
-      <w:pPr>
-        <w:numPr>
-          <w:ilvl w:val="0"/>
-          <w:numId w:val="5"/>
-        </w:numPr>
-        <w:spacing w:lineRule="auto"/>
-      </w:pPr>
-      <w:r>
-        <w:rPr>
-          <w:b/>
-        </w:rPr>
-        <w:t xml:space="preserve">Siebel migration (ESR team)</w:t>
-      </w:r>
-      <w:r>
-        <w:rPr/>
-        <w:t xml:space="preserve"> — migrated an </w:t>
-      </w:r>
-      <w:r>
-        <w:rPr>
-          <w:b/>
-        </w:rPr>
-        <w:t xml:space="preserve">Oracle Siebel legacy application</w:t>
-      </w:r>
-      <w:r>
-        <w:rPr/>
-        <w:t xml:space="preserve"> onto the low-code platform, rebuilding its screens as declarative descriptors</w:t>
-      </w:r>
-    </w:p>
-    <w:p>
-      <w:pPr>
-        <w:numPr>
-          <w:ilvl w:val="0"/>
-          <w:numId w:val="5"/>
-        </w:numPr>
-        <w:spacing w:lineRule="auto"/>
-      </w:pPr>
-      <w:r>
-        <w:rPr>
-          <w:b/>
-        </w:rPr>
-        <w:t xml:space="preserve">Alto team</w:t>
-      </w:r>
-      <w:r>
-        <w:rPr/>
-        <w:t xml:space="preserve"> — migrated the application from the </w:t>
-      </w:r>
-      <w:r>
-        <w:rPr>
-          <w:b/>
-        </w:rPr>
-        <w:t xml:space="preserve">legacy descriptor format to the new descriptor architecture</w:t>
-      </w:r>
-      <w:r>
-        <w:rPr/>
-        <w:t xml:space="preserve">, defining the migration path and supporting the team through breaking changes</w:t>
-      </w:r>
-    </w:p>
-    <w:p>
-      <w:pPr>
-        <w:numPr>
-          <w:ilvl w:val="0"/>
-          <w:numId w:val="5"/>
-        </w:numPr>
-        <w:spacing w:lineRule="auto"/>
-      </w:pPr>
-      <w:r>
-        <w:rPr>
-          <w:b/>
-        </w:rPr>
-        <w:t xml:space="preserve">Dashboard</w:t>
-      </w:r>
-      <w:r>
-        <w:rPr/>
-        <w:t xml:space="preserve"> — delivered the application as the </w:t>
-      </w:r>
-      <w:r>
-        <w:rPr>
-          <w:b/>
-        </w:rPr>
-        <w:t xml:space="preserve">Web Designer candidate</w:t>
-      </w:r>
-      <w:r>
-        <w:rPr/>
-        <w:t xml:space="preserve">, validating the designer end to end from visual composition to generated JSON descriptors</w:t>
-      </w:r>
-    </w:p>
-    <w:p>
-      <w:pPr>
-        <w:numPr>
-          <w:ilvl w:val="0"/>
-          <w:numId w:val="5"/>
-        </w:numPr>
-        <w:spacing w:lineRule="auto"/>
-      </w:pPr>
-      <w:r>
-        <w:rPr/>
-        <w:t xml:space="preserve">Also re-platformed a </w:t>
-      </w:r>
-      <w:r>
-        <w:rPr>
-          <w:b/>
-        </w:rPr>
-        <w:t xml:space="preserve">legacy Java desktop client to the web</w:t>
-      </w:r>
-      <w:r>
-        <w:rPr/>
-        <w:t xml:space="preserve"> and moved critical business components (Employee Savings Plan) off legacy tooling</w:t>
-      </w:r>
-    </w:p>
-    <w:p>
-      <w:pPr>
-        <w:numPr>
-          <w:ilvl w:val="0"/>
-          <w:numId w:val="5"/>
-        </w:numPr>
-        <w:spacing w:lineRule="auto"/>
-      </w:pPr>
-      <w:r>
-        <w:rPr/>
-        <w:t xml:space="preserve">Contributed to the </w:t>
-      </w:r>
-      <w:r>
-        <w:rPr>
-          <w:b/>
-        </w:rPr>
-        <w:t xml:space="preserve">architecture of client applications</w:t>
-      </w:r>
-      <w:r>
-        <w:rPr/>
-        <w:t xml:space="preserve"> from other teams, providing technical expertise and best practices</w:t>
-      </w:r>
-    </w:p>
-    <w:p>
-      <w:pPr>
-        <w:numPr>
-          <w:ilvl w:val="0"/>
-          <w:numId w:val="5"/>
-        </w:numPr>
-        <w:spacing w:lineRule="auto"/>
-      </w:pPr>
-      <w:r>
-        <w:rPr/>
-        <w:t xml:space="preserve">Built the </w:t>
-      </w:r>
-      <w:r>
-        <w:rPr>
-          <w:b/>
-        </w:rPr>
-        <w:t xml:space="preserve">Web Designer from scratch</w:t>
-      </w:r>
-      <w:r>
-        <w:rPr/>
-        <w:t xml:space="preserve"> with an </w:t>
-      </w:r>
-      <w:r>
-        <w:rPr>
-          <w:b/>
-        </w:rPr>
-        <w:t xml:space="preserve">AI agent</w:t>
-      </w:r>
-      <w:r>
-        <w:rPr/>
-        <w:t xml:space="preserve"> for </w:t>
-      </w:r>
-      <w:r>
-        <w:rPr>
-          <w:b/>
-        </w:rPr>
-        <w:t xml:space="preserve">natural-language generation of web applications</w:t>
-      </w:r>
-      <w:r>
-        <w:rPr/>
-        <w:t xml:space="preserve"> — describe a screen, it scaffolds the JSON-defined views, components and bindings</w:t>
-      </w:r>
-    </w:p>
-    <w:p>
-      <w:pPr>
-        <w:numPr>
-          <w:ilvl w:val="0"/>
-          <w:numId w:val="5"/>
-        </w:numPr>
-        <w:spacing w:lineRule="auto"/>
-      </w:pPr>
-      <w:r>
-        <w:rPr/>
-        <w:t xml:space="preserve">Defined the product </w:t>
-      </w:r>
-      <w:r>
-        <w:rPr>
-          <w:b/>
-        </w:rPr>
-        <w:t xml:space="preserve">UX in close collaboration with the Product Owner</w:t>
-      </w:r>
-      <w:r>
-        <w:rPr/>
-        <w:t xml:space="preserve">, shaping user flows and interaction patterns end to end</w:t>
-      </w:r>
-    </w:p>
-    <w:p>
-      <w:pPr>
-        <w:pStyle w:val="Heading4"/>
-        <w:spacing w:lineRule="auto"/>
-      </w:pPr>
-      <w:r>
-        <w:rPr>
-          <w:color w:val="0d1117"/>
-          <w:sz w:val="20"/>
-        </w:rPr>
-        <w:t xml:space="preserve">AI Tooling Team — Vibe Toolbox (current)</w:t>
-      </w:r>
-    </w:p>
-    <w:p>
-      <w:pPr>
-        <w:numPr>
-          <w:ilvl w:val="0"/>
-          <w:numId w:val="6"/>
-        </w:numPr>
-        <w:spacing w:lineRule="auto"/>
-      </w:pPr>
-      <w:r>
-        <w:rPr/>
-        <w:t xml:space="preserve">Building the </w:t>
-      </w:r>
-      <w:r>
-        <w:rPr>
-          <w:b/>
-        </w:rPr>
-        <w:t xml:space="preserve">Vibe Toolbox</w:t>
-      </w:r>
-      <w:r>
-        <w:rPr/>
-        <w:t xml:space="preserve">, an internal </w:t>
-      </w:r>
-      <w:r>
-        <w:rPr>
-          <w:b/>
-        </w:rPr>
-        <w:t xml:space="preserve">Electron + Angular</w:t>
-      </w:r>
-      <w:r>
-        <w:rPr/>
-        <w:t xml:space="preserve"> desktop app </w:t>
-      </w:r>
-      <w:r>
-        <w:rPr>
-          <w:b/>
-        </w:rPr>
-        <w:t xml:space="preserve">provisioning AI-ready dev environments</w:t>
-      </w:r>
-      <w:r>
-        <w:rPr/>
-        <w:t xml:space="preserve"> (agent skills, MCP servers), cutting time-to-productivity from days to minutes</w:t>
-      </w:r>
-    </w:p>
-    <w:p>
-      <w:pPr>
-        <w:numPr>
-          <w:ilvl w:val="0"/>
-          <w:numId w:val="6"/>
-        </w:numPr>
-        <w:spacing w:lineRule="auto"/>
-      </w:pPr>
-      <w:r>
-        <w:rPr/>
-        <w:t xml:space="preserve">Implemented </w:t>
-      </w:r>
-      <w:r>
-        <w:rPr>
-          <w:b/>
-        </w:rPr>
-        <w:t xml:space="preserve">skills management</w:t>
-      </w:r>
-      <w:r>
-        <w:rPr/>
-        <w:t xml:space="preserve"> — installation, versioning and sharing of reusable AI skills (prompts, workflows, agent definitions) so teams adopt validated patterns instead of rebuilding them per project</w:t>
-      </w:r>
-    </w:p>
-    <w:p>
-      <w:pPr>
-        <w:numPr>
-          <w:ilvl w:val="0"/>
-          <w:numId w:val="6"/>
-        </w:numPr>
-        <w:spacing w:lineRule="auto"/>
-      </w:pPr>
-      <w:r>
-        <w:rPr/>
-        <w:t xml:space="preserve">Built </w:t>
-      </w:r>
-      <w:r>
-        <w:rPr>
-          <w:b/>
-        </w:rPr>
-        <w:t xml:space="preserve">marketplace mechanics</w:t>
-      </w:r>
-      <w:r>
-        <w:rPr/>
-        <w:t xml:space="preserve"> for AI skills and agents, supporting discovery, packaging and lifecycle management with role-based governance suited to enterprise use</w:t>
-      </w:r>
-    </w:p>
-    <w:p>
-      <w:pPr>
-        <w:numPr>
-          <w:ilvl w:val="0"/>
-          <w:numId w:val="6"/>
-        </w:numPr>
-        <w:spacing w:lineRule="auto"/>
-      </w:pPr>
-      <w:r>
-        <w:rPr/>
-        <w:t xml:space="preserve">Designed the toolbox as a </w:t>
-      </w:r>
-      <w:r>
-        <w:rPr>
-          <w:b/>
-        </w:rPr>
-        <w:t xml:space="preserve">single entry point</w:t>
-      </w:r>
-      <w:r>
-        <w:rPr/>
-        <w:t xml:space="preserve"> for developers to bootstrap model access, credentials, MCP configuration and skill bundles, bringing consistency to how AI tooling is adopted across teams</w:t>
-      </w:r>
-    </w:p>
-    <w:p>
-      <w:pPr>
-        <w:numPr>
-          <w:ilvl w:val="0"/>
-          <w:numId w:val="6"/>
-        </w:numPr>
-        <w:spacing w:lineRule="auto"/>
-      </w:pPr>
-      <w:r>
-        <w:rPr/>
-        <w:t xml:space="preserve">Built </w:t>
-      </w:r>
-      <w:r>
-        <w:rPr>
-          <w:b/>
-        </w:rPr>
-        <w:t xml:space="preserve">xHarness</w:t>
-      </w:r>
-      <w:r>
-        <w:rPr/>
-        <w:t xml:space="preserve">, a benchmarking platform comparing </w:t>
-      </w:r>
-      <w:r>
-        <w:rPr>
-          <w:b/>
-        </w:rPr>
-        <w:t xml:space="preserve">coding agents</w:t>
-      </w:r>
-      <w:r>
-        <w:rPr/>
-        <w:t xml:space="preserve"> (Claude Code, Codex, OpenCode) across model tiers (Opus, Sonnet, GPT Sol, GPT Terra) on the public </w:t>
-      </w:r>
-      <w:r>
-        <w:rPr>
-          <w:b/>
-        </w:rPr>
-        <w:t xml:space="preserve">SWE-bench</w:t>
-      </w:r>
-      <w:r>
-        <w:rPr/>
-        <w:t xml:space="preserve"> framework, orchestrating parallel runs in </w:t>
-      </w:r>
-      <w:r>
-        <w:rPr>
-          <w:b/>
-        </w:rPr>
-        <w:t xml:space="preserve">Docker</w:t>
-      </w:r>
-      <w:r>
-        <w:rPr/>
-        <w:t xml:space="preserve"> with a </w:t>
-      </w:r>
-      <w:r>
-        <w:rPr>
-          <w:b/>
-        </w:rPr>
-        <w:t xml:space="preserve">cost and usage dashboard</w:t>
-      </w:r>
-    </w:p>
-    <w:p>
-      <w:pPr>
-        <w:numPr>
-          <w:ilvl w:val="0"/>
-          <w:numId w:val="6"/>
-        </w:numPr>
-        <w:spacing w:lineRule="auto"/>
-      </w:pPr>
-      <w:r>
-        <w:rPr/>
-        <w:t xml:space="preserve">Built </w:t>
-      </w:r>
-      <w:r>
-        <w:rPr>
-          <w:b/>
-        </w:rPr>
-        <w:t xml:space="preserve">xShifu</w:t>
-      </w:r>
-      <w:r>
-        <w:rPr/>
-        <w:t xml:space="preserve">, a </w:t>
-      </w:r>
-      <w:r>
-        <w:rPr>
-          <w:b/>
-        </w:rPr>
-        <w:t xml:space="preserve">session analytics tool</w:t>
-      </w:r>
-      <w:r>
-        <w:rPr/>
-        <w:t xml:space="preserve"> that analyses developers' local </w:t>
-      </w:r>
-      <w:r>
-        <w:rPr>
-          <w:b/>
-        </w:rPr>
-        <w:t xml:space="preserve">Claude Code and Codex sessions</w:t>
-      </w:r>
-      <w:r>
-        <w:rPr/>
-        <w:t xml:space="preserve"> to surface how they use coding agents, flag wasteful habits and give </w:t>
-      </w:r>
-      <w:r>
-        <w:rPr>
-          <w:b/>
-        </w:rPr>
-        <w:t xml:space="preserve">actionable recommendations to cut token consumption</w:t>
-      </w:r>
-    </w:p>
-    <w:p>
-      <w:pPr>
-        <w:pStyle w:val="Heading4"/>
-        <w:spacing w:lineRule="auto"/>
-      </w:pPr>
-      <w:r>
-        <w:rPr>
-          <w:color w:val="0d1117"/>
-          <w:sz w:val="20"/>
-        </w:rPr>
-        <w:t xml:space="preserve">Cross-team contributions</w:t>
-      </w:r>
-    </w:p>
-    <w:p>
-      <w:pPr>
-        <w:numPr>
-          <w:ilvl w:val="0"/>
-          <w:numId w:val="7"/>
-        </w:numPr>
-        <w:spacing w:lineRule="auto"/>
-      </w:pPr>
-      <w:r>
-        <w:rPr/>
-        <w:t xml:space="preserve">Designed, built and published multiple </w:t>
-      </w:r>
-      <w:r>
-        <w:rPr>
-          <w:b/>
-        </w:rPr>
-        <w:t xml:space="preserve">internal Java and JavaScript packages</w:t>
-      </w:r>
-      <w:r>
-        <w:rPr/>
-        <w:t xml:space="preserve"> (libraries, shared utilities, framework modules) consumed by Maestro and downstream application teams</w:t>
-      </w:r>
-    </w:p>
-    <w:p>
-      <w:pPr>
-        <w:numPr>
-          <w:ilvl w:val="0"/>
-          <w:numId w:val="7"/>
-        </w:numPr>
-        <w:spacing w:lineRule="auto"/>
-      </w:pPr>
-      <w:r>
-        <w:rPr/>
-        <w:t xml:space="preserve">Set up and maintained </w:t>
-      </w:r>
-      <w:r>
-        <w:rPr>
-          <w:b/>
-        </w:rPr>
-        <w:t xml:space="preserve">automated CI/CD pipelines</w:t>
-      </w:r>
-      <w:r>
-        <w:rPr/>
-        <w:t xml:space="preserve"> (GitLab CI, Jenkins) covering build, lint, tests, coverage and release of framework and low-code artifacts</w:t>
-      </w:r>
-    </w:p>
-    <w:p>
-      <w:pPr>
-        <w:numPr>
-          <w:ilvl w:val="0"/>
-          <w:numId w:val="7"/>
-        </w:numPr>
-        <w:spacing w:lineRule="auto"/>
-      </w:pPr>
-      <w:r>
-        <w:rPr/>
-        <w:t xml:space="preserve">Ensured </w:t>
-      </w:r>
-      <w:r>
-        <w:rPr>
-          <w:b/>
-        </w:rPr>
-        <w:t xml:space="preserve">strong test coverage</w:t>
-      </w:r>
-      <w:r>
-        <w:rPr/>
-        <w:t xml:space="preserve"> across frontend and backend with </w:t>
-      </w:r>
-      <w:r>
-        <w:rPr>
-          <w:b/>
-        </w:rPr>
-        <w:t xml:space="preserve">JaCoCo</w:t>
-      </w:r>
-      <w:r>
-        <w:rPr/>
-        <w:t xml:space="preserve"> (Java), </w:t>
-      </w:r>
-      <w:r>
-        <w:rPr>
-          <w:b/>
-        </w:rPr>
-        <w:t xml:space="preserve">Karma</w:t>
-      </w:r>
-      <w:r>
-        <w:rPr/>
-        <w:t xml:space="preserve"> and </w:t>
-      </w:r>
-      <w:r>
-        <w:rPr>
-          <w:b/>
-        </w:rPr>
-        <w:t xml:space="preserve">Jest</w:t>
-      </w:r>
-      <w:r>
-        <w:rPr/>
-        <w:t xml:space="preserve"> (Angular/TypeScript), plus </w:t>
-      </w:r>
-      <w:r>
-        <w:rPr>
-          <w:b/>
-        </w:rPr>
-        <w:t xml:space="preserve">Cypress</w:t>
-      </w:r>
-      <w:r>
-        <w:rPr/>
-        <w:t xml:space="preserve"> and </w:t>
-      </w:r>
-      <w:r>
-        <w:rPr>
-          <w:b/>
-        </w:rPr>
-        <w:t xml:space="preserve">Playwright</w:t>
-      </w:r>
-      <w:r>
-        <w:rPr/>
-        <w:t xml:space="preserve"> for end-to-end scenarios</w:t>
-      </w:r>
-    </w:p>
-    <w:p>
-      <w:pPr>
-        <w:numPr>
-          <w:ilvl w:val="0"/>
-          <w:numId w:val="7"/>
-        </w:numPr>
-        <w:spacing w:lineRule="auto"/>
-      </w:pPr>
-      <w:r>
-        <w:rPr/>
-        <w:t xml:space="preserve">Daily use of </w:t>
-      </w:r>
-      <w:r>
-        <w:rPr>
-          <w:b/>
-        </w:rPr>
-        <w:t xml:space="preserve">agentic AI tooling</w:t>
-      </w:r>
-      <w:r>
-        <w:rPr/>
-        <w:t xml:space="preserve"> (Claude, Codex) for code generation, refactoring, code reviews, debugging, and accelerating exploratory work on framework and platform features</w:t>
-      </w:r>
-    </w:p>
-    <w:p>
-      <w:pPr>
-        <w:spacing w:lineRule="auto"/>
-      </w:pPr>
-      <w:r>
-        <w:rPr>
-          <w:b/>
-          <w:sz w:val="21"/>
-        </w:rPr>
-        <w:t xml:space="preserve">Technical Challenges:</w:t>
-      </w:r>
-    </w:p>
-    <w:p>
-      <w:pPr>
-        <w:numPr>
-          <w:ilvl w:val="0"/>
-          <w:numId w:val="8"/>
-        </w:numPr>
-        <w:spacing w:lineRule="auto"/>
-      </w:pPr>
-      <w:r>
-        <w:rPr/>
-        <w:t xml:space="preserve">Micro-frontend integration and </w:t>
-      </w:r>
-      <w:r>
-        <w:rPr>
-          <w:b/>
-        </w:rPr>
-        <w:t xml:space="preserve">framework backward compatibility</w:t>
-      </w:r>
-      <w:r>
-        <w:rPr/>
-        <w:t xml:space="preserve"> across major Angular version migrations</w:t>
-      </w:r>
-    </w:p>
-    <w:p>
-      <w:pPr>
-        <w:numPr>
-          <w:ilvl w:val="0"/>
-          <w:numId w:val="8"/>
-        </w:numPr>
-        <w:spacing w:lineRule="auto"/>
-      </w:pPr>
-      <w:r>
-        <w:rPr/>
-        <w:t xml:space="preserve">Replacing a rigid declarative legacy system with a </w:t>
-      </w:r>
-      <w:r>
-        <w:rPr>
-          <w:b/>
-        </w:rPr>
-        <w:t xml:space="preserve">scalable descriptor-based low-code engine</w:t>
-      </w:r>
-      <w:r>
-        <w:rPr/>
-        <w:t xml:space="preserve"> without breaking existing client applications</w:t>
-      </w:r>
-    </w:p>
-    <w:p>
-      <w:pPr>
-        <w:numPr>
-          <w:ilvl w:val="0"/>
-          <w:numId w:val="8"/>
-        </w:numPr>
-        <w:spacing w:lineRule="auto"/>
-      </w:pPr>
-      <w:r>
-        <w:rPr/>
-        <w:t xml:space="preserve">Designing framework APIs </w:t>
-      </w:r>
-      <w:r>
-        <w:rPr>
-          <w:b/>
-        </w:rPr>
-        <w:t xml:space="preserve">generic enough for many teams</w:t>
-      </w:r>
-      <w:r>
-        <w:rPr/>
-        <w:t xml:space="preserve"> yet simple enough for rapid adoption</w:t>
+        <w:t xml:space="preserve">Turned the business process into </w:t>
+      </w:r>
+      <w:r>
+        <w:rPr>
+          <w:b/>
+        </w:rPr>
+        <w:t xml:space="preserve">configuration rather than code</w:t>
+      </w:r>
+      <w:r>
+        <w:rPr/>
+        <w:t xml:space="preserve">: new steps and notification recipients no longer require a release</w:t>
       </w:r>
     </w:p>
     <w:p>
@@ -2189,7 +1266,7 @@
           <w:color w:val="444444"/>
           <w:sz w:val="19"/>
         </w:rPr>
-        <w:t xml:space="preserve"> Angular, TypeScript, Electron, Node.js, Java 8/11/21, Spring Boot, Quarkus, Keycloak, Oracle DB, MongoDB, SQLite, Karma, Jest, Cypress, Playwright, JaCoCo, Webpack, PowerShell, Jenkins, GitLab CI, Claude, Codex, Agile Scrum</w:t>
+        <w:t xml:space="preserve"> Angular 22 (zoneless, signals), kouji-ui, TypeScript, Tailwind CSS 4, Node.js, Hono, BetterAuth (passkeys, TOTP), Zod, Brevo, PostgreSQL 17, Drizzle ORM, Supabase, Vitest, Playwright, Docker, GitHub Actions, Render, OVH, Caddy, pgBackRest</w:t>
       </w:r>
     </w:p>
     <w:p>
@@ -2202,7 +1279,7 @@
           <w:color w:val="0d1117"/>
           <w:sz w:val="22"/>
         </w:rPr>
-        <w:t xml:space="preserve">Zsoft Consulting — Full Stack Consultant (Java / React)</w:t>
+        <w:t xml:space="preserve">Amundi ITS — Senior Full Stack Developer (Angular / Java)</w:t>
       </w:r>
     </w:p>
     <w:p>
@@ -2214,7 +1291,7 @@
           <w:color w:val="57606a"/>
           <w:sz w:val="20"/>
         </w:rPr>
-        <w:t xml:space="preserve">October 2022 – September 2023 (1 year)</w:t>
+        <w:t xml:space="preserve">September 2023 – October 2026 (3 years 2 months)</w:t>
       </w:r>
     </w:p>
     <w:p>
@@ -2232,7 +1309,20 @@
         <w:rPr>
           <w:sz w:val="21"/>
         </w:rPr>
-        <w:t xml:space="preserve"> IT consulting firm. Full-time consultant delivering successive missions for major clients (Société Générale, Colas).</w:t>
+        <w:t xml:space="preserve"> Amundi ITS develops shared platforms and frameworks used by multiple internal and client-facing applications. A major product is the </w:t>
+      </w:r>
+      <w:r>
+        <w:rPr>
+          <w:b/>
+          <w:sz w:val="21"/>
+        </w:rPr>
+        <w:t xml:space="preserve">Maestro framework</w:t>
+      </w:r>
+      <w:r>
+        <w:rPr>
+          <w:sz w:val="21"/>
+        </w:rPr>
+        <w:t xml:space="preserve">, an Angular-based solution enabling backend teams to rapidly integrate consistent, enterprise-grade user interfaces.</w:t>
       </w:r>
     </w:p>
     <w:p>
@@ -2245,50 +1335,900 @@
           <w:color w:val="0d1117"/>
           <w:sz w:val="20"/>
         </w:rPr>
-        <w:t xml:space="preserve">Client: Société Générale — Project: KYC</w:t>
-      </w:r>
-    </w:p>
-    <w:p>
-      <w:pPr>
-        <w:spacing w:lineRule="auto"/>
-      </w:pPr>
-      <w:r>
-        <w:rPr>
-          <w:b/>
-          <w:sz w:val="21"/>
-        </w:rPr>
-        <w:t xml:space="preserve">Project context:</w:t>
-      </w:r>
-      <w:r>
-        <w:rPr>
-          <w:sz w:val="21"/>
-        </w:rPr>
-        <w:t xml:space="preserve"> A set of backend services dedicated to </w:t>
-      </w:r>
-      <w:r>
-        <w:rPr>
-          <w:b/>
-          <w:sz w:val="21"/>
-        </w:rPr>
-        <w:t xml:space="preserve">Know Your Customer (KYC)</w:t>
-      </w:r>
-      <w:r>
-        <w:rPr>
-          <w:sz w:val="21"/>
-        </w:rPr>
-        <w:t xml:space="preserve"> processes, used to evaluate customer trust levels and eligibility, and to support fraud detection workflows.</w:t>
-      </w:r>
-    </w:p>
-    <w:p>
-      <w:pPr>
-        <w:spacing w:lineRule="auto"/>
-      </w:pPr>
-      <w:r>
-        <w:rPr>
-          <w:b/>
-          <w:sz w:val="21"/>
-        </w:rPr>
-        <w:t xml:space="preserve">Responsibilities:</w:t>
+        <w:t xml:space="preserve">Framework Team</w:t>
+      </w:r>
+    </w:p>
+    <w:p>
+      <w:pPr>
+        <w:numPr>
+          <w:ilvl w:val="0"/>
+          <w:numId w:val="5"/>
+        </w:numPr>
+        <w:spacing w:lineRule="auto"/>
+      </w:pPr>
+      <w:r>
+        <w:rPr/>
+        <w:t xml:space="preserve">Maintained and evolved the </w:t>
+      </w:r>
+      <w:r>
+        <w:rPr>
+          <w:b/>
+        </w:rPr>
+        <w:t xml:space="preserve">Maestro Angular framework</w:t>
+      </w:r>
+      <w:r>
+        <w:rPr/>
+        <w:t xml:space="preserve"> used by multiple internal and client-facing applications</w:t>
+      </w:r>
+    </w:p>
+    <w:p>
+      <w:pPr>
+        <w:numPr>
+          <w:ilvl w:val="0"/>
+          <w:numId w:val="5"/>
+        </w:numPr>
+        <w:spacing w:lineRule="auto"/>
+      </w:pPr>
+      <w:r>
+        <w:rPr/>
+        <w:t xml:space="preserve">Actively participated in </w:t>
+      </w:r>
+      <w:r>
+        <w:rPr>
+          <w:b/>
+        </w:rPr>
+        <w:t xml:space="preserve">major Angular version migrations (15 → 18 → 20)</w:t>
+      </w:r>
+      <w:r>
+        <w:rPr/>
+        <w:t xml:space="preserve">, including component upgrades, dependency updates, and adoption of new framework capabilities (Signals, Standalone Components, etc.)</w:t>
+      </w:r>
+    </w:p>
+    <w:p>
+      <w:pPr>
+        <w:numPr>
+          <w:ilvl w:val="0"/>
+          <w:numId w:val="5"/>
+        </w:numPr>
+        <w:spacing w:lineRule="auto"/>
+      </w:pPr>
+      <w:r>
+        <w:rPr/>
+        <w:t xml:space="preserve">Designed and developed </w:t>
+      </w:r>
+      <w:r>
+        <w:rPr>
+          <w:b/>
+        </w:rPr>
+        <w:t xml:space="preserve">major reusable Angular components</w:t>
+      </w:r>
+      <w:r>
+        <w:rPr/>
+        <w:t xml:space="preserve"> integrated into the framework (forms, data grids, navigation, layouts, etc.)</w:t>
+      </w:r>
+    </w:p>
+    <w:p>
+      <w:pPr>
+        <w:numPr>
+          <w:ilvl w:val="0"/>
+          <w:numId w:val="5"/>
+        </w:numPr>
+        <w:spacing w:lineRule="auto"/>
+      </w:pPr>
+      <w:r>
+        <w:rPr/>
+        <w:t xml:space="preserve">Co-designed the </w:t>
+      </w:r>
+      <w:r>
+        <w:rPr>
+          <w:b/>
+        </w:rPr>
+        <w:t xml:space="preserve">framework architecture</w:t>
+      </w:r>
+      <w:r>
+        <w:rPr/>
+        <w:t xml:space="preserve"> for compatibility with </w:t>
+      </w:r>
+      <w:r>
+        <w:rPr>
+          <w:b/>
+        </w:rPr>
+        <w:t xml:space="preserve">micro-frontend environments</w:t>
+      </w:r>
+      <w:r>
+        <w:rPr/>
+        <w:t xml:space="preserve">, enabling smoother integration into modular and distributed applications</w:t>
+      </w:r>
+    </w:p>
+    <w:p>
+      <w:pPr>
+        <w:numPr>
+          <w:ilvl w:val="0"/>
+          <w:numId w:val="5"/>
+        </w:numPr>
+        <w:spacing w:lineRule="auto"/>
+      </w:pPr>
+      <w:r>
+        <w:rPr/>
+        <w:t xml:space="preserve">Managed versioning and delivery of framework releases, ensuring stability for consuming teams</w:t>
+      </w:r>
+    </w:p>
+    <w:p>
+      <w:pPr>
+        <w:numPr>
+          <w:ilvl w:val="0"/>
+          <w:numId w:val="5"/>
+        </w:numPr>
+        <w:spacing w:lineRule="auto"/>
+      </w:pPr>
+      <w:r>
+        <w:rPr/>
+        <w:t xml:space="preserve">Ensured component quality, accessibility, and adherence to Angular best practices</w:t>
+      </w:r>
+    </w:p>
+    <w:p>
+      <w:pPr>
+        <w:numPr>
+          <w:ilvl w:val="0"/>
+          <w:numId w:val="5"/>
+        </w:numPr>
+        <w:spacing w:lineRule="auto"/>
+      </w:pPr>
+      <w:r>
+        <w:rPr/>
+        <w:t xml:space="preserve">Provided </w:t>
+      </w:r>
+      <w:r>
+        <w:rPr>
+          <w:b/>
+        </w:rPr>
+        <w:t xml:space="preserve">level 3 support</w:t>
+      </w:r>
+      <w:r>
+        <w:rPr/>
+        <w:t xml:space="preserve"> to application teams integrating the framework</w:t>
+      </w:r>
+    </w:p>
+    <w:p>
+      <w:pPr>
+        <w:numPr>
+          <w:ilvl w:val="0"/>
+          <w:numId w:val="5"/>
+        </w:numPr>
+        <w:spacing w:lineRule="auto"/>
+      </w:pPr>
+      <w:r>
+        <w:rPr/>
+        <w:t xml:space="preserve">Partnered with product owners and UX designers to translate business needs into scalable UI components</w:t>
+      </w:r>
+    </w:p>
+    <w:p>
+      <w:pPr>
+        <w:pStyle w:val="Heading4"/>
+        <w:spacing w:lineRule="auto"/>
+      </w:pPr>
+      <w:r>
+        <w:rPr>
+          <w:color w:val="0d1117"/>
+          <w:sz w:val="20"/>
+        </w:rPr>
+        <w:t xml:space="preserve">Lowcode Team</w:t>
+      </w:r>
+    </w:p>
+    <w:p>
+      <w:pPr>
+        <w:numPr>
+          <w:ilvl w:val="0"/>
+          <w:numId w:val="6"/>
+        </w:numPr>
+        <w:spacing w:lineRule="auto"/>
+      </w:pPr>
+      <w:r>
+        <w:rPr/>
+        <w:t xml:space="preserve">Delivered a </w:t>
+      </w:r>
+      <w:r>
+        <w:rPr>
+          <w:b/>
+        </w:rPr>
+        <w:t xml:space="preserve">drag &amp; drop, no-code interface</w:t>
+      </w:r>
+      <w:r>
+        <w:rPr/>
+        <w:t xml:space="preserve"> enabling teams to compose screens visually without writing code</w:t>
+      </w:r>
+    </w:p>
+    <w:p>
+      <w:pPr>
+        <w:numPr>
+          <w:ilvl w:val="0"/>
+          <w:numId w:val="6"/>
+        </w:numPr>
+        <w:spacing w:lineRule="auto"/>
+      </w:pPr>
+      <w:r>
+        <w:rPr/>
+        <w:t xml:space="preserve">Created the </w:t>
+      </w:r>
+      <w:r>
+        <w:rPr>
+          <w:b/>
+        </w:rPr>
+        <w:t xml:space="preserve">low-code library</w:t>
+      </w:r>
+      <w:r>
+        <w:rPr/>
+        <w:t xml:space="preserve"> powering the Web Designer — a </w:t>
+      </w:r>
+      <w:r>
+        <w:rPr>
+          <w:b/>
+        </w:rPr>
+        <w:t xml:space="preserve">descriptor-pattern engine</w:t>
+      </w:r>
+      <w:r>
+        <w:rPr/>
+        <w:t xml:space="preserve"> where screens, components and behaviors are defined declaratively via structured </w:t>
+      </w:r>
+      <w:r>
+        <w:rPr>
+          <w:b/>
+        </w:rPr>
+        <w:t xml:space="preserve">JSON</w:t>
+      </w:r>
+    </w:p>
+    <w:p>
+      <w:pPr>
+        <w:numPr>
+          <w:ilvl w:val="0"/>
+          <w:numId w:val="6"/>
+        </w:numPr>
+        <w:spacing w:lineRule="auto"/>
+      </w:pPr>
+      <w:r>
+        <w:rPr/>
+        <w:t xml:space="preserve">Redesigned a rigid declarative system into a </w:t>
+      </w:r>
+      <w:r>
+        <w:rPr>
+          <w:b/>
+        </w:rPr>
+        <w:t xml:space="preserve">more scalable and maintainable architecture</w:t>
+      </w:r>
+    </w:p>
+    <w:p>
+      <w:pPr>
+        <w:numPr>
+          <w:ilvl w:val="0"/>
+          <w:numId w:val="6"/>
+        </w:numPr>
+        <w:spacing w:lineRule="auto"/>
+      </w:pPr>
+      <w:r>
+        <w:rPr/>
+        <w:t xml:space="preserve">Maintained and evolved the low-code platform (bug fixes, refactoring, performance improvements, new features)</w:t>
+      </w:r>
+    </w:p>
+    <w:p>
+      <w:pPr>
+        <w:numPr>
+          <w:ilvl w:val="0"/>
+          <w:numId w:val="6"/>
+        </w:numPr>
+        <w:spacing w:lineRule="auto"/>
+      </w:pPr>
+      <w:r>
+        <w:rPr/>
+        <w:t xml:space="preserve">Led or supported the </w:t>
+      </w:r>
+      <w:r>
+        <w:rPr>
+          <w:b/>
+        </w:rPr>
+        <w:t xml:space="preserve">migration of three existing client applications</w:t>
+      </w:r>
+      <w:r>
+        <w:rPr/>
+        <w:t xml:space="preserve"> onto the low-code platform, acting as the platform-side referent for each team</w:t>
+      </w:r>
+    </w:p>
+    <w:p>
+      <w:pPr>
+        <w:numPr>
+          <w:ilvl w:val="0"/>
+          <w:numId w:val="6"/>
+        </w:numPr>
+        <w:spacing w:lineRule="auto"/>
+      </w:pPr>
+      <w:r>
+        <w:rPr>
+          <w:b/>
+        </w:rPr>
+        <w:t xml:space="preserve">Siebel migration (ESR team)</w:t>
+      </w:r>
+      <w:r>
+        <w:rPr/>
+        <w:t xml:space="preserve"> — migrated an </w:t>
+      </w:r>
+      <w:r>
+        <w:rPr>
+          <w:b/>
+        </w:rPr>
+        <w:t xml:space="preserve">Oracle Siebel legacy application</w:t>
+      </w:r>
+      <w:r>
+        <w:rPr/>
+        <w:t xml:space="preserve"> onto the low-code platform, rebuilding its screens as declarative descriptors</w:t>
+      </w:r>
+    </w:p>
+    <w:p>
+      <w:pPr>
+        <w:numPr>
+          <w:ilvl w:val="0"/>
+          <w:numId w:val="6"/>
+        </w:numPr>
+        <w:spacing w:lineRule="auto"/>
+      </w:pPr>
+      <w:r>
+        <w:rPr>
+          <w:b/>
+        </w:rPr>
+        <w:t xml:space="preserve">Alto team</w:t>
+      </w:r>
+      <w:r>
+        <w:rPr/>
+        <w:t xml:space="preserve"> — migrated the application from the </w:t>
+      </w:r>
+      <w:r>
+        <w:rPr>
+          <w:b/>
+        </w:rPr>
+        <w:t xml:space="preserve">legacy descriptor format to the new descriptor architecture</w:t>
+      </w:r>
+      <w:r>
+        <w:rPr/>
+        <w:t xml:space="preserve">, defining the migration path and supporting the team through breaking changes</w:t>
+      </w:r>
+    </w:p>
+    <w:p>
+      <w:pPr>
+        <w:numPr>
+          <w:ilvl w:val="0"/>
+          <w:numId w:val="6"/>
+        </w:numPr>
+        <w:spacing w:lineRule="auto"/>
+      </w:pPr>
+      <w:r>
+        <w:rPr>
+          <w:b/>
+        </w:rPr>
+        <w:t xml:space="preserve">Dashboard</w:t>
+      </w:r>
+      <w:r>
+        <w:rPr/>
+        <w:t xml:space="preserve"> — delivered the application as the </w:t>
+      </w:r>
+      <w:r>
+        <w:rPr>
+          <w:b/>
+        </w:rPr>
+        <w:t xml:space="preserve">Web Designer candidate</w:t>
+      </w:r>
+      <w:r>
+        <w:rPr/>
+        <w:t xml:space="preserve">, validating the designer end to end from visual composition to generated JSON descriptors</w:t>
+      </w:r>
+    </w:p>
+    <w:p>
+      <w:pPr>
+        <w:numPr>
+          <w:ilvl w:val="0"/>
+          <w:numId w:val="6"/>
+        </w:numPr>
+        <w:spacing w:lineRule="auto"/>
+      </w:pPr>
+      <w:r>
+        <w:rPr/>
+        <w:t xml:space="preserve">Also re-platformed a </w:t>
+      </w:r>
+      <w:r>
+        <w:rPr>
+          <w:b/>
+        </w:rPr>
+        <w:t xml:space="preserve">legacy Java desktop client to the web</w:t>
+      </w:r>
+      <w:r>
+        <w:rPr/>
+        <w:t xml:space="preserve"> and moved critical business components (Employee Savings Plan) off legacy tooling</w:t>
+      </w:r>
+    </w:p>
+    <w:p>
+      <w:pPr>
+        <w:numPr>
+          <w:ilvl w:val="0"/>
+          <w:numId w:val="6"/>
+        </w:numPr>
+        <w:spacing w:lineRule="auto"/>
+      </w:pPr>
+      <w:r>
+        <w:rPr/>
+        <w:t xml:space="preserve">Contributed to the </w:t>
+      </w:r>
+      <w:r>
+        <w:rPr>
+          <w:b/>
+        </w:rPr>
+        <w:t xml:space="preserve">architecture of client applications</w:t>
+      </w:r>
+      <w:r>
+        <w:rPr/>
+        <w:t xml:space="preserve"> from other teams, providing technical expertise and best practices</w:t>
+      </w:r>
+    </w:p>
+    <w:p>
+      <w:pPr>
+        <w:numPr>
+          <w:ilvl w:val="0"/>
+          <w:numId w:val="6"/>
+        </w:numPr>
+        <w:spacing w:lineRule="auto"/>
+      </w:pPr>
+      <w:r>
+        <w:rPr/>
+        <w:t xml:space="preserve">Built the </w:t>
+      </w:r>
+      <w:r>
+        <w:rPr>
+          <w:b/>
+        </w:rPr>
+        <w:t xml:space="preserve">Web Designer from scratch</w:t>
+      </w:r>
+      <w:r>
+        <w:rPr/>
+        <w:t xml:space="preserve"> with an </w:t>
+      </w:r>
+      <w:r>
+        <w:rPr>
+          <w:b/>
+        </w:rPr>
+        <w:t xml:space="preserve">AI agent</w:t>
+      </w:r>
+      <w:r>
+        <w:rPr/>
+        <w:t xml:space="preserve"> for </w:t>
+      </w:r>
+      <w:r>
+        <w:rPr>
+          <w:b/>
+        </w:rPr>
+        <w:t xml:space="preserve">natural-language generation of web applications</w:t>
+      </w:r>
+      <w:r>
+        <w:rPr/>
+        <w:t xml:space="preserve"> — describe a screen, it scaffolds the JSON-defined views, components and bindings</w:t>
+      </w:r>
+    </w:p>
+    <w:p>
+      <w:pPr>
+        <w:numPr>
+          <w:ilvl w:val="0"/>
+          <w:numId w:val="6"/>
+        </w:numPr>
+        <w:spacing w:lineRule="auto"/>
+      </w:pPr>
+      <w:r>
+        <w:rPr/>
+        <w:t xml:space="preserve">Defined the product </w:t>
+      </w:r>
+      <w:r>
+        <w:rPr>
+          <w:b/>
+        </w:rPr>
+        <w:t xml:space="preserve">UX in close collaboration with the Product Owner</w:t>
+      </w:r>
+      <w:r>
+        <w:rPr/>
+        <w:t xml:space="preserve">, shaping user flows and interaction patterns end to end</w:t>
+      </w:r>
+    </w:p>
+    <w:p>
+      <w:pPr>
+        <w:pStyle w:val="Heading4"/>
+        <w:spacing w:lineRule="auto"/>
+      </w:pPr>
+      <w:r>
+        <w:rPr>
+          <w:color w:val="0d1117"/>
+          <w:sz w:val="20"/>
+        </w:rPr>
+        <w:t xml:space="preserve">AI Tooling Team — Vibe Toolbox (current)</w:t>
+      </w:r>
+    </w:p>
+    <w:p>
+      <w:pPr>
+        <w:numPr>
+          <w:ilvl w:val="0"/>
+          <w:numId w:val="7"/>
+        </w:numPr>
+        <w:spacing w:lineRule="auto"/>
+      </w:pPr>
+      <w:r>
+        <w:rPr/>
+        <w:t xml:space="preserve">Building the </w:t>
+      </w:r>
+      <w:r>
+        <w:rPr>
+          <w:b/>
+        </w:rPr>
+        <w:t xml:space="preserve">Vibe Toolbox</w:t>
+      </w:r>
+      <w:r>
+        <w:rPr/>
+        <w:t xml:space="preserve">, an internal </w:t>
+      </w:r>
+      <w:r>
+        <w:rPr>
+          <w:b/>
+        </w:rPr>
+        <w:t xml:space="preserve">Electron + Angular</w:t>
+      </w:r>
+      <w:r>
+        <w:rPr/>
+        <w:t xml:space="preserve"> desktop app </w:t>
+      </w:r>
+      <w:r>
+        <w:rPr>
+          <w:b/>
+        </w:rPr>
+        <w:t xml:space="preserve">provisioning AI-ready dev environments</w:t>
+      </w:r>
+      <w:r>
+        <w:rPr/>
+        <w:t xml:space="preserve"> (agent skills, MCP servers), cutting time-to-productivity from days to minutes</w:t>
+      </w:r>
+    </w:p>
+    <w:p>
+      <w:pPr>
+        <w:numPr>
+          <w:ilvl w:val="0"/>
+          <w:numId w:val="7"/>
+        </w:numPr>
+        <w:spacing w:lineRule="auto"/>
+      </w:pPr>
+      <w:r>
+        <w:rPr/>
+        <w:t xml:space="preserve">Implemented </w:t>
+      </w:r>
+      <w:r>
+        <w:rPr>
+          <w:b/>
+        </w:rPr>
+        <w:t xml:space="preserve">skills management</w:t>
+      </w:r>
+      <w:r>
+        <w:rPr/>
+        <w:t xml:space="preserve"> — installation, versioning and sharing of reusable AI skills (prompts, workflows, agent definitions) so teams adopt validated patterns instead of rebuilding them per project</w:t>
+      </w:r>
+    </w:p>
+    <w:p>
+      <w:pPr>
+        <w:numPr>
+          <w:ilvl w:val="0"/>
+          <w:numId w:val="7"/>
+        </w:numPr>
+        <w:spacing w:lineRule="auto"/>
+      </w:pPr>
+      <w:r>
+        <w:rPr/>
+        <w:t xml:space="preserve">Built </w:t>
+      </w:r>
+      <w:r>
+        <w:rPr>
+          <w:b/>
+        </w:rPr>
+        <w:t xml:space="preserve">marketplace mechanics</w:t>
+      </w:r>
+      <w:r>
+        <w:rPr/>
+        <w:t xml:space="preserve"> for AI skills and agents, supporting discovery, packaging and lifecycle management with role-based governance suited to enterprise use</w:t>
+      </w:r>
+    </w:p>
+    <w:p>
+      <w:pPr>
+        <w:numPr>
+          <w:ilvl w:val="0"/>
+          <w:numId w:val="7"/>
+        </w:numPr>
+        <w:spacing w:lineRule="auto"/>
+      </w:pPr>
+      <w:r>
+        <w:rPr/>
+        <w:t xml:space="preserve">Designed the toolbox as a </w:t>
+      </w:r>
+      <w:r>
+        <w:rPr>
+          <w:b/>
+        </w:rPr>
+        <w:t xml:space="preserve">single entry point</w:t>
+      </w:r>
+      <w:r>
+        <w:rPr/>
+        <w:t xml:space="preserve"> for developers to bootstrap model access, credentials, MCP configuration and skill bundles, bringing consistency to how AI tooling is adopted across teams</w:t>
+      </w:r>
+    </w:p>
+    <w:p>
+      <w:pPr>
+        <w:numPr>
+          <w:ilvl w:val="0"/>
+          <w:numId w:val="7"/>
+        </w:numPr>
+        <w:spacing w:lineRule="auto"/>
+      </w:pPr>
+      <w:r>
+        <w:rPr/>
+        <w:t xml:space="preserve">Built </w:t>
+      </w:r>
+      <w:r>
+        <w:rPr>
+          <w:b/>
+        </w:rPr>
+        <w:t xml:space="preserve">xHarness</w:t>
+      </w:r>
+      <w:r>
+        <w:rPr/>
+        <w:t xml:space="preserve">, a benchmarking platform comparing </w:t>
+      </w:r>
+      <w:r>
+        <w:rPr>
+          <w:b/>
+        </w:rPr>
+        <w:t xml:space="preserve">coding agents</w:t>
+      </w:r>
+      <w:r>
+        <w:rPr/>
+        <w:t xml:space="preserve"> (Claude Code, Codex, OpenCode) across model tiers (Opus, Sonnet, GPT Sol, GPT Terra) on the public </w:t>
+      </w:r>
+      <w:r>
+        <w:rPr>
+          <w:b/>
+        </w:rPr>
+        <w:t xml:space="preserve">SWE-bench</w:t>
+      </w:r>
+      <w:r>
+        <w:rPr/>
+        <w:t xml:space="preserve"> framework, orchestrating parallel runs in </w:t>
+      </w:r>
+      <w:r>
+        <w:rPr>
+          <w:b/>
+        </w:rPr>
+        <w:t xml:space="preserve">Docker</w:t>
+      </w:r>
+      <w:r>
+        <w:rPr/>
+        <w:t xml:space="preserve"> with a </w:t>
+      </w:r>
+      <w:r>
+        <w:rPr>
+          <w:b/>
+        </w:rPr>
+        <w:t xml:space="preserve">cost and usage dashboard</w:t>
+      </w:r>
+    </w:p>
+    <w:p>
+      <w:pPr>
+        <w:numPr>
+          <w:ilvl w:val="0"/>
+          <w:numId w:val="7"/>
+        </w:numPr>
+        <w:spacing w:lineRule="auto"/>
+      </w:pPr>
+      <w:r>
+        <w:rPr/>
+        <w:t xml:space="preserve">Built </w:t>
+      </w:r>
+      <w:r>
+        <w:rPr>
+          <w:b/>
+        </w:rPr>
+        <w:t xml:space="preserve">xShifu</w:t>
+      </w:r>
+      <w:r>
+        <w:rPr/>
+        <w:t xml:space="preserve">, a </w:t>
+      </w:r>
+      <w:r>
+        <w:rPr>
+          <w:b/>
+        </w:rPr>
+        <w:t xml:space="preserve">session analytics tool</w:t>
+      </w:r>
+      <w:r>
+        <w:rPr/>
+        <w:t xml:space="preserve"> that analyses developers' local </w:t>
+      </w:r>
+      <w:r>
+        <w:rPr>
+          <w:b/>
+        </w:rPr>
+        <w:t xml:space="preserve">Claude Code and Codex sessions</w:t>
+      </w:r>
+      <w:r>
+        <w:rPr/>
+        <w:t xml:space="preserve"> to surface how they use coding agents, flag wasteful habits and give </w:t>
+      </w:r>
+      <w:r>
+        <w:rPr>
+          <w:b/>
+        </w:rPr>
+        <w:t xml:space="preserve">actionable recommendations to cut token consumption</w:t>
+      </w:r>
+    </w:p>
+    <w:p>
+      <w:pPr>
+        <w:pStyle w:val="Heading4"/>
+        <w:spacing w:lineRule="auto"/>
+      </w:pPr>
+      <w:r>
+        <w:rPr>
+          <w:color w:val="0d1117"/>
+          <w:sz w:val="20"/>
+        </w:rPr>
+        <w:t xml:space="preserve">Cross-team contributions</w:t>
+      </w:r>
+    </w:p>
+    <w:p>
+      <w:pPr>
+        <w:numPr>
+          <w:ilvl w:val="0"/>
+          <w:numId w:val="8"/>
+        </w:numPr>
+        <w:spacing w:lineRule="auto"/>
+      </w:pPr>
+      <w:r>
+        <w:rPr/>
+        <w:t xml:space="preserve">Designed, built and published multiple </w:t>
+      </w:r>
+      <w:r>
+        <w:rPr>
+          <w:b/>
+        </w:rPr>
+        <w:t xml:space="preserve">internal Java and JavaScript packages</w:t>
+      </w:r>
+      <w:r>
+        <w:rPr/>
+        <w:t xml:space="preserve"> (libraries, shared utilities, framework modules) consumed by Maestro and downstream application teams</w:t>
+      </w:r>
+    </w:p>
+    <w:p>
+      <w:pPr>
+        <w:numPr>
+          <w:ilvl w:val="0"/>
+          <w:numId w:val="8"/>
+        </w:numPr>
+        <w:spacing w:lineRule="auto"/>
+      </w:pPr>
+      <w:r>
+        <w:rPr/>
+        <w:t xml:space="preserve">Set up and maintained </w:t>
+      </w:r>
+      <w:r>
+        <w:rPr>
+          <w:b/>
+        </w:rPr>
+        <w:t xml:space="preserve">automated CI/CD pipelines</w:t>
+      </w:r>
+      <w:r>
+        <w:rPr/>
+        <w:t xml:space="preserve"> (GitLab CI, Jenkins) covering build, lint, tests, coverage and release of framework and low-code artifacts</w:t>
+      </w:r>
+    </w:p>
+    <w:p>
+      <w:pPr>
+        <w:numPr>
+          <w:ilvl w:val="0"/>
+          <w:numId w:val="8"/>
+        </w:numPr>
+        <w:spacing w:lineRule="auto"/>
+      </w:pPr>
+      <w:r>
+        <w:rPr/>
+        <w:t xml:space="preserve">Ensured </w:t>
+      </w:r>
+      <w:r>
+        <w:rPr>
+          <w:b/>
+        </w:rPr>
+        <w:t xml:space="preserve">strong test coverage</w:t>
+      </w:r>
+      <w:r>
+        <w:rPr/>
+        <w:t xml:space="preserve"> across frontend and backend with </w:t>
+      </w:r>
+      <w:r>
+        <w:rPr>
+          <w:b/>
+        </w:rPr>
+        <w:t xml:space="preserve">JaCoCo</w:t>
+      </w:r>
+      <w:r>
+        <w:rPr/>
+        <w:t xml:space="preserve"> (Java), </w:t>
+      </w:r>
+      <w:r>
+        <w:rPr>
+          <w:b/>
+        </w:rPr>
+        <w:t xml:space="preserve">Karma</w:t>
+      </w:r>
+      <w:r>
+        <w:rPr/>
+        <w:t xml:space="preserve"> and </w:t>
+      </w:r>
+      <w:r>
+        <w:rPr>
+          <w:b/>
+        </w:rPr>
+        <w:t xml:space="preserve">Jest</w:t>
+      </w:r>
+      <w:r>
+        <w:rPr/>
+        <w:t xml:space="preserve"> (Angular/TypeScript), plus </w:t>
+      </w:r>
+      <w:r>
+        <w:rPr>
+          <w:b/>
+        </w:rPr>
+        <w:t xml:space="preserve">Cypress</w:t>
+      </w:r>
+      <w:r>
+        <w:rPr/>
+        <w:t xml:space="preserve"> and </w:t>
+      </w:r>
+      <w:r>
+        <w:rPr>
+          <w:b/>
+        </w:rPr>
+        <w:t xml:space="preserve">Playwright</w:t>
+      </w:r>
+      <w:r>
+        <w:rPr/>
+        <w:t xml:space="preserve"> for end-to-end scenarios</w:t>
+      </w:r>
+    </w:p>
+    <w:p>
+      <w:pPr>
+        <w:numPr>
+          <w:ilvl w:val="0"/>
+          <w:numId w:val="8"/>
+        </w:numPr>
+        <w:spacing w:lineRule="auto"/>
+      </w:pPr>
+      <w:r>
+        <w:rPr/>
+        <w:t xml:space="preserve">Daily use of </w:t>
+      </w:r>
+      <w:r>
+        <w:rPr>
+          <w:b/>
+        </w:rPr>
+        <w:t xml:space="preserve">agentic AI tooling</w:t>
+      </w:r>
+      <w:r>
+        <w:rPr/>
+        <w:t xml:space="preserve"> (Claude, Codex) for code generation, refactoring, code reviews, debugging, and accelerating exploratory work on framework and platform features</w:t>
+      </w:r>
+    </w:p>
+    <w:p>
+      <w:pPr>
+        <w:spacing w:lineRule="auto"/>
+      </w:pPr>
+      <w:r>
+        <w:rPr>
+          <w:b/>
+          <w:sz w:val="21"/>
+        </w:rPr>
+        <w:t xml:space="preserve">Technical Challenges:</w:t>
       </w:r>
     </w:p>
     <w:p>
@@ -2301,27 +2241,17 @@
       </w:pPr>
       <w:r>
         <w:rPr/>
-        <w:t xml:space="preserve">Led a </w:t>
-      </w:r>
-      <w:r>
-        <w:rPr>
-          <w:b/>
-        </w:rPr>
-        <w:t xml:space="preserve">full-backend mission to extract a standalone, reusable microservice</w:t>
-      </w:r>
-      <w:r>
-        <w:rPr/>
-        <w:t xml:space="preserve"> from a legacy </w:t>
-      </w:r>
-      <w:r>
-        <w:rPr>
-          <w:b/>
-        </w:rPr>
-        <w:t xml:space="preserve">KYC</w:t>
-      </w:r>
-      <w:r>
-        <w:rPr/>
-        <w:t xml:space="preserve"> system, consumable across the organization</w:t>
+        <w:t xml:space="preserve">Micro-frontend integration and </w:t>
+      </w:r>
+      <w:r>
+        <w:rPr>
+          <w:b/>
+        </w:rPr>
+        <w:t xml:space="preserve">framework backward compatibility</w:t>
+      </w:r>
+      <w:r>
+        <w:rPr/>
+        <w:t xml:space="preserve"> across major Angular version migrations</w:t>
       </w:r>
     </w:p>
     <w:p>
@@ -2334,17 +2264,17 @@
       </w:pPr>
       <w:r>
         <w:rPr/>
-        <w:t xml:space="preserve">Decoupled the service from a </w:t>
-      </w:r>
-      <w:r>
-        <w:rPr>
-          <w:b/>
-        </w:rPr>
-        <w:t xml:space="preserve">database owned by another provider team</w:t>
-      </w:r>
-      <w:r>
-        <w:rPr/>
-        <w:t xml:space="preserve">, defining clean service boundaries and ownership</w:t>
+        <w:t xml:space="preserve">Replacing a rigid declarative legacy system with a </w:t>
+      </w:r>
+      <w:r>
+        <w:rPr>
+          <w:b/>
+        </w:rPr>
+        <w:t xml:space="preserve">scalable descriptor-based low-code engine</w:t>
+      </w:r>
+      <w:r>
+        <w:rPr/>
+        <w:t xml:space="preserve"> without breaking existing client applications</w:t>
       </w:r>
     </w:p>
     <w:p>
@@ -2357,124 +2287,17 @@
       </w:pPr>
       <w:r>
         <w:rPr/>
-        <w:t xml:space="preserve">Designed and implemented </w:t>
-      </w:r>
-      <w:r>
-        <w:rPr>
-          <w:b/>
-        </w:rPr>
-        <w:t xml:space="preserve">backend services</w:t>
-      </w:r>
-      <w:r>
-        <w:rPr/>
-        <w:t xml:space="preserve"> with Java and Spring Boot</w:t>
-      </w:r>
-    </w:p>
-    <w:p>
-      <w:pPr>
-        <w:numPr>
-          <w:ilvl w:val="0"/>
-          <w:numId w:val="9"/>
-        </w:numPr>
-        <w:spacing w:lineRule="auto"/>
-      </w:pPr>
-      <w:r>
-        <w:rPr/>
-        <w:t xml:space="preserve">Developed and exposed REST APIs consumed by other internal systems</w:t>
-      </w:r>
-    </w:p>
-    <w:p>
-      <w:pPr>
-        <w:numPr>
-          <w:ilvl w:val="0"/>
-          <w:numId w:val="9"/>
-        </w:numPr>
-        <w:spacing w:lineRule="auto"/>
-      </w:pPr>
-      <w:r>
-        <w:rPr/>
-        <w:t xml:space="preserve">Implemented security mechanisms using Spring Security and OAuth2</w:t>
-      </w:r>
-    </w:p>
-    <w:p>
-      <w:pPr>
-        <w:numPr>
-          <w:ilvl w:val="0"/>
-          <w:numId w:val="9"/>
-        </w:numPr>
-        <w:spacing w:lineRule="auto"/>
-      </w:pPr>
-      <w:r>
-        <w:rPr/>
-        <w:t xml:space="preserve">Provided </w:t>
-      </w:r>
-      <w:r>
-        <w:rPr>
-          <w:b/>
-        </w:rPr>
-        <w:t xml:space="preserve">L2 support</w:t>
-      </w:r>
-      <w:r>
-        <w:rPr/>
-        <w:t xml:space="preserve">, investigating and resolving production incidents</w:t>
-      </w:r>
-    </w:p>
-    <w:p>
-      <w:pPr>
-        <w:numPr>
-          <w:ilvl w:val="0"/>
-          <w:numId w:val="9"/>
-        </w:numPr>
-        <w:spacing w:lineRule="auto"/>
-      </w:pPr>
-      <w:r>
-        <w:rPr/>
-        <w:t xml:space="preserve">Ensured quality with unit and integration tests plus </w:t>
-      </w:r>
-      <w:r>
-        <w:rPr>
-          <w:b/>
-        </w:rPr>
-        <w:t xml:space="preserve">code coverage (JaCoCo)</w:t>
-      </w:r>
-      <w:r>
-        <w:rPr/>
-        <w:t xml:space="preserve">, for reliability and compliance</w:t>
-      </w:r>
-    </w:p>
-    <w:p>
-      <w:pPr>
-        <w:spacing w:lineRule="auto"/>
-      </w:pPr>
-      <w:r>
-        <w:rPr>
-          <w:b/>
-          <w:sz w:val="21"/>
-        </w:rPr>
-        <w:t xml:space="preserve">Technical Challenges:</w:t>
-      </w:r>
-    </w:p>
-    <w:p>
-      <w:pPr>
-        <w:numPr>
-          <w:ilvl w:val="0"/>
-          <w:numId w:val="10"/>
-        </w:numPr>
-        <w:spacing w:lineRule="auto"/>
-      </w:pPr>
-      <w:r>
-        <w:rPr/>
-        <w:t xml:space="preserve">Extracting a standalone service from a </w:t>
-      </w:r>
-      <w:r>
-        <w:rPr>
-          <w:b/>
-        </w:rPr>
-        <w:t xml:space="preserve">tightly coupled legacy KYC system</w:t>
-      </w:r>
-      <w:r>
-        <w:rPr/>
-        <w:t xml:space="preserve"> whose database was owned by another provider team</w:t>
+        <w:t xml:space="preserve">Designing framework APIs </w:t>
+      </w:r>
+      <w:r>
+        <w:rPr>
+          <w:b/>
+        </w:rPr>
+        <w:t xml:space="preserve">generic enough for many teams</w:t>
+      </w:r>
+      <w:r>
+        <w:rPr/>
+        <w:t xml:space="preserve"> yet simple enough for rapid adoption</w:t>
       </w:r>
     </w:p>
     <w:p>
@@ -2494,7 +2317,50 @@
           <w:color w:val="444444"/>
           <w:sz w:val="19"/>
         </w:rPr>
-        <w:t xml:space="preserve"> Java 17, Spring Boot, Spring Security, OAuth2, Quartz, RabbitMQ, PostgreSQL, Flyway, JaCoCo, Docker, Kubernetes, Jenkins</w:t>
+        <w:t xml:space="preserve"> Angular, TypeScript, Electron, Node.js, Java 8/11/21, Spring Boot, Quarkus, Keycloak, Oracle DB, MongoDB, SQLite, Karma, Jest, Cypress, Playwright, JaCoCo, Webpack, PowerShell, Jenkins, GitLab CI, Claude, Codex, Agile Scrum</w:t>
+      </w:r>
+    </w:p>
+    <w:p>
+      <w:pPr>
+        <w:pStyle w:val="Heading3"/>
+        <w:spacing w:lineRule="auto"/>
+      </w:pPr>
+      <w:r>
+        <w:rPr>
+          <w:color w:val="0d1117"/>
+          <w:sz w:val="22"/>
+        </w:rPr>
+        <w:t xml:space="preserve">Zsoft Consulting — Full Stack Consultant (Java / React)</w:t>
+      </w:r>
+    </w:p>
+    <w:p>
+      <w:pPr>
+        <w:spacing w:lineRule="auto"/>
+      </w:pPr>
+      <w:r>
+        <w:rPr>
+          <w:color w:val="57606a"/>
+          <w:sz w:val="20"/>
+        </w:rPr>
+        <w:t xml:space="preserve">October 2022 – September 2023 (1 year)</w:t>
+      </w:r>
+    </w:p>
+    <w:p>
+      <w:pPr>
+        <w:spacing w:lineRule="auto"/>
+      </w:pPr>
+      <w:r>
+        <w:rPr>
+          <w:b/>
+          <w:sz w:val="21"/>
+        </w:rPr>
+        <w:t xml:space="preserve">Project context:</w:t>
+      </w:r>
+      <w:r>
+        <w:rPr>
+          <w:sz w:val="21"/>
+        </w:rPr>
+        <w:t xml:space="preserve"> IT consulting firm. Full-time consultant delivering successive missions for major clients (Société Générale, Colas).</w:t>
       </w:r>
     </w:p>
     <w:p>
@@ -2507,7 +2373,7 @@
           <w:color w:val="0d1117"/>
           <w:sz w:val="20"/>
         </w:rPr>
-        <w:t xml:space="preserve">Client: Colas — Project: CRM</w:t>
+        <w:t xml:space="preserve">Client: Société Générale — Project: KYC</w:t>
       </w:r>
     </w:p>
     <w:p>
@@ -2523,42 +2389,22 @@
       </w:r>
       <w:r>
         <w:rPr>
-          <w:b/>
-          <w:sz w:val="21"/>
-        </w:rPr>
-        <w:t xml:space="preserve">CLASS</w:t>
-      </w:r>
-      <w:r>
-        <w:rPr>
-          <w:sz w:val="21"/>
-        </w:rPr>
-        <w:t xml:space="preserve"> — a </w:t>
-      </w:r>
-      <w:r>
-        <w:rPr>
-          <w:b/>
-          <w:sz w:val="21"/>
-        </w:rPr>
-        <w:t xml:space="preserve">global CRM / Opportunity Manager</w:t>
-      </w:r>
-      <w:r>
-        <w:rPr>
-          <w:sz w:val="21"/>
-        </w:rPr>
-        <w:t xml:space="preserve"> built from scratch and deployed across 55 countries to manage commercial activities, opportunities, and customer data for the Colas group, replacing a legacy </w:t>
-      </w:r>
-      <w:r>
-        <w:rPr>
-          <w:b/>
-          <w:sz w:val="21"/>
-        </w:rPr>
-        <w:t xml:space="preserve">Power Apps / Teams</w:t>
-      </w:r>
-      <w:r>
-        <w:rPr>
-          <w:sz w:val="21"/>
-        </w:rPr>
-        <w:t xml:space="preserve"> application with a modern React + Java Spring Boot stack.</w:t>
+          <w:sz w:val="21"/>
+        </w:rPr>
+        <w:t xml:space="preserve"> A set of backend services dedicated to </w:t>
+      </w:r>
+      <w:r>
+        <w:rPr>
+          <w:b/>
+          <w:sz w:val="21"/>
+        </w:rPr>
+        <w:t xml:space="preserve">Know Your Customer (KYC)</w:t>
+      </w:r>
+      <w:r>
+        <w:rPr>
+          <w:sz w:val="21"/>
+        </w:rPr>
+        <w:t xml:space="preserve"> processes, used to evaluate customer trust levels and eligibility, and to support fraud detection workflows.</w:t>
       </w:r>
     </w:p>
     <w:p>
@@ -2577,198 +2423,186 @@
       <w:pPr>
         <w:numPr>
           <w:ilvl w:val="0"/>
+          <w:numId w:val="10"/>
+        </w:numPr>
+        <w:spacing w:lineRule="auto"/>
+      </w:pPr>
+      <w:r>
+        <w:rPr/>
+        <w:t xml:space="preserve">Led a </w:t>
+      </w:r>
+      <w:r>
+        <w:rPr>
+          <w:b/>
+        </w:rPr>
+        <w:t xml:space="preserve">full-backend mission to extract a standalone, reusable microservice</w:t>
+      </w:r>
+      <w:r>
+        <w:rPr/>
+        <w:t xml:space="preserve"> from a legacy </w:t>
+      </w:r>
+      <w:r>
+        <w:rPr>
+          <w:b/>
+        </w:rPr>
+        <w:t xml:space="preserve">KYC</w:t>
+      </w:r>
+      <w:r>
+        <w:rPr/>
+        <w:t xml:space="preserve"> system, consumable across the organization</w:t>
+      </w:r>
+    </w:p>
+    <w:p>
+      <w:pPr>
+        <w:numPr>
+          <w:ilvl w:val="0"/>
+          <w:numId w:val="10"/>
+        </w:numPr>
+        <w:spacing w:lineRule="auto"/>
+      </w:pPr>
+      <w:r>
+        <w:rPr/>
+        <w:t xml:space="preserve">Decoupled the service from a </w:t>
+      </w:r>
+      <w:r>
+        <w:rPr>
+          <w:b/>
+        </w:rPr>
+        <w:t xml:space="preserve">database owned by another provider team</w:t>
+      </w:r>
+      <w:r>
+        <w:rPr/>
+        <w:t xml:space="preserve">, defining clean service boundaries and ownership</w:t>
+      </w:r>
+    </w:p>
+    <w:p>
+      <w:pPr>
+        <w:numPr>
+          <w:ilvl w:val="0"/>
+          <w:numId w:val="10"/>
+        </w:numPr>
+        <w:spacing w:lineRule="auto"/>
+      </w:pPr>
+      <w:r>
+        <w:rPr/>
+        <w:t xml:space="preserve">Designed and implemented </w:t>
+      </w:r>
+      <w:r>
+        <w:rPr>
+          <w:b/>
+        </w:rPr>
+        <w:t xml:space="preserve">backend services</w:t>
+      </w:r>
+      <w:r>
+        <w:rPr/>
+        <w:t xml:space="preserve"> with Java and Spring Boot</w:t>
+      </w:r>
+    </w:p>
+    <w:p>
+      <w:pPr>
+        <w:numPr>
+          <w:ilvl w:val="0"/>
+          <w:numId w:val="10"/>
+        </w:numPr>
+        <w:spacing w:lineRule="auto"/>
+      </w:pPr>
+      <w:r>
+        <w:rPr/>
+        <w:t xml:space="preserve">Developed and exposed REST APIs consumed by other internal systems</w:t>
+      </w:r>
+    </w:p>
+    <w:p>
+      <w:pPr>
+        <w:numPr>
+          <w:ilvl w:val="0"/>
+          <w:numId w:val="10"/>
+        </w:numPr>
+        <w:spacing w:lineRule="auto"/>
+      </w:pPr>
+      <w:r>
+        <w:rPr/>
+        <w:t xml:space="preserve">Implemented security mechanisms using Spring Security and OAuth2</w:t>
+      </w:r>
+    </w:p>
+    <w:p>
+      <w:pPr>
+        <w:numPr>
+          <w:ilvl w:val="0"/>
+          <w:numId w:val="10"/>
+        </w:numPr>
+        <w:spacing w:lineRule="auto"/>
+      </w:pPr>
+      <w:r>
+        <w:rPr/>
+        <w:t xml:space="preserve">Provided </w:t>
+      </w:r>
+      <w:r>
+        <w:rPr>
+          <w:b/>
+        </w:rPr>
+        <w:t xml:space="preserve">L2 support</w:t>
+      </w:r>
+      <w:r>
+        <w:rPr/>
+        <w:t xml:space="preserve">, investigating and resolving production incidents</w:t>
+      </w:r>
+    </w:p>
+    <w:p>
+      <w:pPr>
+        <w:numPr>
+          <w:ilvl w:val="0"/>
+          <w:numId w:val="10"/>
+        </w:numPr>
+        <w:spacing w:lineRule="auto"/>
+      </w:pPr>
+      <w:r>
+        <w:rPr/>
+        <w:t xml:space="preserve">Ensured quality with unit and integration tests plus </w:t>
+      </w:r>
+      <w:r>
+        <w:rPr>
+          <w:b/>
+        </w:rPr>
+        <w:t xml:space="preserve">code coverage (JaCoCo)</w:t>
+      </w:r>
+      <w:r>
+        <w:rPr/>
+        <w:t xml:space="preserve">, for reliability and compliance</w:t>
+      </w:r>
+    </w:p>
+    <w:p>
+      <w:pPr>
+        <w:spacing w:lineRule="auto"/>
+      </w:pPr>
+      <w:r>
+        <w:rPr>
+          <w:b/>
+          <w:sz w:val="21"/>
+        </w:rPr>
+        <w:t xml:space="preserve">Technical Challenges:</w:t>
+      </w:r>
+    </w:p>
+    <w:p>
+      <w:pPr>
+        <w:numPr>
+          <w:ilvl w:val="0"/>
           <w:numId w:val="11"/>
         </w:numPr>
         <w:spacing w:lineRule="auto"/>
       </w:pPr>
       <w:r>
         <w:rPr/>
-        <w:t xml:space="preserve">Built the application </w:t>
-      </w:r>
-      <w:r>
-        <w:rPr>
-          <w:b/>
-        </w:rPr>
-        <w:t xml:space="preserve">from scratch</w:t>
-      </w:r>
-      <w:r>
-        <w:rPr/>
-        <w:t xml:space="preserve">, from mockups to production deployment</w:t>
-      </w:r>
-    </w:p>
-    <w:p>
-      <w:pPr>
-        <w:numPr>
-          <w:ilvl w:val="0"/>
-          <w:numId w:val="11"/>
-        </w:numPr>
-        <w:spacing w:lineRule="auto"/>
-      </w:pPr>
-      <w:r>
-        <w:rPr/>
-        <w:t xml:space="preserve">Drove the </w:t>
-      </w:r>
-      <w:r>
-        <w:rPr>
-          <w:b/>
-        </w:rPr>
-        <w:t xml:space="preserve">migration from Power Apps / Teams</w:t>
-      </w:r>
-      <w:r>
-        <w:rPr/>
-        <w:t xml:space="preserve"> to a maintainable React + Spring Boot app, rebuilding the opportunity-tracking workflows (filtering by type, region and other criteria)</w:t>
-      </w:r>
-    </w:p>
-    <w:p>
-      <w:pPr>
-        <w:numPr>
-          <w:ilvl w:val="0"/>
-          <w:numId w:val="11"/>
-        </w:numPr>
-        <w:spacing w:lineRule="auto"/>
-      </w:pPr>
-      <w:r>
-        <w:rPr/>
-        <w:t xml:space="preserve">Implemented the UI from designer mockups using </w:t>
-      </w:r>
-      <w:r>
-        <w:rPr>
-          <w:b/>
-        </w:rPr>
-        <w:t xml:space="preserve">React and the Ant Design system</w:t>
-      </w:r>
-      <w:r>
-        <w:rPr/>
-        <w:t xml:space="preserve">, with consistent, reusable components</w:t>
-      </w:r>
-    </w:p>
-    <w:p>
-      <w:pPr>
-        <w:numPr>
-          <w:ilvl w:val="0"/>
-          <w:numId w:val="11"/>
-        </w:numPr>
-        <w:spacing w:lineRule="auto"/>
-      </w:pPr>
-      <w:r>
-        <w:rPr/>
-        <w:t xml:space="preserve">Implemented secure authentication with </w:t>
-      </w:r>
-      <w:r>
-        <w:rPr>
-          <w:b/>
-        </w:rPr>
-        <w:t xml:space="preserve">Azure AD (IAM / SSO)</w:t>
-      </w:r>
-      <w:r>
-        <w:rPr/>
-        <w:t xml:space="preserve">, integrated via Spring Security</w:t>
-      </w:r>
-    </w:p>
-    <w:p>
-      <w:pPr>
-        <w:numPr>
-          <w:ilvl w:val="0"/>
-          <w:numId w:val="11"/>
-        </w:numPr>
-        <w:spacing w:lineRule="auto"/>
-      </w:pPr>
-      <w:r>
-        <w:rPr/>
-        <w:t xml:space="preserve">Developed backend services and REST APIs using Java and Spring Boot</w:t>
-      </w:r>
-    </w:p>
-    <w:p>
-      <w:pPr>
-        <w:numPr>
-          <w:ilvl w:val="0"/>
-          <w:numId w:val="11"/>
-        </w:numPr>
-        <w:spacing w:lineRule="auto"/>
-      </w:pPr>
-      <w:r>
-        <w:rPr/>
-        <w:t xml:space="preserve">Developed batch processes for </w:t>
-      </w:r>
-      <w:r>
-        <w:rPr>
-          <w:b/>
-        </w:rPr>
-        <w:t xml:space="preserve">data migration</w:t>
-      </w:r>
-      <w:r>
-        <w:rPr/>
-        <w:t xml:space="preserve"> using Spring Batch</w:t>
-      </w:r>
-    </w:p>
-    <w:p>
-      <w:pPr>
-        <w:numPr>
-          <w:ilvl w:val="0"/>
-          <w:numId w:val="11"/>
-        </w:numPr>
-        <w:spacing w:lineRule="auto"/>
-      </w:pPr>
-      <w:r>
-        <w:rPr/>
-        <w:t xml:space="preserve">Deployed the application on </w:t>
-      </w:r>
-      <w:r>
-        <w:rPr>
-          <w:b/>
-        </w:rPr>
-        <w:t xml:space="preserve">Azure</w:t>
-      </w:r>
-      <w:r>
-        <w:rPr/>
-        <w:t xml:space="preserve"> (App Services, Front Door, CDN, Blob Storage, PostgreSQL) with </w:t>
-      </w:r>
-      <w:r>
-        <w:rPr>
-          <w:b/>
-        </w:rPr>
-        <w:t xml:space="preserve">CI/CD pipelines</w:t>
-      </w:r>
-    </w:p>
-    <w:p>
-      <w:pPr>
-        <w:spacing w:lineRule="auto"/>
-      </w:pPr>
-      <w:r>
-        <w:rPr>
-          <w:b/>
-          <w:sz w:val="21"/>
-        </w:rPr>
-        <w:t xml:space="preserve">Technical Challenges:</w:t>
-      </w:r>
-    </w:p>
-    <w:p>
-      <w:pPr>
-        <w:numPr>
-          <w:ilvl w:val="0"/>
-          <w:numId w:val="12"/>
-        </w:numPr>
-        <w:spacing w:lineRule="auto"/>
-      </w:pPr>
-      <w:r>
-        <w:rPr/>
-        <w:t xml:space="preserve">Replacing a legacy </w:t>
-      </w:r>
-      <w:r>
-        <w:rPr>
-          <w:b/>
-        </w:rPr>
-        <w:t xml:space="preserve">Power Apps / Teams</w:t>
-      </w:r>
-      <w:r>
-        <w:rPr/>
-        <w:t xml:space="preserve"> application without disrupting commercial workflows across </w:t>
-      </w:r>
-      <w:r>
-        <w:rPr>
-          <w:b/>
-        </w:rPr>
-        <w:t xml:space="preserve">55 countries</w:t>
+        <w:t xml:space="preserve">Extracting a standalone service from a </w:t>
+      </w:r>
+      <w:r>
+        <w:rPr>
+          <w:b/>
+        </w:rPr>
+        <w:t xml:space="preserve">tightly coupled legacy KYC system</w:t>
+      </w:r>
+      <w:r>
+        <w:rPr/>
+        <w:t xml:space="preserve"> whose database was owned by another provider team</w:t>
       </w:r>
     </w:p>
     <w:p>
@@ -2788,7 +2622,7 @@
           <w:color w:val="444444"/>
           <w:sz w:val="19"/>
         </w:rPr>
-        <w:t xml:space="preserve"> React, TypeScript, Ant Design, Java 11, Spring Boot, Spring Security, Spring Batch, Azure (AD, App Services, CDN, Front Door, Blob Storage, PostgreSQL), GitLab CI/CD</w:t>
+        <w:t xml:space="preserve"> Java 17, Spring Boot, Spring Security, OAuth2, Quartz, RabbitMQ, PostgreSQL, Flyway, JaCoCo, Docker, Kubernetes, Jenkins</w:t>
       </w:r>
     </w:p>
     <w:p>
@@ -2801,7 +2635,7 @@
           <w:color w:val="0d1117"/>
           <w:sz w:val="20"/>
         </w:rPr>
-        <w:t xml:space="preserve">Client: gloody.co — Project: HR &amp; Business Management SaaS</w:t>
+        <w:t xml:space="preserve">Client: Colas — Project: CRM</w:t>
       </w:r>
     </w:p>
     <w:p>
@@ -2820,7 +2654,7 @@
           <w:b/>
           <w:sz w:val="21"/>
         </w:rPr>
-        <w:t xml:space="preserve">gloody.co</w:t>
+        <w:t xml:space="preserve">CLASS</w:t>
       </w:r>
       <w:r>
         <w:rPr>
@@ -2833,13 +2667,26 @@
           <w:b/>
           <w:sz w:val="21"/>
         </w:rPr>
-        <w:t xml:space="preserve">multi-tenant HR &amp; business management SaaS</w:t>
-      </w:r>
-      <w:r>
-        <w:rPr>
-          <w:sz w:val="21"/>
-        </w:rPr>
-        <w:t xml:space="preserve"> centralizing the day-to-day workflows of client companies: absences and holidays, invoicing, expense reports and meeting-room booking, all served from a single codebase.</w:t>
+        <w:t xml:space="preserve">global CRM / Opportunity Manager</w:t>
+      </w:r>
+      <w:r>
+        <w:rPr>
+          <w:sz w:val="21"/>
+        </w:rPr>
+        <w:t xml:space="preserve"> built from scratch and deployed across 55 countries to manage commercial activities, opportunities, and customer data for the Colas group, replacing a legacy </w:t>
+      </w:r>
+      <w:r>
+        <w:rPr>
+          <w:b/>
+          <w:sz w:val="21"/>
+        </w:rPr>
+        <w:t xml:space="preserve">Power Apps / Teams</w:t>
+      </w:r>
+      <w:r>
+        <w:rPr>
+          <w:sz w:val="21"/>
+        </w:rPr>
+        <w:t xml:space="preserve"> application with a modern React + Java Spring Boot stack.</w:t>
       </w:r>
     </w:p>
     <w:p>
@@ -2858,180 +2705,198 @@
       <w:pPr>
         <w:numPr>
           <w:ilvl w:val="0"/>
+          <w:numId w:val="12"/>
+        </w:numPr>
+        <w:spacing w:lineRule="auto"/>
+      </w:pPr>
+      <w:r>
+        <w:rPr/>
+        <w:t xml:space="preserve">Built the application </w:t>
+      </w:r>
+      <w:r>
+        <w:rPr>
+          <w:b/>
+        </w:rPr>
+        <w:t xml:space="preserve">from scratch</w:t>
+      </w:r>
+      <w:r>
+        <w:rPr/>
+        <w:t xml:space="preserve">, from mockups to production deployment</w:t>
+      </w:r>
+    </w:p>
+    <w:p>
+      <w:pPr>
+        <w:numPr>
+          <w:ilvl w:val="0"/>
+          <w:numId w:val="12"/>
+        </w:numPr>
+        <w:spacing w:lineRule="auto"/>
+      </w:pPr>
+      <w:r>
+        <w:rPr/>
+        <w:t xml:space="preserve">Drove the </w:t>
+      </w:r>
+      <w:r>
+        <w:rPr>
+          <w:b/>
+        </w:rPr>
+        <w:t xml:space="preserve">migration from Power Apps / Teams</w:t>
+      </w:r>
+      <w:r>
+        <w:rPr/>
+        <w:t xml:space="preserve"> to a maintainable React + Spring Boot app, rebuilding the opportunity-tracking workflows (filtering by type, region and other criteria)</w:t>
+      </w:r>
+    </w:p>
+    <w:p>
+      <w:pPr>
+        <w:numPr>
+          <w:ilvl w:val="0"/>
+          <w:numId w:val="12"/>
+        </w:numPr>
+        <w:spacing w:lineRule="auto"/>
+      </w:pPr>
+      <w:r>
+        <w:rPr/>
+        <w:t xml:space="preserve">Implemented the UI from designer mockups using </w:t>
+      </w:r>
+      <w:r>
+        <w:rPr>
+          <w:b/>
+        </w:rPr>
+        <w:t xml:space="preserve">React and the Ant Design system</w:t>
+      </w:r>
+      <w:r>
+        <w:rPr/>
+        <w:t xml:space="preserve">, with consistent, reusable components</w:t>
+      </w:r>
+    </w:p>
+    <w:p>
+      <w:pPr>
+        <w:numPr>
+          <w:ilvl w:val="0"/>
+          <w:numId w:val="12"/>
+        </w:numPr>
+        <w:spacing w:lineRule="auto"/>
+      </w:pPr>
+      <w:r>
+        <w:rPr/>
+        <w:t xml:space="preserve">Implemented secure authentication with </w:t>
+      </w:r>
+      <w:r>
+        <w:rPr>
+          <w:b/>
+        </w:rPr>
+        <w:t xml:space="preserve">Azure AD (IAM / SSO)</w:t>
+      </w:r>
+      <w:r>
+        <w:rPr/>
+        <w:t xml:space="preserve">, integrated via Spring Security</w:t>
+      </w:r>
+    </w:p>
+    <w:p>
+      <w:pPr>
+        <w:numPr>
+          <w:ilvl w:val="0"/>
+          <w:numId w:val="12"/>
+        </w:numPr>
+        <w:spacing w:lineRule="auto"/>
+      </w:pPr>
+      <w:r>
+        <w:rPr/>
+        <w:t xml:space="preserve">Developed backend services and REST APIs using Java and Spring Boot</w:t>
+      </w:r>
+    </w:p>
+    <w:p>
+      <w:pPr>
+        <w:numPr>
+          <w:ilvl w:val="0"/>
+          <w:numId w:val="12"/>
+        </w:numPr>
+        <w:spacing w:lineRule="auto"/>
+      </w:pPr>
+      <w:r>
+        <w:rPr/>
+        <w:t xml:space="preserve">Developed batch processes for </w:t>
+      </w:r>
+      <w:r>
+        <w:rPr>
+          <w:b/>
+        </w:rPr>
+        <w:t xml:space="preserve">data migration</w:t>
+      </w:r>
+      <w:r>
+        <w:rPr/>
+        <w:t xml:space="preserve"> using Spring Batch</w:t>
+      </w:r>
+    </w:p>
+    <w:p>
+      <w:pPr>
+        <w:numPr>
+          <w:ilvl w:val="0"/>
+          <w:numId w:val="12"/>
+        </w:numPr>
+        <w:spacing w:lineRule="auto"/>
+      </w:pPr>
+      <w:r>
+        <w:rPr/>
+        <w:t xml:space="preserve">Deployed the application on </w:t>
+      </w:r>
+      <w:r>
+        <w:rPr>
+          <w:b/>
+        </w:rPr>
+        <w:t xml:space="preserve">Azure</w:t>
+      </w:r>
+      <w:r>
+        <w:rPr/>
+        <w:t xml:space="preserve"> (App Services, Front Door, CDN, Blob Storage, PostgreSQL) with </w:t>
+      </w:r>
+      <w:r>
+        <w:rPr>
+          <w:b/>
+        </w:rPr>
+        <w:t xml:space="preserve">CI/CD pipelines</w:t>
+      </w:r>
+    </w:p>
+    <w:p>
+      <w:pPr>
+        <w:spacing w:lineRule="auto"/>
+      </w:pPr>
+      <w:r>
+        <w:rPr>
+          <w:b/>
+          <w:sz w:val="21"/>
+        </w:rPr>
+        <w:t xml:space="preserve">Technical Challenges:</w:t>
+      </w:r>
+    </w:p>
+    <w:p>
+      <w:pPr>
+        <w:numPr>
+          <w:ilvl w:val="0"/>
           <w:numId w:val="13"/>
         </w:numPr>
         <w:spacing w:lineRule="auto"/>
       </w:pPr>
       <w:r>
         <w:rPr/>
-        <w:t xml:space="preserve">Delivered </w:t>
-      </w:r>
-      <w:r>
-        <w:rPr>
-          <w:b/>
-        </w:rPr>
-        <w:t xml:space="preserve">full-stack features</w:t>
-      </w:r>
-      <w:r>
-        <w:rPr/>
-        <w:t xml:space="preserve"> across the suite — absences &amp; holidays, invoicing, expense reports and meeting booking — with </w:t>
-      </w:r>
-      <w:r>
-        <w:rPr>
-          <w:b/>
-        </w:rPr>
-        <w:t xml:space="preserve">React / Ant Design</w:t>
-      </w:r>
-      <w:r>
-        <w:rPr/>
-        <w:t xml:space="preserve"> front-ends on </w:t>
-      </w:r>
-      <w:r>
-        <w:rPr>
-          <w:b/>
-        </w:rPr>
-        <w:t xml:space="preserve">Java / Spring Boot</w:t>
-      </w:r>
-      <w:r>
-        <w:rPr/>
-        <w:t xml:space="preserve"> REST APIs</w:t>
-      </w:r>
-    </w:p>
-    <w:p>
-      <w:pPr>
-        <w:numPr>
-          <w:ilvl w:val="0"/>
-          <w:numId w:val="13"/>
-        </w:numPr>
-        <w:spacing w:lineRule="auto"/>
-      </w:pPr>
-      <w:r>
-        <w:rPr/>
-        <w:t xml:space="preserve">Owned the </w:t>
-      </w:r>
-      <w:r>
-        <w:rPr>
-          <w:b/>
-        </w:rPr>
-        <w:t xml:space="preserve">front-end architecture</w:t>
-      </w:r>
-      <w:r>
-        <w:rPr/>
-        <w:t xml:space="preserve">, notably a </w:t>
-      </w:r>
-      <w:r>
-        <w:rPr>
-          <w:b/>
-        </w:rPr>
-        <w:t xml:space="preserve">high-performance calendar</w:t>
-      </w:r>
-      <w:r>
-        <w:rPr/>
-        <w:t xml:space="preserve"> rendering dense scheduling data (absences, holidays, room bookings) with smooth navigation</w:t>
-      </w:r>
-    </w:p>
-    <w:p>
-      <w:pPr>
-        <w:numPr>
-          <w:ilvl w:val="0"/>
-          <w:numId w:val="13"/>
-        </w:numPr>
-        <w:spacing w:lineRule="auto"/>
-      </w:pPr>
-      <w:r>
-        <w:rPr/>
-        <w:t xml:space="preserve">Structured the front-end into </w:t>
-      </w:r>
-      <w:r>
-        <w:rPr>
-          <w:b/>
-        </w:rPr>
-        <w:t xml:space="preserve">reusable Ant Design components</w:t>
-      </w:r>
-      <w:r>
-        <w:rPr/>
-        <w:t xml:space="preserve"> and shared state patterns, keeping the suite's modules consistent</w:t>
-      </w:r>
-    </w:p>
-    <w:p>
-      <w:pPr>
-        <w:numPr>
-          <w:ilvl w:val="0"/>
-          <w:numId w:val="13"/>
-        </w:numPr>
-        <w:spacing w:lineRule="auto"/>
-      </w:pPr>
-      <w:r>
-        <w:rPr/>
-        <w:t xml:space="preserve">Designed and exposed </w:t>
-      </w:r>
-      <w:r>
-        <w:rPr>
-          <w:b/>
-        </w:rPr>
-        <w:t xml:space="preserve">REST APIs with Java and Spring Boot</w:t>
-      </w:r>
-      <w:r>
-        <w:rPr/>
-        <w:t xml:space="preserve"> on a multi-tenant data model, keeping each client organization's data isolated</w:t>
-      </w:r>
-    </w:p>
-    <w:p>
-      <w:pPr>
-        <w:numPr>
-          <w:ilvl w:val="0"/>
-          <w:numId w:val="13"/>
-        </w:numPr>
-        <w:spacing w:lineRule="auto"/>
-      </w:pPr>
-      <w:r>
-        <w:rPr/>
-        <w:t xml:space="preserve">Worked on an </w:t>
-      </w:r>
-      <w:r>
-        <w:rPr>
-          <w:b/>
-        </w:rPr>
-        <w:t xml:space="preserve">AWS-hosted</w:t>
-      </w:r>
-      <w:r>
-        <w:rPr/>
-        <w:t xml:space="preserve"> deployment, contributing to the delivery pipeline</w:t>
-      </w:r>
-    </w:p>
-    <w:p>
-      <w:pPr>
-        <w:spacing w:lineRule="auto"/>
-      </w:pPr>
-      <w:r>
-        <w:rPr>
-          <w:b/>
-          <w:sz w:val="21"/>
-        </w:rPr>
-        <w:t xml:space="preserve">Technical Challenges:</w:t>
-      </w:r>
-    </w:p>
-    <w:p>
-      <w:pPr>
-        <w:numPr>
-          <w:ilvl w:val="0"/>
-          <w:numId w:val="14"/>
-        </w:numPr>
-        <w:spacing w:lineRule="auto"/>
-      </w:pPr>
-      <w:r>
-        <w:rPr/>
-        <w:t xml:space="preserve">Keeping the </w:t>
-      </w:r>
-      <w:r>
-        <w:rPr>
-          <w:b/>
-        </w:rPr>
-        <w:t xml:space="preserve">calendar fluid</w:t>
-      </w:r>
-      <w:r>
-        <w:rPr/>
-        <w:t xml:space="preserve"> while rendering large volumes of multi-source scheduling data on a multi-tenant model</w:t>
+        <w:t xml:space="preserve">Replacing a legacy </w:t>
+      </w:r>
+      <w:r>
+        <w:rPr>
+          <w:b/>
+        </w:rPr>
+        <w:t xml:space="preserve">Power Apps / Teams</w:t>
+      </w:r>
+      <w:r>
+        <w:rPr/>
+        <w:t xml:space="preserve"> application without disrupting commercial workflows across </w:t>
+      </w:r>
+      <w:r>
+        <w:rPr>
+          <w:b/>
+        </w:rPr>
+        <w:t xml:space="preserve">55 countries</w:t>
       </w:r>
     </w:p>
     <w:p>
@@ -3051,32 +2916,20 @@
           <w:color w:val="444444"/>
           <w:sz w:val="19"/>
         </w:rPr>
-        <w:t xml:space="preserve"> React, TypeScript, Ant Design, SCSS, Java, Spring Boot, REST APIs, AWS</w:t>
-      </w:r>
-    </w:p>
-    <w:p>
-      <w:pPr>
-        <w:pStyle w:val="Heading3"/>
+        <w:t xml:space="preserve"> React, TypeScript, Ant Design, Java 11, Spring Boot, Spring Security, Spring Batch, Azure (AD, App Services, CDN, Front Door, Blob Storage, PostgreSQL), GitLab CI/CD</w:t>
+      </w:r>
+    </w:p>
+    <w:p>
+      <w:pPr>
+        <w:pStyle w:val="Heading4"/>
         <w:spacing w:lineRule="auto"/>
       </w:pPr>
       <w:r>
         <w:rPr>
           <w:color w:val="0d1117"/>
-          <w:sz w:val="22"/>
-        </w:rPr>
-        <w:t xml:space="preserve">Scor — Full Stack Developer → Project Lead (Java / Angular)</w:t>
-      </w:r>
-    </w:p>
-    <w:p>
-      <w:pPr>
-        <w:spacing w:lineRule="auto"/>
-      </w:pPr>
-      <w:r>
-        <w:rPr>
-          <w:color w:val="57606a"/>
           <w:sz w:val="20"/>
         </w:rPr>
-        <w:t xml:space="preserve">June 2019 – September 2022 (3 years 4 months)</w:t>
+        <w:t xml:space="preserve">Client: gloody.co — Project: HR &amp; Business Management SaaS</w:t>
       </w:r>
     </w:p>
     <w:p>
@@ -3095,7 +2948,7 @@
           <w:b/>
           <w:sz w:val="21"/>
         </w:rPr>
-        <w:t xml:space="preserve">RiskReveal</w:t>
+        <w:t xml:space="preserve">gloody.co</w:t>
       </w:r>
       <w:r>
         <w:rPr>
@@ -3108,39 +2961,13 @@
           <w:b/>
           <w:sz w:val="21"/>
         </w:rPr>
-        <w:t xml:space="preserve">heavy data-processing application</w:t>
-      </w:r>
-      <w:r>
-        <w:rPr>
-          <w:sz w:val="21"/>
-        </w:rPr>
-        <w:t xml:space="preserve"> for </w:t>
-      </w:r>
-      <w:r>
-        <w:rPr>
-          <w:b/>
-          <w:sz w:val="21"/>
-        </w:rPr>
-        <w:t xml:space="preserve">natural-catastrophe risk assessment</w:t>
-      </w:r>
-      <w:r>
-        <w:rPr>
-          <w:sz w:val="21"/>
-        </w:rPr>
-        <w:t xml:space="preserve">, ingesting and processing large files of historical loss events (</w:t>
-      </w:r>
-      <w:r>
-        <w:rPr>
-          <w:b/>
-          <w:sz w:val="21"/>
-        </w:rPr>
-        <w:t xml:space="preserve">ELT — Event Loss Tables</w:t>
-      </w:r>
-      <w:r>
-        <w:rPr>
-          <w:sz w:val="21"/>
-        </w:rPr>
-        <w:t xml:space="preserve">), each tied to a geographic region and a peril type (flood, hurricane, etc.); reinsurers use the data to assess and price the risk of a given portfolio.</w:t>
+        <w:t xml:space="preserve">multi-tenant HR &amp; business management SaaS</w:t>
+      </w:r>
+      <w:r>
+        <w:rPr>
+          <w:sz w:val="21"/>
+        </w:rPr>
+        <w:t xml:space="preserve"> centralizing the day-to-day workflows of client companies: absences and holidays, invoicing, expense reports and meeting-room booking, all served from a single codebase.</w:t>
       </w:r>
     </w:p>
     <w:p>
@@ -3159,271 +2986,180 @@
       <w:pPr>
         <w:numPr>
           <w:ilvl w:val="0"/>
+          <w:numId w:val="14"/>
+        </w:numPr>
+        <w:spacing w:lineRule="auto"/>
+      </w:pPr>
+      <w:r>
+        <w:rPr/>
+        <w:t xml:space="preserve">Delivered </w:t>
+      </w:r>
+      <w:r>
+        <w:rPr>
+          <w:b/>
+        </w:rPr>
+        <w:t xml:space="preserve">full-stack features</w:t>
+      </w:r>
+      <w:r>
+        <w:rPr/>
+        <w:t xml:space="preserve"> across the suite — absences &amp; holidays, invoicing, expense reports and meeting booking — with </w:t>
+      </w:r>
+      <w:r>
+        <w:rPr>
+          <w:b/>
+        </w:rPr>
+        <w:t xml:space="preserve">React / Ant Design</w:t>
+      </w:r>
+      <w:r>
+        <w:rPr/>
+        <w:t xml:space="preserve"> front-ends on </w:t>
+      </w:r>
+      <w:r>
+        <w:rPr>
+          <w:b/>
+        </w:rPr>
+        <w:t xml:space="preserve">Java / Spring Boot</w:t>
+      </w:r>
+      <w:r>
+        <w:rPr/>
+        <w:t xml:space="preserve"> REST APIs</w:t>
+      </w:r>
+    </w:p>
+    <w:p>
+      <w:pPr>
+        <w:numPr>
+          <w:ilvl w:val="0"/>
+          <w:numId w:val="14"/>
+        </w:numPr>
+        <w:spacing w:lineRule="auto"/>
+      </w:pPr>
+      <w:r>
+        <w:rPr/>
+        <w:t xml:space="preserve">Owned the </w:t>
+      </w:r>
+      <w:r>
+        <w:rPr>
+          <w:b/>
+        </w:rPr>
+        <w:t xml:space="preserve">front-end architecture</w:t>
+      </w:r>
+      <w:r>
+        <w:rPr/>
+        <w:t xml:space="preserve">, notably a </w:t>
+      </w:r>
+      <w:r>
+        <w:rPr>
+          <w:b/>
+        </w:rPr>
+        <w:t xml:space="preserve">high-performance calendar</w:t>
+      </w:r>
+      <w:r>
+        <w:rPr/>
+        <w:t xml:space="preserve"> rendering dense scheduling data (absences, holidays, room bookings) with smooth navigation</w:t>
+      </w:r>
+    </w:p>
+    <w:p>
+      <w:pPr>
+        <w:numPr>
+          <w:ilvl w:val="0"/>
+          <w:numId w:val="14"/>
+        </w:numPr>
+        <w:spacing w:lineRule="auto"/>
+      </w:pPr>
+      <w:r>
+        <w:rPr/>
+        <w:t xml:space="preserve">Structured the front-end into </w:t>
+      </w:r>
+      <w:r>
+        <w:rPr>
+          <w:b/>
+        </w:rPr>
+        <w:t xml:space="preserve">reusable Ant Design components</w:t>
+      </w:r>
+      <w:r>
+        <w:rPr/>
+        <w:t xml:space="preserve"> and shared state patterns, keeping the suite's modules consistent</w:t>
+      </w:r>
+    </w:p>
+    <w:p>
+      <w:pPr>
+        <w:numPr>
+          <w:ilvl w:val="0"/>
+          <w:numId w:val="14"/>
+        </w:numPr>
+        <w:spacing w:lineRule="auto"/>
+      </w:pPr>
+      <w:r>
+        <w:rPr/>
+        <w:t xml:space="preserve">Designed and exposed </w:t>
+      </w:r>
+      <w:r>
+        <w:rPr>
+          <w:b/>
+        </w:rPr>
+        <w:t xml:space="preserve">REST APIs with Java and Spring Boot</w:t>
+      </w:r>
+      <w:r>
+        <w:rPr/>
+        <w:t xml:space="preserve"> on a multi-tenant data model, keeping each client organization's data isolated</w:t>
+      </w:r>
+    </w:p>
+    <w:p>
+      <w:pPr>
+        <w:numPr>
+          <w:ilvl w:val="0"/>
+          <w:numId w:val="14"/>
+        </w:numPr>
+        <w:spacing w:lineRule="auto"/>
+      </w:pPr>
+      <w:r>
+        <w:rPr/>
+        <w:t xml:space="preserve">Worked on an </w:t>
+      </w:r>
+      <w:r>
+        <w:rPr>
+          <w:b/>
+        </w:rPr>
+        <w:t xml:space="preserve">AWS-hosted</w:t>
+      </w:r>
+      <w:r>
+        <w:rPr/>
+        <w:t xml:space="preserve"> deployment, contributing to the delivery pipeline</w:t>
+      </w:r>
+    </w:p>
+    <w:p>
+      <w:pPr>
+        <w:spacing w:lineRule="auto"/>
+      </w:pPr>
+      <w:r>
+        <w:rPr>
+          <w:b/>
+          <w:sz w:val="21"/>
+        </w:rPr>
+        <w:t xml:space="preserve">Technical Challenges:</w:t>
+      </w:r>
+    </w:p>
+    <w:p>
+      <w:pPr>
+        <w:numPr>
+          <w:ilvl w:val="0"/>
           <w:numId w:val="15"/>
         </w:numPr>
         <w:spacing w:lineRule="auto"/>
       </w:pPr>
       <w:r>
         <w:rPr/>
-        <w:t xml:space="preserve">Grew from full-stack developer into </w:t>
-      </w:r>
-      <w:r>
-        <w:rPr>
-          <w:b/>
-        </w:rPr>
-        <w:t xml:space="preserve">technical / project lead</w:t>
-      </w:r>
-      <w:r>
-        <w:rPr/>
-        <w:t xml:space="preserve">, validating backend (Spring) delivery and driving implementation across the team</w:t>
-      </w:r>
-    </w:p>
-    <w:p>
-      <w:pPr>
-        <w:numPr>
-          <w:ilvl w:val="0"/>
-          <w:numId w:val="15"/>
-        </w:numPr>
-        <w:spacing w:lineRule="auto"/>
-      </w:pPr>
-      <w:r>
-        <w:rPr/>
-        <w:t xml:space="preserve">Built the </w:t>
-      </w:r>
-      <w:r>
-        <w:rPr>
-          <w:b/>
-        </w:rPr>
-        <w:t xml:space="preserve">data-heavy risk UI</w:t>
-      </w:r>
-      <w:r>
-        <w:rPr/>
-        <w:t xml:space="preserve"> on </w:t>
-      </w:r>
-      <w:r>
-        <w:rPr>
-          <w:b/>
-        </w:rPr>
-        <w:t xml:space="preserve">AG Grid</w:t>
-      </w:r>
-      <w:r>
-        <w:rPr/>
-        <w:t xml:space="preserve"> — virtualised grids, grouping and aggregation over large </w:t>
-      </w:r>
-      <w:r>
-        <w:rPr>
-          <w:b/>
-        </w:rPr>
-        <w:t xml:space="preserve">PLT loss datasets</w:t>
-      </w:r>
-    </w:p>
-    <w:p>
-      <w:pPr>
-        <w:numPr>
-          <w:ilvl w:val="0"/>
-          <w:numId w:val="15"/>
-        </w:numPr>
-        <w:spacing w:lineRule="auto"/>
-      </w:pPr>
-      <w:r>
-        <w:rPr/>
-        <w:t xml:space="preserve">Owned the </w:t>
-      </w:r>
-      <w:r>
-        <w:rPr>
-          <w:b/>
-        </w:rPr>
-        <w:t xml:space="preserve">calibration model</w:t>
-      </w:r>
-      <w:r>
-        <w:rPr/>
-        <w:t xml:space="preserve"> — statistics-based calculations applied to statistical loss events stored in </w:t>
-      </w:r>
-      <w:r>
-        <w:rPr>
-          <w:b/>
-        </w:rPr>
-        <w:t xml:space="preserve">PLT files</w:t>
-      </w:r>
-    </w:p>
-    <w:p>
-      <w:pPr>
-        <w:numPr>
-          <w:ilvl w:val="0"/>
-          <w:numId w:val="15"/>
-        </w:numPr>
-        <w:spacing w:lineRule="auto"/>
-      </w:pPr>
-      <w:r>
-        <w:rPr/>
-        <w:t xml:space="preserve">Developed </w:t>
-      </w:r>
-      <w:r>
-        <w:rPr>
-          <w:b/>
-        </w:rPr>
-        <w:t xml:space="preserve">statistics dashboards</w:t>
-      </w:r>
-      <w:r>
-        <w:rPr/>
-        <w:t xml:space="preserve"> over PLT loss data — aggregated loss indicators per peril and region, fed by the calibration calculations</w:t>
-      </w:r>
-    </w:p>
-    <w:p>
-      <w:pPr>
-        <w:numPr>
-          <w:ilvl w:val="0"/>
-          <w:numId w:val="15"/>
-        </w:numPr>
-        <w:spacing w:lineRule="auto"/>
-      </w:pPr>
-      <w:r>
-        <w:rPr/>
-        <w:t xml:space="preserve">Designed and developed backend services and REST APIs with Spring Boot</w:t>
-      </w:r>
-    </w:p>
-    <w:p>
-      <w:pPr>
-        <w:spacing w:lineRule="auto"/>
-      </w:pPr>
-      <w:r>
-        <w:rPr>
-          <w:b/>
-          <w:sz w:val="21"/>
-        </w:rPr>
-        <w:t xml:space="preserve">Achievements &amp; Impact:</w:t>
-      </w:r>
-    </w:p>
-    <w:p>
-      <w:pPr>
-        <w:numPr>
-          <w:ilvl w:val="0"/>
-          <w:numId w:val="16"/>
-        </w:numPr>
-        <w:spacing w:lineRule="auto"/>
-      </w:pPr>
-      <w:r>
-        <w:rPr/>
-        <w:t xml:space="preserve">Optimized and evolved the </w:t>
-      </w:r>
-      <w:r>
-        <w:rPr>
-          <w:b/>
-        </w:rPr>
-        <w:t xml:space="preserve">batch orchestration system</w:t>
-      </w:r>
-      <w:r>
-        <w:rPr/>
-        <w:t xml:space="preserve"> (Spring Batch) on large-volume risk data, with </w:t>
-      </w:r>
-      <w:r>
-        <w:rPr>
-          <w:b/>
-        </w:rPr>
-        <w:t xml:space="preserve">WebSockets</w:t>
-      </w:r>
-      <w:r>
-        <w:rPr/>
-        <w:t xml:space="preserve"> for real-time job progress</w:t>
-      </w:r>
-    </w:p>
-    <w:p>
-      <w:pPr>
-        <w:numPr>
-          <w:ilvl w:val="0"/>
-          <w:numId w:val="16"/>
-        </w:numPr>
-        <w:spacing w:lineRule="auto"/>
-      </w:pPr>
-      <w:r>
-        <w:rPr/>
-        <w:t xml:space="preserve">Set up </w:t>
-      </w:r>
-      <w:r>
-        <w:rPr>
-          <w:b/>
-        </w:rPr>
-        <w:t xml:space="preserve">SSO authentication</w:t>
-      </w:r>
-      <w:r>
-        <w:rPr/>
-        <w:t xml:space="preserve"> with Spring Security, integrating </w:t>
-      </w:r>
-      <w:r>
-        <w:rPr>
-          <w:b/>
-        </w:rPr>
-        <w:t xml:space="preserve">Azure AD</w:t>
-      </w:r>
-      <w:r>
-        <w:rPr/>
-        <w:t xml:space="preserve"> and </w:t>
-      </w:r>
-      <w:r>
-        <w:rPr>
-          <w:b/>
-        </w:rPr>
-        <w:t xml:space="preserve">Keycloak</w:t>
-      </w:r>
-      <w:r>
-        <w:rPr/>
-        <w:t xml:space="preserve"> as identity providers</w:t>
-      </w:r>
-    </w:p>
-    <w:p>
-      <w:pPr>
-        <w:numPr>
-          <w:ilvl w:val="0"/>
-          <w:numId w:val="16"/>
-        </w:numPr>
-        <w:spacing w:lineRule="auto"/>
-      </w:pPr>
-      <w:r>
-        <w:rPr/>
-        <w:t xml:space="preserve">Refactored the frontend onto a </w:t>
-      </w:r>
-      <w:r>
-        <w:rPr>
-          <w:b/>
-        </w:rPr>
-        <w:t xml:space="preserve">single, unified design system (Ant Design)</w:t>
-      </w:r>
-      <w:r>
-        <w:rPr/>
-        <w:t xml:space="preserve">, removing legacy </w:t>
-      </w:r>
-      <w:r>
-        <w:rPr>
-          <w:b/>
-        </w:rPr>
-        <w:t xml:space="preserve">PrimeNG</w:t>
-      </w:r>
-      <w:r>
-        <w:rPr/>
-        <w:t xml:space="preserve"> components</w:t>
-      </w:r>
-    </w:p>
-    <w:p>
-      <w:pPr>
-        <w:numPr>
-          <w:ilvl w:val="0"/>
-          <w:numId w:val="16"/>
-        </w:numPr>
-        <w:spacing w:lineRule="auto"/>
-      </w:pPr>
-      <w:r>
-        <w:rPr/>
-        <w:t xml:space="preserve">Made </w:t>
-      </w:r>
-      <w:r>
-        <w:rPr>
-          <w:b/>
-        </w:rPr>
-        <w:t xml:space="preserve">large risk datasets workable in the browser</w:t>
-      </w:r>
-      <w:r>
-        <w:rPr/>
-        <w:t xml:space="preserve"> — virtualised grid rendering and data visualization on the heavy loss-data screens</w:t>
+        <w:t xml:space="preserve">Keeping the </w:t>
+      </w:r>
+      <w:r>
+        <w:rPr>
+          <w:b/>
+        </w:rPr>
+        <w:t xml:space="preserve">calendar fluid</w:t>
+      </w:r>
+      <w:r>
+        <w:rPr/>
+        <w:t xml:space="preserve"> while rendering large volumes of multi-source scheduling data on a multi-tenant model</w:t>
       </w:r>
     </w:p>
     <w:p>
@@ -3443,7 +3179,7 @@
           <w:color w:val="444444"/>
           <w:sz w:val="19"/>
         </w:rPr>
-        <w:t xml:space="preserve"> Angular 12, Ant Design, AG Grid, WebSockets, Java 8, Spring Boot, Spring Batch, Spring Security, Keycloak, Azure AD, SQL Server, Azure DevOps, Jenkins</w:t>
+        <w:t xml:space="preserve"> React, TypeScript, Ant Design, SCSS, Java, Spring Boot, REST APIs, AWS</w:t>
       </w:r>
     </w:p>
     <w:p>
@@ -3456,7 +3192,7 @@
           <w:color w:val="0d1117"/>
           <w:sz w:val="22"/>
         </w:rPr>
-        <w:t xml:space="preserve">Scor — Angular Front-End Developer (End-of-Study Internship)</w:t>
+        <w:t xml:space="preserve">Scor — Full Stack Developer → Project Lead (Java / Angular)</w:t>
       </w:r>
     </w:p>
     <w:p>
@@ -3468,6 +3204,398 @@
           <w:color w:val="57606a"/>
           <w:sz w:val="20"/>
         </w:rPr>
+        <w:t xml:space="preserve">June 2019 – September 2022 (3 years 4 months)</w:t>
+      </w:r>
+    </w:p>
+    <w:p>
+      <w:pPr>
+        <w:spacing w:lineRule="auto"/>
+      </w:pPr>
+      <w:r>
+        <w:rPr>
+          <w:b/>
+          <w:sz w:val="21"/>
+        </w:rPr>
+        <w:t xml:space="preserve">Project context:</w:t>
+      </w:r>
+      <w:r>
+        <w:rPr>
+          <w:b/>
+          <w:sz w:val="21"/>
+        </w:rPr>
+        <w:t xml:space="preserve">RiskReveal</w:t>
+      </w:r>
+      <w:r>
+        <w:rPr>
+          <w:sz w:val="21"/>
+        </w:rPr>
+        <w:t xml:space="preserve"> — a </w:t>
+      </w:r>
+      <w:r>
+        <w:rPr>
+          <w:b/>
+          <w:sz w:val="21"/>
+        </w:rPr>
+        <w:t xml:space="preserve">heavy data-processing application</w:t>
+      </w:r>
+      <w:r>
+        <w:rPr>
+          <w:sz w:val="21"/>
+        </w:rPr>
+        <w:t xml:space="preserve"> for </w:t>
+      </w:r>
+      <w:r>
+        <w:rPr>
+          <w:b/>
+          <w:sz w:val="21"/>
+        </w:rPr>
+        <w:t xml:space="preserve">natural-catastrophe risk assessment</w:t>
+      </w:r>
+      <w:r>
+        <w:rPr>
+          <w:sz w:val="21"/>
+        </w:rPr>
+        <w:t xml:space="preserve">, ingesting and processing large files of historical loss events (</w:t>
+      </w:r>
+      <w:r>
+        <w:rPr>
+          <w:b/>
+          <w:sz w:val="21"/>
+        </w:rPr>
+        <w:t xml:space="preserve">ELT — Event Loss Tables</w:t>
+      </w:r>
+      <w:r>
+        <w:rPr>
+          <w:sz w:val="21"/>
+        </w:rPr>
+        <w:t xml:space="preserve">), each tied to a geographic region and a peril type (flood, hurricane, etc.); reinsurers use the data to assess and price the risk of a given portfolio.</w:t>
+      </w:r>
+    </w:p>
+    <w:p>
+      <w:pPr>
+        <w:spacing w:lineRule="auto"/>
+      </w:pPr>
+      <w:r>
+        <w:rPr>
+          <w:b/>
+          <w:sz w:val="21"/>
+        </w:rPr>
+        <w:t xml:space="preserve">Responsibilities:</w:t>
+      </w:r>
+    </w:p>
+    <w:p>
+      <w:pPr>
+        <w:numPr>
+          <w:ilvl w:val="0"/>
+          <w:numId w:val="16"/>
+        </w:numPr>
+        <w:spacing w:lineRule="auto"/>
+      </w:pPr>
+      <w:r>
+        <w:rPr/>
+        <w:t xml:space="preserve">Grew from full-stack developer into </w:t>
+      </w:r>
+      <w:r>
+        <w:rPr>
+          <w:b/>
+        </w:rPr>
+        <w:t xml:space="preserve">technical / project lead</w:t>
+      </w:r>
+      <w:r>
+        <w:rPr/>
+        <w:t xml:space="preserve">, validating backend (Spring) delivery and driving implementation across the team</w:t>
+      </w:r>
+    </w:p>
+    <w:p>
+      <w:pPr>
+        <w:numPr>
+          <w:ilvl w:val="0"/>
+          <w:numId w:val="16"/>
+        </w:numPr>
+        <w:spacing w:lineRule="auto"/>
+      </w:pPr>
+      <w:r>
+        <w:rPr/>
+        <w:t xml:space="preserve">Built the </w:t>
+      </w:r>
+      <w:r>
+        <w:rPr>
+          <w:b/>
+        </w:rPr>
+        <w:t xml:space="preserve">data-heavy risk UI</w:t>
+      </w:r>
+      <w:r>
+        <w:rPr/>
+        <w:t xml:space="preserve"> on </w:t>
+      </w:r>
+      <w:r>
+        <w:rPr>
+          <w:b/>
+        </w:rPr>
+        <w:t xml:space="preserve">AG Grid</w:t>
+      </w:r>
+      <w:r>
+        <w:rPr/>
+        <w:t xml:space="preserve"> — virtualised grids, grouping and aggregation over large </w:t>
+      </w:r>
+      <w:r>
+        <w:rPr>
+          <w:b/>
+        </w:rPr>
+        <w:t xml:space="preserve">PLT loss datasets</w:t>
+      </w:r>
+    </w:p>
+    <w:p>
+      <w:pPr>
+        <w:numPr>
+          <w:ilvl w:val="0"/>
+          <w:numId w:val="16"/>
+        </w:numPr>
+        <w:spacing w:lineRule="auto"/>
+      </w:pPr>
+      <w:r>
+        <w:rPr/>
+        <w:t xml:space="preserve">Owned the </w:t>
+      </w:r>
+      <w:r>
+        <w:rPr>
+          <w:b/>
+        </w:rPr>
+        <w:t xml:space="preserve">calibration model</w:t>
+      </w:r>
+      <w:r>
+        <w:rPr/>
+        <w:t xml:space="preserve"> — statistics-based calculations applied to statistical loss events stored in </w:t>
+      </w:r>
+      <w:r>
+        <w:rPr>
+          <w:b/>
+        </w:rPr>
+        <w:t xml:space="preserve">PLT files</w:t>
+      </w:r>
+    </w:p>
+    <w:p>
+      <w:pPr>
+        <w:numPr>
+          <w:ilvl w:val="0"/>
+          <w:numId w:val="16"/>
+        </w:numPr>
+        <w:spacing w:lineRule="auto"/>
+      </w:pPr>
+      <w:r>
+        <w:rPr/>
+        <w:t xml:space="preserve">Developed </w:t>
+      </w:r>
+      <w:r>
+        <w:rPr>
+          <w:b/>
+        </w:rPr>
+        <w:t xml:space="preserve">statistics dashboards</w:t>
+      </w:r>
+      <w:r>
+        <w:rPr/>
+        <w:t xml:space="preserve"> over PLT loss data — aggregated loss indicators per peril and region, fed by the calibration calculations</w:t>
+      </w:r>
+    </w:p>
+    <w:p>
+      <w:pPr>
+        <w:numPr>
+          <w:ilvl w:val="0"/>
+          <w:numId w:val="16"/>
+        </w:numPr>
+        <w:spacing w:lineRule="auto"/>
+      </w:pPr>
+      <w:r>
+        <w:rPr/>
+        <w:t xml:space="preserve">Designed and developed backend services and REST APIs with Spring Boot</w:t>
+      </w:r>
+    </w:p>
+    <w:p>
+      <w:pPr>
+        <w:spacing w:lineRule="auto"/>
+      </w:pPr>
+      <w:r>
+        <w:rPr>
+          <w:b/>
+          <w:sz w:val="21"/>
+        </w:rPr>
+        <w:t xml:space="preserve">Achievements &amp; Impact:</w:t>
+      </w:r>
+    </w:p>
+    <w:p>
+      <w:pPr>
+        <w:numPr>
+          <w:ilvl w:val="0"/>
+          <w:numId w:val="17"/>
+        </w:numPr>
+        <w:spacing w:lineRule="auto"/>
+      </w:pPr>
+      <w:r>
+        <w:rPr/>
+        <w:t xml:space="preserve">Optimized and evolved the </w:t>
+      </w:r>
+      <w:r>
+        <w:rPr>
+          <w:b/>
+        </w:rPr>
+        <w:t xml:space="preserve">batch orchestration system</w:t>
+      </w:r>
+      <w:r>
+        <w:rPr/>
+        <w:t xml:space="preserve"> (Spring Batch) on large-volume risk data, with </w:t>
+      </w:r>
+      <w:r>
+        <w:rPr>
+          <w:b/>
+        </w:rPr>
+        <w:t xml:space="preserve">WebSockets</w:t>
+      </w:r>
+      <w:r>
+        <w:rPr/>
+        <w:t xml:space="preserve"> for real-time job progress</w:t>
+      </w:r>
+    </w:p>
+    <w:p>
+      <w:pPr>
+        <w:numPr>
+          <w:ilvl w:val="0"/>
+          <w:numId w:val="17"/>
+        </w:numPr>
+        <w:spacing w:lineRule="auto"/>
+      </w:pPr>
+      <w:r>
+        <w:rPr/>
+        <w:t xml:space="preserve">Set up </w:t>
+      </w:r>
+      <w:r>
+        <w:rPr>
+          <w:b/>
+        </w:rPr>
+        <w:t xml:space="preserve">SSO authentication</w:t>
+      </w:r>
+      <w:r>
+        <w:rPr/>
+        <w:t xml:space="preserve"> with Spring Security, integrating </w:t>
+      </w:r>
+      <w:r>
+        <w:rPr>
+          <w:b/>
+        </w:rPr>
+        <w:t xml:space="preserve">Azure AD</w:t>
+      </w:r>
+      <w:r>
+        <w:rPr/>
+        <w:t xml:space="preserve"> and </w:t>
+      </w:r>
+      <w:r>
+        <w:rPr>
+          <w:b/>
+        </w:rPr>
+        <w:t xml:space="preserve">Keycloak</w:t>
+      </w:r>
+      <w:r>
+        <w:rPr/>
+        <w:t xml:space="preserve"> as identity providers</w:t>
+      </w:r>
+    </w:p>
+    <w:p>
+      <w:pPr>
+        <w:numPr>
+          <w:ilvl w:val="0"/>
+          <w:numId w:val="17"/>
+        </w:numPr>
+        <w:spacing w:lineRule="auto"/>
+      </w:pPr>
+      <w:r>
+        <w:rPr/>
+        <w:t xml:space="preserve">Refactored the frontend onto a </w:t>
+      </w:r>
+      <w:r>
+        <w:rPr>
+          <w:b/>
+        </w:rPr>
+        <w:t xml:space="preserve">single, unified design system (Ant Design)</w:t>
+      </w:r>
+      <w:r>
+        <w:rPr/>
+        <w:t xml:space="preserve">, removing legacy </w:t>
+      </w:r>
+      <w:r>
+        <w:rPr>
+          <w:b/>
+        </w:rPr>
+        <w:t xml:space="preserve">PrimeNG</w:t>
+      </w:r>
+      <w:r>
+        <w:rPr/>
+        <w:t xml:space="preserve"> components</w:t>
+      </w:r>
+    </w:p>
+    <w:p>
+      <w:pPr>
+        <w:numPr>
+          <w:ilvl w:val="0"/>
+          <w:numId w:val="17"/>
+        </w:numPr>
+        <w:spacing w:lineRule="auto"/>
+      </w:pPr>
+      <w:r>
+        <w:rPr/>
+        <w:t xml:space="preserve">Made </w:t>
+      </w:r>
+      <w:r>
+        <w:rPr>
+          <w:b/>
+        </w:rPr>
+        <w:t xml:space="preserve">large risk datasets workable in the browser</w:t>
+      </w:r>
+      <w:r>
+        <w:rPr/>
+        <w:t xml:space="preserve"> — virtualised grid rendering and data visualization on the heavy loss-data screens</w:t>
+      </w:r>
+    </w:p>
+    <w:p>
+      <w:pPr>
+        <w:spacing w:lineRule="auto"/>
+      </w:pPr>
+      <w:r>
+        <w:rPr>
+          <w:b/>
+          <w:sz w:val="19"/>
+        </w:rPr>
+        <w:t xml:space="preserve">Technical Environment:</w:t>
+      </w:r>
+      <w:r>
+        <w:rPr>
+          <w:rFonts w:ascii="Consolas" w:hAnsi="Consolas"/>
+          <w:color w:val="444444"/>
+          <w:sz w:val="19"/>
+        </w:rPr>
+        <w:t xml:space="preserve"> Angular 12, Ant Design, AG Grid, WebSockets, Java 8, Spring Boot, Spring Batch, Spring Security, Keycloak, Azure AD, SQL Server, Azure DevOps, Jenkins</w:t>
+      </w:r>
+    </w:p>
+    <w:p>
+      <w:pPr>
+        <w:pStyle w:val="Heading3"/>
+        <w:spacing w:lineRule="auto"/>
+      </w:pPr>
+      <w:r>
+        <w:rPr>
+          <w:color w:val="0d1117"/>
+          <w:sz w:val="22"/>
+        </w:rPr>
+        <w:t xml:space="preserve">Scor — Angular Front-End Developer (End-of-Study Internship)</w:t>
+      </w:r>
+    </w:p>
+    <w:p>
+      <w:pPr>
+        <w:spacing w:lineRule="auto"/>
+      </w:pPr>
+      <w:r>
+        <w:rPr>
+          <w:color w:val="57606a"/>
+          <w:sz w:val="20"/>
+        </w:rPr>
         <w:t xml:space="preserve">March 2019 – June 2019 (4 months)</w:t>
       </w:r>
     </w:p>
@@ -3493,7 +3621,7 @@
       <w:pPr>
         <w:numPr>
           <w:ilvl w:val="0"/>
-          <w:numId w:val="17"/>
+          <w:numId w:val="18"/>
         </w:numPr>
         <w:spacing w:lineRule="auto"/>
       </w:pPr>
@@ -3506,7 +3634,7 @@
       <w:pPr>
         <w:numPr>
           <w:ilvl w:val="0"/>
-          <w:numId w:val="17"/>
+          <w:numId w:val="18"/>
         </w:numPr>
         <w:spacing w:lineRule="auto"/>
       </w:pPr>
@@ -3519,7 +3647,7 @@
       <w:pPr>
         <w:numPr>
           <w:ilvl w:val="0"/>
-          <w:numId w:val="17"/>
+          <w:numId w:val="18"/>
         </w:numPr>
         <w:spacing w:lineRule="auto"/>
       </w:pPr>
@@ -3532,7 +3660,7 @@
       <w:pPr>
         <w:numPr>
           <w:ilvl w:val="0"/>
-          <w:numId w:val="17"/>
+          <w:numId w:val="18"/>
         </w:numPr>
         <w:spacing w:lineRule="auto"/>
       </w:pPr>
@@ -3700,7 +3828,7 @@
       <w:pPr>
         <w:numPr>
           <w:ilvl w:val="0"/>
-          <w:numId w:val="18"/>
+          <w:numId w:val="19"/>
         </w:numPr>
         <w:spacing w:lineRule="auto"/>
       </w:pPr>
@@ -3743,7 +3871,7 @@
       <w:pPr>
         <w:numPr>
           <w:ilvl w:val="0"/>
-          <w:numId w:val="18"/>
+          <w:numId w:val="19"/>
         </w:numPr>
         <w:spacing w:lineRule="auto"/>
       </w:pPr>
@@ -3766,7 +3894,7 @@
       <w:pPr>
         <w:numPr>
           <w:ilvl w:val="0"/>
-          <w:numId w:val="18"/>
+          <w:numId w:val="19"/>
         </w:numPr>
         <w:spacing w:lineRule="auto"/>
       </w:pPr>
@@ -3815,7 +3943,7 @@
       <w:pPr>
         <w:numPr>
           <w:ilvl w:val="0"/>
-          <w:numId w:val="18"/>
+          <w:numId w:val="19"/>
         </w:numPr>
         <w:spacing w:lineRule="auto"/>
       </w:pPr>
@@ -3848,7 +3976,7 @@
       <w:pPr>
         <w:numPr>
           <w:ilvl w:val="0"/>
-          <w:numId w:val="18"/>
+          <w:numId w:val="19"/>
         </w:numPr>
         <w:spacing w:lineRule="auto"/>
       </w:pPr>
@@ -3881,7 +4009,7 @@
       <w:pPr>
         <w:numPr>
           <w:ilvl w:val="0"/>
-          <w:numId w:val="18"/>
+          <w:numId w:val="19"/>
         </w:numPr>
         <w:spacing w:lineRule="auto"/>
       </w:pPr>
@@ -3904,7 +4032,7 @@
       <w:pPr>
         <w:numPr>
           <w:ilvl w:val="0"/>
-          <w:numId w:val="18"/>
+          <w:numId w:val="19"/>
         </w:numPr>
         <w:spacing w:lineRule="auto"/>
       </w:pPr>
@@ -3937,7 +4065,7 @@
       <w:pPr>
         <w:numPr>
           <w:ilvl w:val="0"/>
-          <w:numId w:val="18"/>
+          <w:numId w:val="19"/>
         </w:numPr>
         <w:spacing w:lineRule="auto"/>
       </w:pPr>
@@ -4123,7 +4251,7 @@
       <w:pPr>
         <w:numPr>
           <w:ilvl w:val="0"/>
-          <w:numId w:val="19"/>
+          <w:numId w:val="20"/>
         </w:numPr>
         <w:spacing w:lineRule="auto"/>
       </w:pPr>
@@ -4216,7 +4344,7 @@
       <w:pPr>
         <w:numPr>
           <w:ilvl w:val="0"/>
-          <w:numId w:val="19"/>
+          <w:numId w:val="20"/>
         </w:numPr>
         <w:spacing w:lineRule="auto"/>
       </w:pPr>
@@ -4249,7 +4377,7 @@
       <w:pPr>
         <w:numPr>
           <w:ilvl w:val="0"/>
-          <w:numId w:val="19"/>
+          <w:numId w:val="20"/>
         </w:numPr>
         <w:spacing w:lineRule="auto"/>
       </w:pPr>
@@ -4302,7 +4430,7 @@
       <w:pPr>
         <w:numPr>
           <w:ilvl w:val="0"/>
-          <w:numId w:val="19"/>
+          <w:numId w:val="20"/>
         </w:numPr>
         <w:spacing w:lineRule="auto"/>
       </w:pPr>
@@ -4355,7 +4483,7 @@
       <w:pPr>
         <w:numPr>
           <w:ilvl w:val="0"/>
-          <w:numId w:val="19"/>
+          <w:numId w:val="20"/>
         </w:numPr>
         <w:spacing w:lineRule="auto"/>
       </w:pPr>
@@ -4408,7 +4536,7 @@
       <w:pPr>
         <w:numPr>
           <w:ilvl w:val="0"/>
-          <w:numId w:val="19"/>
+          <w:numId w:val="20"/>
         </w:numPr>
         <w:spacing w:lineRule="auto"/>
       </w:pPr>
@@ -4600,7 +4728,7 @@
       <w:pPr>
         <w:numPr>
           <w:ilvl w:val="0"/>
-          <w:numId w:val="20"/>
+          <w:numId w:val="21"/>
         </w:numPr>
         <w:spacing w:lineRule="auto"/>
       </w:pPr>
@@ -4653,7 +4781,7 @@
       <w:pPr>
         <w:numPr>
           <w:ilvl w:val="0"/>
-          <w:numId w:val="20"/>
+          <w:numId w:val="21"/>
         </w:numPr>
         <w:spacing w:lineRule="auto"/>
       </w:pPr>
@@ -4676,7 +4804,7 @@
       <w:pPr>
         <w:numPr>
           <w:ilvl w:val="0"/>
-          <w:numId w:val="20"/>
+          <w:numId w:val="21"/>
         </w:numPr>
         <w:spacing w:lineRule="auto"/>
       </w:pPr>
@@ -4709,7 +4837,7 @@
       <w:pPr>
         <w:numPr>
           <w:ilvl w:val="0"/>
-          <w:numId w:val="20"/>
+          <w:numId w:val="21"/>
         </w:numPr>
         <w:spacing w:lineRule="auto"/>
       </w:pPr>
@@ -4772,7 +4900,7 @@
       <w:pPr>
         <w:numPr>
           <w:ilvl w:val="0"/>
-          <w:numId w:val="20"/>
+          <w:numId w:val="21"/>
         </w:numPr>
         <w:spacing w:lineRule="auto"/>
       </w:pPr>
@@ -4805,7 +4933,7 @@
       <w:pPr>
         <w:numPr>
           <w:ilvl w:val="0"/>
-          <w:numId w:val="20"/>
+          <w:numId w:val="21"/>
         </w:numPr>
         <w:spacing w:lineRule="auto"/>
       </w:pPr>
@@ -4997,7 +5125,7 @@
       <w:pPr>
         <w:numPr>
           <w:ilvl w:val="0"/>
-          <w:numId w:val="21"/>
+          <w:numId w:val="22"/>
         </w:numPr>
         <w:spacing w:lineRule="auto"/>
       </w:pPr>
@@ -5030,7 +5158,7 @@
       <w:pPr>
         <w:numPr>
           <w:ilvl w:val="0"/>
-          <w:numId w:val="21"/>
+          <w:numId w:val="22"/>
         </w:numPr>
         <w:spacing w:lineRule="auto"/>
       </w:pPr>
@@ -5073,7 +5201,7 @@
       <w:pPr>
         <w:numPr>
           <w:ilvl w:val="0"/>
-          <w:numId w:val="21"/>
+          <w:numId w:val="22"/>
         </w:numPr>
         <w:spacing w:lineRule="auto"/>
       </w:pPr>
@@ -5132,7 +5260,7 @@
       <w:pPr>
         <w:numPr>
           <w:ilvl w:val="0"/>
-          <w:numId w:val="21"/>
+          <w:numId w:val="22"/>
         </w:numPr>
         <w:spacing w:lineRule="auto"/>
       </w:pPr>
@@ -5165,7 +5293,7 @@
       <w:pPr>
         <w:numPr>
           <w:ilvl w:val="0"/>
-          <w:numId w:val="21"/>
+          <w:numId w:val="22"/>
         </w:numPr>
         <w:spacing w:lineRule="auto"/>
       </w:pPr>
@@ -5347,7 +5475,7 @@
       <w:pPr>
         <w:numPr>
           <w:ilvl w:val="0"/>
-          <w:numId w:val="22"/>
+          <w:numId w:val="23"/>
         </w:numPr>
         <w:spacing w:lineRule="auto"/>
       </w:pPr>
@@ -5370,7 +5498,7 @@
       <w:pPr>
         <w:numPr>
           <w:ilvl w:val="0"/>
-          <w:numId w:val="22"/>
+          <w:numId w:val="23"/>
         </w:numPr>
         <w:spacing w:lineRule="auto"/>
       </w:pPr>
@@ -5423,7 +5551,7 @@
       <w:pPr>
         <w:numPr>
           <w:ilvl w:val="0"/>
-          <w:numId w:val="22"/>
+          <w:numId w:val="23"/>
         </w:numPr>
         <w:spacing w:lineRule="auto"/>
       </w:pPr>
@@ -5456,7 +5584,7 @@
       <w:pPr>
         <w:numPr>
           <w:ilvl w:val="0"/>
-          <w:numId w:val="22"/>
+          <w:numId w:val="23"/>
         </w:numPr>
         <w:spacing w:lineRule="auto"/>
       </w:pPr>
@@ -5499,7 +5627,7 @@
       <w:pPr>
         <w:numPr>
           <w:ilvl w:val="0"/>
-          <w:numId w:val="22"/>
+          <w:numId w:val="23"/>
         </w:numPr>
         <w:spacing w:lineRule="auto"/>
       </w:pPr>
@@ -5522,7 +5650,7 @@
       <w:pPr>
         <w:numPr>
           <w:ilvl w:val="0"/>
-          <w:numId w:val="22"/>
+          <w:numId w:val="23"/>
         </w:numPr>
         <w:spacing w:lineRule="auto"/>
       </w:pPr>
@@ -5545,7 +5673,7 @@
       <w:pPr>
         <w:numPr>
           <w:ilvl w:val="0"/>
-          <w:numId w:val="22"/>
+          <w:numId w:val="23"/>
         </w:numPr>
         <w:spacing w:lineRule="auto"/>
       </w:pPr>
@@ -5568,7 +5696,7 @@
       <w:pPr>
         <w:numPr>
           <w:ilvl w:val="0"/>
-          <w:numId w:val="22"/>
+          <w:numId w:val="23"/>
         </w:numPr>
         <w:spacing w:lineRule="auto"/>
       </w:pPr>
@@ -5716,7 +5844,7 @@
       <w:pPr>
         <w:numPr>
           <w:ilvl w:val="0"/>
-          <w:numId w:val="23"/>
+          <w:numId w:val="24"/>
         </w:numPr>
         <w:spacing w:lineRule="auto"/>
       </w:pPr>
@@ -5769,7 +5897,7 @@
       <w:pPr>
         <w:numPr>
           <w:ilvl w:val="0"/>
-          <w:numId w:val="23"/>
+          <w:numId w:val="24"/>
         </w:numPr>
         <w:spacing w:lineRule="auto"/>
       </w:pPr>
@@ -5812,7 +5940,7 @@
       <w:pPr>
         <w:numPr>
           <w:ilvl w:val="0"/>
-          <w:numId w:val="23"/>
+          <w:numId w:val="24"/>
         </w:numPr>
         <w:spacing w:lineRule="auto"/>
       </w:pPr>
@@ -5835,7 +5963,7 @@
       <w:pPr>
         <w:numPr>
           <w:ilvl w:val="0"/>
-          <w:numId w:val="23"/>
+          <w:numId w:val="24"/>
         </w:numPr>
         <w:spacing w:lineRule="auto"/>
       </w:pPr>
@@ -5858,7 +5986,7 @@
       <w:pPr>
         <w:numPr>
           <w:ilvl w:val="0"/>
-          <w:numId w:val="23"/>
+          <w:numId w:val="24"/>
         </w:numPr>
         <w:spacing w:lineRule="auto"/>
       </w:pPr>
@@ -5881,7 +6009,7 @@
       <w:pPr>
         <w:numPr>
           <w:ilvl w:val="0"/>
-          <w:numId w:val="23"/>
+          <w:numId w:val="24"/>
         </w:numPr>
         <w:spacing w:lineRule="auto"/>
       </w:pPr>
@@ -5934,7 +6062,7 @@
       <w:pPr>
         <w:numPr>
           <w:ilvl w:val="0"/>
-          <w:numId w:val="23"/>
+          <w:numId w:val="24"/>
         </w:numPr>
         <w:spacing w:lineRule="auto"/>
       </w:pPr>
@@ -6100,7 +6228,7 @@
       <w:pPr>
         <w:numPr>
           <w:ilvl w:val="0"/>
-          <w:numId w:val="24"/>
+          <w:numId w:val="25"/>
         </w:numPr>
         <w:spacing w:lineRule="auto"/>
       </w:pPr>
@@ -6123,7 +6251,7 @@
       <w:pPr>
         <w:numPr>
           <w:ilvl w:val="0"/>
-          <w:numId w:val="24"/>
+          <w:numId w:val="25"/>
         </w:numPr>
         <w:spacing w:lineRule="auto"/>
       </w:pPr>
@@ -6146,7 +6274,7 @@
       <w:pPr>
         <w:numPr>
           <w:ilvl w:val="0"/>
-          <w:numId w:val="24"/>
+          <w:numId w:val="25"/>
         </w:numPr>
         <w:spacing w:lineRule="auto"/>
       </w:pPr>
@@ -6169,7 +6297,7 @@
       <w:pPr>
         <w:numPr>
           <w:ilvl w:val="0"/>
-          <w:numId w:val="24"/>
+          <w:numId w:val="25"/>
         </w:numPr>
         <w:spacing w:lineRule="auto"/>
       </w:pPr>
@@ -6192,7 +6320,7 @@
       <w:pPr>
         <w:numPr>
           <w:ilvl w:val="0"/>
-          <w:numId w:val="24"/>
+          <w:numId w:val="25"/>
         </w:numPr>
         <w:spacing w:lineRule="auto"/>
       </w:pPr>
@@ -9146,6 +9274,128 @@
     </w:lvl>
   </w:abstractNum>
   <w:abstractNum w:abstractNumId="24">
+    <w:lvl w:ilvl="0">
+      <w:start w:val="1"/>
+      <w:numFmt w:val="bullet"/>
+      <w:lvlText w:val=""/>
+      <w:lvlJc w:val="left"/>
+      <w:pPr>
+        <w:tabs>
+          <w:tab w:val="num" w:pos="720"/>
+        </w:tabs>
+        <w:ind w:left="720" w:hanging="360"/>
+      </w:pPr>
+      <w:rPr>
+        <w:rFonts w:ascii="Symbol" w:hAnsi="Symbol" w:hint="default"/>
+      </w:rPr>
+    </w:lvl>
+    <w:lvl w:ilvl="1">
+      <w:start w:val="1"/>
+      <w:numFmt w:val="bullet"/>
+      <w:lvlText w:val=""/>
+      <w:lvlJc w:val="left"/>
+      <w:pPr>
+        <w:tabs>
+          <w:tab w:val="num" w:pos="1440"/>
+        </w:tabs>
+        <w:ind w:left="1440" w:hanging="360"/>
+      </w:pPr>
+      <w:rPr>
+        <w:rFonts w:ascii="Symbol" w:hAnsi="Symbol" w:hint="default"/>
+      </w:rPr>
+    </w:lvl>
+    <w:lvl w:ilvl="2">
+      <w:start w:val="1"/>
+      <w:numFmt w:val="bullet"/>
+      <w:lvlText w:val=""/>
+      <w:lvlJc w:val="left"/>
+      <w:pPr>
+        <w:tabs>
+          <w:tab w:val="num" w:pos="2160"/>
+        </w:tabs>
+        <w:ind w:left="2160" w:hanging="360"/>
+      </w:pPr>
+      <w:rPr>
+        <w:rFonts w:ascii="Symbol" w:hAnsi="Symbol" w:hint="default"/>
+      </w:rPr>
+    </w:lvl>
+    <w:lvl w:ilvl="3">
+      <w:start w:val="1"/>
+      <w:numFmt w:val="bullet"/>
+      <w:lvlText w:val=""/>
+      <w:lvlJc w:val="left"/>
+      <w:pPr>
+        <w:tabs>
+          <w:tab w:val="num" w:pos="2880"/>
+        </w:tabs>
+        <w:ind w:left="2880" w:hanging="360"/>
+      </w:pPr>
+      <w:rPr>
+        <w:rFonts w:ascii="Symbol" w:hAnsi="Symbol" w:hint="default"/>
+      </w:rPr>
+    </w:lvl>
+    <w:lvl w:ilvl="4">
+      <w:start w:val="1"/>
+      <w:numFmt w:val="bullet"/>
+      <w:lvlText w:val=""/>
+      <w:lvlJc w:val="left"/>
+      <w:pPr>
+        <w:tabs>
+          <w:tab w:val="num" w:pos="3600"/>
+        </w:tabs>
+        <w:ind w:left="3600" w:hanging="360"/>
+      </w:pPr>
+      <w:rPr>
+        <w:rFonts w:ascii="Symbol" w:hAnsi="Symbol" w:hint="default"/>
+      </w:rPr>
+    </w:lvl>
+    <w:lvl w:ilvl="5">
+      <w:start w:val="1"/>
+      <w:numFmt w:val="bullet"/>
+      <w:lvlText w:val=""/>
+      <w:lvlJc w:val="left"/>
+      <w:pPr>
+        <w:tabs>
+          <w:tab w:val="num" w:pos="4320"/>
+        </w:tabs>
+        <w:ind w:left="4320" w:hanging="360"/>
+      </w:pPr>
+      <w:rPr>
+        <w:rFonts w:ascii="Symbol" w:hAnsi="Symbol" w:hint="default"/>
+      </w:rPr>
+    </w:lvl>
+    <w:lvl w:ilvl="6">
+      <w:start w:val="1"/>
+      <w:numFmt w:val="bullet"/>
+      <w:lvlText w:val=""/>
+      <w:lvlJc w:val="left"/>
+      <w:pPr>
+        <w:tabs>
+          <w:tab w:val="num" w:pos="5040"/>
+        </w:tabs>
+        <w:ind w:left="5040" w:hanging="360"/>
+      </w:pPr>
+      <w:rPr>
+        <w:rFonts w:ascii="Symbol" w:hAnsi="Symbol" w:hint="default"/>
+      </w:rPr>
+    </w:lvl>
+    <w:lvl w:ilvl="7">
+      <w:start w:val="1"/>
+      <w:numFmt w:val="bullet"/>
+      <w:lvlText w:val=""/>
+      <w:lvlJc w:val="left"/>
+      <w:pPr>
+        <w:tabs>
+          <w:tab w:val="num" w:pos="5760"/>
+        </w:tabs>
+        <w:ind w:left="5760" w:hanging="360"/>
+      </w:pPr>
+      <w:rPr>
+        <w:rFonts w:ascii="Symbol" w:hAnsi="Symbol" w:hint="default"/>
+      </w:rPr>
+    </w:lvl>
+  </w:abstractNum>
+  <w:abstractNum w:abstractNumId="25">
     <w:lvl w:ilvl="0">
       <w:start w:val="1"/>
       <w:numFmt w:val="bullet"/>
@@ -9338,6 +9588,9 @@
   </w:num>
   <w:num w:numId="24">
     <w:abstractNumId w:val="24"/>
+  </w:num>
+  <w:num w:numId="25">
+    <w:abstractNumId w:val="25"/>
   </w:num>
 </w:numbering>
 </file>

--- a/assets/najih-driss-cv-en-long.docx
+++ b/assets/najih-driss-cv-en-long.docx
@@ -762,7 +762,7 @@
           <w:color w:val="57606a"/>
           <w:sz w:val="20"/>
         </w:rPr>
-        <w:t xml:space="preserve">May 2026 – Present (6 months)</w:t>
+        <w:t xml:space="preserve">May 2026 – October 2026 (6 months)</w:t>
       </w:r>
     </w:p>
     <w:p>
